--- a/DOCS/word/TONG_HOP_BAN_GIAO_ANH_TUNE.docx
+++ b/DOCS/word/TONG_HOP_BAN_GIAO_ANH_TUNE.docx
@@ -1372,6 +1372,16 @@
               </w:rPr>
               <w:t>QLSX_BASE_URL</w:t>
             </w:r>
+            <w:r>
+              <w:t xml:space="preserve">, </w:t>
+            </w:r>
+            <w:r>
+              <w:rPr>
+                <w:rFonts w:ascii="Consolas" w:hAnsi="Consolas"/>
+                <w:sz w:val="19"/>
+              </w:rPr>
+              <w:t>EPL_ACC_CODE_API</w:t>
+            </w:r>
           </w:p>
         </w:tc>
         <w:tc>

--- a/DOCS/word/TONG_HOP_BAN_GIAO_ANH_TUNE.docx
+++ b/DOCS/word/TONG_HOP_BAN_GIAO_ANH_TUNE.docx
@@ -1016,6 +1016,154 @@
             </w:r>
             <w:r>
               <w:t xml:space="preserve"> NULL).</w:t>
+            </w:r>
+          </w:p>
+        </w:tc>
+      </w:tr>
+      <w:tr>
+        <w:tc>
+          <w:tcPr>
+            <w:tcW w:type="dxa" w:w="2160"/>
+          </w:tcPr>
+          <w:p>
+            <w:r/>
+            <w:r>
+              <w:t>GLS-QLSX-APIs</w:t>
+            </w:r>
+          </w:p>
+        </w:tc>
+        <w:tc>
+          <w:tcPr>
+            <w:tcW w:type="dxa" w:w="2160"/>
+          </w:tcPr>
+          <w:p>
+            <w:r/>
+            <w:r>
+              <w:rPr>
+                <w:rFonts w:ascii="Consolas" w:hAnsi="Consolas"/>
+                <w:sz w:val="19"/>
+              </w:rPr>
+              <w:t>feat/HonTunedaHai</w:t>
+            </w:r>
+          </w:p>
+        </w:tc>
+        <w:tc>
+          <w:tcPr>
+            <w:tcW w:type="dxa" w:w="2160"/>
+          </w:tcPr>
+          <w:p>
+            <w:r/>
+            <w:r>
+              <w:rPr>
+                <w:rFonts w:ascii="Consolas" w:hAnsi="Consolas"/>
+                <w:sz w:val="19"/>
+              </w:rPr>
+              <w:t>64ce7a4</w:t>
+            </w:r>
+          </w:p>
+        </w:tc>
+        <w:tc>
+          <w:tcPr>
+            <w:tcW w:type="dxa" w:w="2160"/>
+          </w:tcPr>
+          <w:p>
+            <w:r/>
+            <w:r>
+              <w:t xml:space="preserve">Vụ việc: có từ khoá thì gửi </w:t>
+            </w:r>
+            <w:r>
+              <w:rPr>
+                <w:rFonts w:ascii="Consolas" w:hAnsi="Consolas"/>
+                <w:sz w:val="19"/>
+              </w:rPr>
+              <w:t>q</w:t>
+            </w:r>
+            <w:r>
+              <w:t xml:space="preserve"> sang trang điều xe, tìm trên toàn bộ DO, Total đúng sau lọc; nguồn cũ thì lọc trong trang như trước.</w:t>
+            </w:r>
+          </w:p>
+        </w:tc>
+      </w:tr>
+      <w:tr>
+        <w:tc>
+          <w:tcPr>
+            <w:tcW w:type="dxa" w:w="2160"/>
+          </w:tcPr>
+          <w:p>
+            <w:r/>
+            <w:r>
+              <w:t>GLS-QLSX-Web</w:t>
+            </w:r>
+          </w:p>
+        </w:tc>
+        <w:tc>
+          <w:tcPr>
+            <w:tcW w:type="dxa" w:w="2160"/>
+          </w:tcPr>
+          <w:p>
+            <w:r/>
+            <w:r>
+              <w:rPr>
+                <w:rFonts w:ascii="Consolas" w:hAnsi="Consolas"/>
+                <w:sz w:val="19"/>
+              </w:rPr>
+              <w:t>feat/hontunedhai_Laos</w:t>
+            </w:r>
+          </w:p>
+        </w:tc>
+        <w:tc>
+          <w:tcPr>
+            <w:tcW w:type="dxa" w:w="2160"/>
+          </w:tcPr>
+          <w:p>
+            <w:r/>
+            <w:r>
+              <w:rPr>
+                <w:rFonts w:ascii="Consolas" w:hAnsi="Consolas"/>
+                <w:sz w:val="19"/>
+              </w:rPr>
+              <w:t>06a14189</w:t>
+            </w:r>
+          </w:p>
+        </w:tc>
+        <w:tc>
+          <w:tcPr>
+            <w:tcW w:type="dxa" w:w="2160"/>
+          </w:tcPr>
+          <w:p>
+            <w:r/>
+            <w:r>
+              <w:t xml:space="preserve">Phiếu thu / chi: </w:t>
+            </w:r>
+            <w:r>
+              <w:rPr>
+                <w:rFonts w:ascii="Consolas" w:hAnsi="Consolas"/>
+                <w:sz w:val="19"/>
+              </w:rPr>
+              <w:t>isCash</w:t>
+            </w:r>
+            <w:r>
+              <w:t xml:space="preserve"> theo hình thức thanh toán, tài khoản tiền mặc định tự điền đúng (gửi kèm loại tiền); </w:t>
+            </w:r>
+            <w:r>
+              <w:rPr>
+                <w:rFonts w:ascii="Consolas" w:hAnsi="Consolas"/>
+                <w:sz w:val="19"/>
+              </w:rPr>
+              <w:t>Amount</w:t>
+            </w:r>
+            <w:r>
+              <w:t xml:space="preserve"> / </w:t>
+            </w:r>
+            <w:r>
+              <w:rPr>
+                <w:rFonts w:ascii="Consolas" w:hAnsi="Consolas"/>
+                <w:sz w:val="19"/>
+              </w:rPr>
+              <w:t>BaseAmount</w:t>
+            </w:r>
+            <w:r>
+              <w:t xml:space="preserve"> header tách đúng nguyên tệ / quy đổi; phân loại theo mã loại chứng từ, không theo tên. Sửa mục 9 câu 1 · 2 · 6 tài liệu của anh.</w:t>
             </w:r>
           </w:p>
         </w:tc>

--- a/DOCS/word/TONG_HOP_BAN_GIAO_ANH_TUNE.docx
+++ b/DOCS/word/TONG_HOP_BAN_GIAO_ANH_TUNE.docx
@@ -70,7 +70,41 @@
         <w:t>HOP_DONG_API_KE_TOAN_ANH_TUNE</w:t>
       </w:r>
       <w:r>
-        <w:t xml:space="preserve"> (mục 8, 10, 12.9 – 12.12);</w:t>
+        <w:t xml:space="preserve"> (mục 0.1, 5, 8, 10, 12.9 – 12.12);</w:t>
+      </w:r>
+    </w:p>
+    <w:p>
+      <w:pPr>
+        <w:pStyle w:val="ListBullet"/>
+      </w:pPr>
+      <w:r>
+        <w:t xml:space="preserve">bản đồ nối </w:t>
+      </w:r>
+      <w:r>
+        <w:rPr>
+          <w:b/>
+        </w:rPr>
+        <w:t>NOI_API_ANH_TUNE</w:t>
+      </w:r>
+      <w:r>
+        <w:t>;</w:t>
+      </w:r>
+    </w:p>
+    <w:p>
+      <w:pPr>
+        <w:pStyle w:val="ListBullet"/>
+      </w:pPr>
+      <w:r>
+        <w:t xml:space="preserve">hướng dẫn triển khai </w:t>
+      </w:r>
+      <w:r>
+        <w:rPr>
+          <w:b/>
+        </w:rPr>
+        <w:t>HUONG_DAN_TRIEN_KHAI_ANH_TUNE</w:t>
+      </w:r>
+      <w:r>
+        <w:t xml:space="preserve"> (các bước đổi link, kiểm sau triển khai);</w:t>
       </w:r>
     </w:p>
     <w:p>
@@ -87,7 +121,7 @@
         <w:t>16</w:t>
       </w:r>
       <w:r>
-        <w:t xml:space="preserve"> trong tài liệu tổng hợp của anh: </w:t>
+        <w:t xml:space="preserve"> trong tài liệu hiện trạng của anh: </w:t>
       </w:r>
       <w:r>
         <w:rPr>
@@ -105,7 +139,27 @@
         <w:jc w:val="both"/>
       </w:pPr>
       <w:r>
-        <w:t xml:space="preserve">Mọi thứ dưới đây bên em thử trên </w:t>
+        <w:t xml:space="preserve">Source của anh đang đối chiếu: API </w:t>
+      </w:r>
+      <w:r>
+        <w:rPr>
+          <w:rFonts w:ascii="Consolas" w:hAnsi="Consolas"/>
+          <w:sz w:val="19"/>
+        </w:rPr>
+        <w:t>feat/HonTunedaHai@ce95b3c</w:t>
+      </w:r>
+      <w:r>
+        <w:t xml:space="preserve">, WEB </w:t>
+      </w:r>
+      <w:r>
+        <w:rPr>
+          <w:rFonts w:ascii="Consolas" w:hAnsi="Consolas"/>
+          <w:sz w:val="19"/>
+        </w:rPr>
+        <w:t>feat/hontunedhai_Laos@7e14421c</w:t>
+      </w:r>
+      <w:r>
+        <w:t xml:space="preserve">. Mọi thứ dưới đây bên em thử trên </w:t>
       </w:r>
       <w:r>
         <w:rPr>
@@ -124,7 +178,7 @@
         <w:t>demo-lao-api.goldensme.com</w:t>
       </w:r>
       <w:r>
-        <w:t xml:space="preserve"> chưa merge code mới. Anh triển khai xong thì đổi link theo mục 4.</w:t>
+        <w:t xml:space="preserve"> chưa merge code hai nhánh; anh triển khai xong thì đổi link theo mục 4.</w:t>
       </w:r>
     </w:p>
     <w:p>
@@ -135,7 +189,180 @@
         <w:rPr>
           <w:color w:val="145C4A"/>
         </w:rPr>
-        <w:t>1. Các luồng đã nối</w:t>
+        <w:t>0. Ranh giới tiền (chủ dự án chốt 01/10/2026)</w:t>
+      </w:r>
+    </w:p>
+    <w:p>
+      <w:pPr>
+        <w:pStyle w:val="ListBullet"/>
+      </w:pPr>
+      <w:r>
+        <w:rPr>
+          <w:b/>
+        </w:rPr>
+        <w:t>Bỏ phần tiền của trang kế toán tạm</w:t>
+      </w:r>
+      <w:r>
+        <w:t xml:space="preserve"> </w:t>
+      </w:r>
+      <w:r>
+        <w:rPr>
+          <w:rFonts w:ascii="Consolas" w:hAnsi="Consolas"/>
+          <w:sz w:val="19"/>
+        </w:rPr>
+        <w:t>EPL_KETOAN</w:t>
+      </w:r>
+      <w:r>
+        <w:t xml:space="preserve"> (cổng 8030). Trang đó chỉ còn là </w:t>
+      </w:r>
+      <w:r>
+        <w:rPr>
+          <w:b/>
+        </w:rPr>
+        <w:t>kho tạm</w:t>
+      </w:r>
+      <w:r>
+        <w:t>, tới khi nối hệ kho của anh Toàn.</w:t>
+      </w:r>
+    </w:p>
+    <w:p>
+      <w:pPr>
+        <w:pStyle w:val="ListBullet"/>
+      </w:pPr>
+      <w:r>
+        <w:rPr>
+          <w:b/>
+        </w:rPr>
+        <w:t>Số tiền trên trang kế toán tạm là số thử, bỏ hết</w:t>
+      </w:r>
+      <w:r>
+        <w:t>: hoá đơn, lần thu, đợt trả chủ xe, tất toán, trả nhà cung cấp, cấn trừ ở đó không mang sang.</w:t>
+      </w:r>
+    </w:p>
+    <w:p>
+      <w:pPr>
+        <w:pStyle w:val="ListBullet"/>
+      </w:pPr>
+      <w:r>
+        <w:rPr>
+          <w:b/>
+        </w:rPr>
+        <w:t>Cắt sổ 01/10:</w:t>
+      </w:r>
+      <w:r>
+        <w:t xml:space="preserve"> mọi DO đã khoá đều gửi SO sang hệ anh </w:t>
+      </w:r>
+      <w:r>
+        <w:rPr>
+          <w:b/>
+        </w:rPr>
+        <w:t>từ đầu</w:t>
+      </w:r>
+      <w:r>
+        <w:t xml:space="preserve">. Trang điều xe không còn chặn DO đã có hoá đơn / đã thu ở trang tạm; luật </w:t>
+      </w:r>
+      <w:r>
+        <w:rPr>
+          <w:rFonts w:ascii="Consolas" w:hAnsi="Consolas"/>
+          <w:sz w:val="19"/>
+        </w:rPr>
+        <w:t>DA_HOA_DON_TRANG_TAM</w:t>
+      </w:r>
+      <w:r>
+        <w:t xml:space="preserve"> đã bỏ.</w:t>
+      </w:r>
+    </w:p>
+    <w:p>
+      <w:pPr>
+        <w:pStyle w:val="ListBullet"/>
+      </w:pPr>
+      <w:r>
+        <w:rPr>
+          <w:b/>
+        </w:rPr>
+        <w:t>Khoản đi qua tiền</w:t>
+      </w:r>
+      <w:r>
+        <w:t xml:space="preserve"> thành </w:t>
+      </w:r>
+      <w:r>
+        <w:rPr>
+          <w:b/>
+        </w:rPr>
+        <w:t>phiếu chi / phiếu thu bên anh</w:t>
+      </w:r>
+      <w:r>
+        <w:t xml:space="preserve">. Thủ quỹ bên anh chi / thu rồi </w:t>
+      </w:r>
+      <w:r>
+        <w:rPr>
+          <w:b/>
+        </w:rPr>
+        <w:t>ghi sổ</w:t>
+      </w:r>
+      <w:r>
+        <w:t>, trang điều xe đọc lại trạng thái.</w:t>
+      </w:r>
+    </w:p>
+    <w:p>
+      <w:pPr>
+        <w:pStyle w:val="ListBullet"/>
+      </w:pPr>
+      <w:r>
+        <w:rPr>
+          <w:b/>
+        </w:rPr>
+        <w:t>Khoản không qua tiền</w:t>
+      </w:r>
+      <w:r>
+        <w:t xml:space="preserve"> thành </w:t>
+      </w:r>
+      <w:r>
+        <w:rPr>
+          <w:b/>
+        </w:rPr>
+        <w:t>bút toán chờ gửi</w:t>
+      </w:r>
+      <w:r>
+        <w:t xml:space="preserve"> ở trang điều xe, đủ hai vế từng dòng bằng mã thật. Bên em giữ cho tới khi hệ anh có API bút toán (mục 5).</w:t>
+      </w:r>
+    </w:p>
+    <w:p>
+      <w:pPr>
+        <w:pStyle w:val="ListBullet"/>
+      </w:pPr>
+      <w:r>
+        <w:t xml:space="preserve">Trang điều xe </w:t>
+      </w:r>
+      <w:r>
+        <w:rPr>
+          <w:b/>
+        </w:rPr>
+        <w:t>thôi đẩy phong bì chứng từ</w:t>
+      </w:r>
+      <w:r>
+        <w:t xml:space="preserve"> </w:t>
+      </w:r>
+      <w:r>
+        <w:rPr>
+          <w:rFonts w:ascii="Consolas" w:hAnsi="Consolas"/>
+          <w:sz w:val="19"/>
+        </w:rPr>
+        <w:t>POST /api/v1/epl-lao/vouchers</w:t>
+      </w:r>
+      <w:r>
+        <w:t>. Hệ anh không cần dựng cửa đó.</w:t>
+      </w:r>
+    </w:p>
+    <w:p>
+      <w:pPr>
+        <w:pStyle w:val="Heading1"/>
+      </w:pPr>
+      <w:r>
+        <w:rPr>
+          <w:color w:val="145C4A"/>
+        </w:rPr>
+        <w:t>1. Các luồng</w:t>
       </w:r>
     </w:p>
     <w:tbl>
@@ -266,7 +493,7 @@
                 <w:rFonts w:ascii="Consolas" w:hAnsi="Consolas"/>
                 <w:sz w:val="19"/>
               </w:rPr>
-              <w:t>/api/handover/…</w:t>
+              <w:t>/api/handover/delivery-orders</w:t>
             </w:r>
           </w:p>
         </w:tc>
@@ -288,7 +515,17 @@
           <w:p>
             <w:r/>
             <w:r>
-              <w:t>đã sửa source (mục 2), chạy ở máy</w:t>
+              <w:t>chạy ở máy (</w:t>
+            </w:r>
+            <w:r>
+              <w:rPr>
+                <w:rFonts w:ascii="Consolas" w:hAnsi="Consolas"/>
+                <w:sz w:val="19"/>
+              </w:rPr>
+              <w:t>ce95b3c</w:t>
+            </w:r>
+            <w:r>
+              <w:t>)</w:t>
             </w:r>
           </w:p>
         </w:tc>
@@ -344,24 +581,7 @@
           <w:p>
             <w:r/>
             <w:r>
-              <w:t xml:space="preserve">đã tạo thật </w:t>
-            </w:r>
-            <w:r>
-              <w:rPr>
-                <w:rFonts w:ascii="Consolas" w:hAnsi="Consolas"/>
-                <w:sz w:val="19"/>
-              </w:rPr>
-              <w:t>TK-20261001-000162</w:t>
-            </w:r>
-            <w:r>
-              <w:t xml:space="preserve">, </w:t>
-            </w:r>
-            <w:r>
-              <w:rPr>
-                <w:rFonts w:ascii="Consolas" w:hAnsi="Consolas"/>
-                <w:sz w:val="19"/>
-              </w:rPr>
-              <w:t>…163</w:t>
+              <w:t>chạy ở máy; mọi DO đã khoá gửi được</w:t>
             </w:r>
           </w:p>
         </w:tc>
@@ -411,7 +631,7 @@
           <w:p>
             <w:r/>
             <w:r>
-              <w:t xml:space="preserve">khách </w:t>
+              <w:t xml:space="preserve">chạy: khách </w:t>
             </w:r>
             <w:r>
               <w:rPr>
@@ -439,6 +659,16 @@
                 <w:sz w:val="19"/>
               </w:rPr>
               <w:t>EPLTX-…</w:t>
+            </w:r>
+            <w:r>
+              <w:t xml:space="preserve">, nhà cung cấp </w:t>
+            </w:r>
+            <w:r>
+              <w:rPr>
+                <w:rFonts w:ascii="Consolas" w:hAnsi="Consolas"/>
+                <w:sz w:val="19"/>
+              </w:rPr>
+              <w:t>EPLNCC-…</w:t>
             </w:r>
           </w:p>
         </w:tc>
@@ -497,7 +727,7 @@
           <w:p>
             <w:r/>
             <w:r>
-              <w:t>chạy thật; ghi sổ xong (STATUS 12/13) thì xe mới xuất phát</w:t>
+              <w:t>chạy; ghi sổ xong (STATUS 12/13) thì xe mới xuất phát</w:t>
             </w:r>
           </w:p>
         </w:tc>
@@ -549,7 +779,7 @@
           <w:p>
             <w:r/>
             <w:r>
-              <w:t>chạy thật sau khi mở 4022</w:t>
+              <w:t>chạy</w:t>
             </w:r>
           </w:p>
         </w:tc>
@@ -580,7 +810,7 @@
                 <w:rFonts w:ascii="Consolas" w:hAnsi="Consolas"/>
                 <w:sz w:val="19"/>
               </w:rPr>
-              <w:t>cmpayment-receipt/save-and-commit</w:t>
+              <w:t>save-and-commit</w:t>
             </w:r>
             <w:r>
               <w:t>, "Chi khác" (DOTY 60)</w:t>
@@ -605,7 +835,7 @@
           <w:p>
             <w:r/>
             <w:r>
-              <w:t>chạy thật; ghi sổ xong thì phiếu xe thành "đã trả chủ xe"</w:t>
+              <w:t>chạy; ghi sổ xong thì phiếu xe "đã trả chủ xe"</w:t>
             </w:r>
           </w:p>
         </w:tc>
@@ -618,7 +848,13 @@
           <w:p>
             <w:r/>
             <w:r>
-              <w:t>Đọc lại trạng thái phiếu chi</w:t>
+              <w:rPr>
+                <w:b/>
+              </w:rPr>
+              <w:t>Chi mục V – VI</w:t>
+            </w:r>
+            <w:r>
+              <w:t xml:space="preserve"> (dòng quỹ trả ngay; thực tế chỉ mục V có)</w:t>
             </w:r>
           </w:p>
         </w:tc>
@@ -633,17 +869,10 @@
                 <w:rFonts w:ascii="Consolas" w:hAnsi="Consolas"/>
                 <w:sz w:val="19"/>
               </w:rPr>
-              <w:t>cmpayment-receipt/list</w:t>
-            </w:r>
-            <w:r>
-              <w:t xml:space="preserve">, </w:t>
-            </w:r>
-            <w:r>
-              <w:rPr>
-                <w:rFonts w:ascii="Consolas" w:hAnsi="Consolas"/>
-                <w:sz w:val="19"/>
-              </w:rPr>
-              <w:t>/{id}</w:t>
+              <w:t>save-and-commit</w:t>
+            </w:r>
+            <w:r>
+              <w:t>, "Chi khác" (DOTY 60)</w:t>
             </w:r>
           </w:p>
         </w:tc>
@@ -654,7 +883,7 @@
           <w:p>
             <w:r/>
             <w:r>
-              <w:t>—</w:t>
+              <w:t>xe nhà Nợ 614 (V) · 625 (VI) / Có 1011 · xe thuê Nợ 4022 / Có 1011</w:t>
             </w:r>
           </w:p>
         </w:tc>
@@ -665,7 +894,10 @@
           <w:p>
             <w:r/>
             <w:r>
-              <w:t>tự đọc lúc mở phiếu và trước khi cho xe chạy</w:t>
+              <w:rPr>
+                <w:b/>
+              </w:rPr>
+              <w:t>đang làm</w:t>
             </w:r>
           </w:p>
         </w:tc>
@@ -681,10 +913,10 @@
               <w:rPr>
                 <w:b/>
               </w:rPr>
-              <w:t>Công nợ khách</w:t>
-            </w:r>
-            <w:r>
-              <w:t xml:space="preserve"> (chỉ xem)</w:t>
+              <w:t>Tất toán tài xế</w:t>
+            </w:r>
+            <w:r>
+              <w:t>: chi bù / thu hoàn</w:t>
             </w:r>
           </w:p>
         </w:tc>
@@ -699,7 +931,10 @@
                 <w:rFonts w:ascii="Consolas" w:hAnsi="Consolas"/>
                 <w:sz w:val="19"/>
               </w:rPr>
-              <w:t>sales/debt/customer-detail</w:t>
+              <w:t>save-and-commit</w:t>
+            </w:r>
+            <w:r>
+              <w:t xml:space="preserve"> CMP "Chi khác" (60) · CMR "Thu khác" (17)</w:t>
             </w:r>
           </w:p>
         </w:tc>
@@ -710,7 +945,7 @@
           <w:p>
             <w:r/>
             <w:r>
-              <w:t>—</w:t>
+              <w:t>Nợ 1601 / Có tiền · Nợ tiền / Có 1601</w:t>
             </w:r>
           </w:p>
         </w:tc>
@@ -721,7 +956,10 @@
           <w:p>
             <w:r/>
             <w:r>
-              <w:t>màn Khách hàng → tab Công nợ</w:t>
+              <w:rPr>
+                <w:b/>
+              </w:rPr>
+              <w:t>đang làm</w:t>
             </w:r>
           </w:p>
         </w:tc>
@@ -734,7 +972,10 @@
           <w:p>
             <w:r/>
             <w:r>
-              <w:t>Rút phiếu chi chưa ghi sổ (xoá phiếu / huỷ đề nghị)</w:t>
+              <w:rPr>
+                <w:b/>
+              </w:rPr>
+              <w:t>Trả nhà cung cấp</w:t>
             </w:r>
           </w:p>
         </w:tc>
@@ -749,7 +990,10 @@
                 <w:rFonts w:ascii="Consolas" w:hAnsi="Consolas"/>
                 <w:sz w:val="19"/>
               </w:rPr>
-              <w:t>cmpayment-receipt/delete</w:t>
+              <w:t>save-and-commit</w:t>
+            </w:r>
+            <w:r>
+              <w:t>, "Chi khác" (DOTY 60)</w:t>
             </w:r>
           </w:p>
         </w:tc>
@@ -760,7 +1004,7 @@
           <w:p>
             <w:r/>
             <w:r>
-              <w:t>—</w:t>
+              <w:t>Nợ 4021 / Có tiền</w:t>
             </w:r>
           </w:p>
         </w:tc>
@@ -771,13 +1015,295 @@
           <w:p>
             <w:r/>
             <w:r>
-              <w:t>ghi sổ rồi thì không rút, báo đối soát</w:t>
+              <w:rPr>
+                <w:b/>
+              </w:rPr>
+              <w:t>đang làm</w:t>
+            </w:r>
+          </w:p>
+        </w:tc>
+      </w:tr>
+      <w:tr>
+        <w:tc>
+          <w:tcPr>
+            <w:tcW w:type="dxa" w:w="2160"/>
+          </w:tcPr>
+          <w:p>
+            <w:r/>
+            <w:r>
+              <w:rPr>
+                <w:b/>
+              </w:rPr>
+              <w:t>Bút toán chờ gửi</w:t>
+            </w:r>
+            <w:r>
+              <w:t xml:space="preserve"> (không qua tiền)</w:t>
+            </w:r>
+          </w:p>
+        </w:tc>
+        <w:tc>
+          <w:tcPr>
+            <w:tcW w:type="dxa" w:w="2160"/>
+          </w:tcPr>
+          <w:p>
+            <w:r/>
+            <w:r>
+              <w:t>chưa có đường bên anh</w:t>
+            </w:r>
+          </w:p>
+        </w:tc>
+        <w:tc>
+          <w:tcPr>
+            <w:tcW w:type="dxa" w:w="2160"/>
+          </w:tcPr>
+          <w:p>
+            <w:r/>
+            <w:r>
+              <w:t>thuê xe 621/4022 · ghi nợ NCC 625 · 614 / 4021 · quyết toán tạm ứng 625/1601</w:t>
+            </w:r>
+          </w:p>
+        </w:tc>
+        <w:tc>
+          <w:tcPr>
+            <w:tcW w:type="dxa" w:w="2160"/>
+          </w:tcPr>
+          <w:p>
+            <w:r/>
+            <w:r>
+              <w:rPr>
+                <w:b/>
+              </w:rPr>
+              <w:t>đang làm</w:t>
+            </w:r>
+            <w:r>
+              <w:t xml:space="preserve"> ở trang điều xe; chờ API bút toán</w:t>
+            </w:r>
+          </w:p>
+        </w:tc>
+      </w:tr>
+      <w:tr>
+        <w:tc>
+          <w:tcPr>
+            <w:tcW w:type="dxa" w:w="2160"/>
+          </w:tcPr>
+          <w:p>
+            <w:r/>
+            <w:r>
+              <w:t>Đọc lại trạng thái phiếu chi / thu</w:t>
+            </w:r>
+          </w:p>
+        </w:tc>
+        <w:tc>
+          <w:tcPr>
+            <w:tcW w:type="dxa" w:w="2160"/>
+          </w:tcPr>
+          <w:p>
+            <w:r/>
+            <w:r>
+              <w:rPr>
+                <w:rFonts w:ascii="Consolas" w:hAnsi="Consolas"/>
+                <w:sz w:val="19"/>
+              </w:rPr>
+              <w:t>cmpayment-receipt/list</w:t>
+            </w:r>
+            <w:r>
+              <w:t xml:space="preserve">, </w:t>
+            </w:r>
+            <w:r>
+              <w:rPr>
+                <w:rFonts w:ascii="Consolas" w:hAnsi="Consolas"/>
+                <w:sz w:val="19"/>
+              </w:rPr>
+              <w:t>/{id}</w:t>
+            </w:r>
+          </w:p>
+        </w:tc>
+        <w:tc>
+          <w:tcPr>
+            <w:tcW w:type="dxa" w:w="2160"/>
+          </w:tcPr>
+          <w:p>
+            <w:r/>
+            <w:r>
+              <w:t>—</w:t>
+            </w:r>
+          </w:p>
+        </w:tc>
+        <w:tc>
+          <w:tcPr>
+            <w:tcW w:type="dxa" w:w="2160"/>
+          </w:tcPr>
+          <w:p>
+            <w:r/>
+            <w:r>
+              <w:t>tự đọc lúc mở phiếu, trước khi cho xe chạy, khi bấm Cập nhật</w:t>
+            </w:r>
+          </w:p>
+        </w:tc>
+      </w:tr>
+      <w:tr>
+        <w:tc>
+          <w:tcPr>
+            <w:tcW w:type="dxa" w:w="2160"/>
+          </w:tcPr>
+          <w:p>
+            <w:r/>
+            <w:r>
+              <w:rPr>
+                <w:b/>
+              </w:rPr>
+              <w:t>Công nợ khách</w:t>
+            </w:r>
+            <w:r>
+              <w:t>, "đã thu" của từng SO (chỉ xem)</w:t>
+            </w:r>
+          </w:p>
+        </w:tc>
+        <w:tc>
+          <w:tcPr>
+            <w:tcW w:type="dxa" w:w="2160"/>
+          </w:tcPr>
+          <w:p>
+            <w:r/>
+            <w:r>
+              <w:rPr>
+                <w:rFonts w:ascii="Consolas" w:hAnsi="Consolas"/>
+                <w:sz w:val="19"/>
+              </w:rPr>
+              <w:t>sales/debt/customer-detail</w:t>
+            </w:r>
+          </w:p>
+        </w:tc>
+        <w:tc>
+          <w:tcPr>
+            <w:tcW w:type="dxa" w:w="2160"/>
+          </w:tcPr>
+          <w:p>
+            <w:r/>
+            <w:r>
+              <w:t>—</w:t>
+            </w:r>
+          </w:p>
+        </w:tc>
+        <w:tc>
+          <w:tcPr>
+            <w:tcW w:type="dxa" w:w="2160"/>
+          </w:tcPr>
+          <w:p>
+            <w:r/>
+            <w:r>
+              <w:t xml:space="preserve">màn Khách hàng → tab Công nợ; đề nghị thu đọc "thu một phần / đã thu" theo </w:t>
+            </w:r>
+            <w:r>
+              <w:rPr>
+                <w:rFonts w:ascii="Consolas" w:hAnsi="Consolas"/>
+                <w:sz w:val="19"/>
+              </w:rPr>
+              <w:t>OrderCode</w:t>
+            </w:r>
+          </w:p>
+        </w:tc>
+      </w:tr>
+      <w:tr>
+        <w:tc>
+          <w:tcPr>
+            <w:tcW w:type="dxa" w:w="2160"/>
+          </w:tcPr>
+          <w:p>
+            <w:r/>
+            <w:r>
+              <w:t>Rút phiếu chưa ghi sổ (xoá phiếu / huỷ đề nghị)</w:t>
+            </w:r>
+          </w:p>
+        </w:tc>
+        <w:tc>
+          <w:tcPr>
+            <w:tcW w:type="dxa" w:w="2160"/>
+          </w:tcPr>
+          <w:p>
+            <w:r/>
+            <w:r>
+              <w:rPr>
+                <w:rFonts w:ascii="Consolas" w:hAnsi="Consolas"/>
+                <w:sz w:val="19"/>
+              </w:rPr>
+              <w:t>cmpayment-receipt/delete</w:t>
+            </w:r>
+          </w:p>
+        </w:tc>
+        <w:tc>
+          <w:tcPr>
+            <w:tcW w:type="dxa" w:w="2160"/>
+          </w:tcPr>
+          <w:p>
+            <w:r/>
+            <w:r>
+              <w:t>—</w:t>
+            </w:r>
+          </w:p>
+        </w:tc>
+        <w:tc>
+          <w:tcPr>
+            <w:tcW w:type="dxa" w:w="2160"/>
+          </w:tcPr>
+          <w:p>
+            <w:r/>
+            <w:r>
+              <w:t>đã ghi sổ thì không rút, báo đối soát</w:t>
             </w:r>
           </w:p>
         </w:tc>
       </w:tr>
     </w:tbl>
     <w:p/>
+    <w:p>
+      <w:pPr>
+        <w:jc w:val="both"/>
+      </w:pPr>
+      <w:r>
+        <w:t xml:space="preserve">Phiếu bên em gửi vẫn mang </w:t>
+      </w:r>
+      <w:r>
+        <w:rPr>
+          <w:rFonts w:ascii="Consolas" w:hAnsi="Consolas"/>
+          <w:sz w:val="19"/>
+        </w:rPr>
+        <w:t>Header.Amount</w:t>
+      </w:r>
+      <w:r>
+        <w:t xml:space="preserve"> / </w:t>
+      </w:r>
+      <w:r>
+        <w:rPr>
+          <w:rFonts w:ascii="Consolas" w:hAnsi="Consolas"/>
+          <w:sz w:val="19"/>
+        </w:rPr>
+        <w:t>Header.BaseAmount</w:t>
+      </w:r>
+      <w:r>
+        <w:t xml:space="preserve"> = tổng các dòng. Từ </w:t>
+      </w:r>
+      <w:r>
+        <w:rPr>
+          <w:rFonts w:ascii="Consolas" w:hAnsi="Consolas"/>
+          <w:sz w:val="19"/>
+        </w:rPr>
+        <w:t>ce95b3c</w:t>
+      </w:r>
+      <w:r>
+        <w:t xml:space="preserve">, hệ anh tự tính lại tổng header từ </w:t>
+      </w:r>
+      <w:r>
+        <w:rPr>
+          <w:rFonts w:ascii="Consolas" w:hAnsi="Consolas"/>
+          <w:sz w:val="19"/>
+        </w:rPr>
+        <w:t>Entries</w:t>
+      </w:r>
+      <w:r>
+        <w:t xml:space="preserve"> (5 số lẻ, làm tròn nửa xa số 0), nên số header bên em không có thẩm quyền.</w:t>
+      </w:r>
+    </w:p>
     <w:p>
       <w:pPr>
         <w:pStyle w:val="Heading1"/>
@@ -934,7 +1460,17 @@
               <w:t>LogisticsSource</w:t>
             </w:r>
             <w:r>
-              <w:t xml:space="preserve"> (bỏ ghi cứng). DO hiện số phiếu, tên khách; tìm theo số xe, biển số.</w:t>
+              <w:t xml:space="preserve">, gửi </w:t>
+            </w:r>
+            <w:r>
+              <w:rPr>
+                <w:rFonts w:ascii="Consolas" w:hAnsi="Consolas"/>
+                <w:sz w:val="19"/>
+              </w:rPr>
+              <w:t>Authorization</w:t>
+            </w:r>
+            <w:r>
+              <w:t>. DO hiện số phiếu, tên khách; tìm theo số xe, biển số.</w:t>
             </w:r>
           </w:p>
         </w:tc>
@@ -1079,7 +1615,17 @@
               <w:t>q</w:t>
             </w:r>
             <w:r>
-              <w:t xml:space="preserve"> sang trang điều xe, tìm trên toàn bộ DO, Total đúng sau lọc; nguồn cũ thì lọc trong trang như trước.</w:t>
+              <w:t xml:space="preserve"> sang trang điều xe, tìm trên toàn bộ DO, Total đúng sau lọc; nguồn không hiểu </w:t>
+            </w:r>
+            <w:r>
+              <w:rPr>
+                <w:rFonts w:ascii="Consolas" w:hAnsi="Consolas"/>
+                <w:sz w:val="19"/>
+              </w:rPr>
+              <w:t>q</w:t>
+            </w:r>
+            <w:r>
+              <w:t xml:space="preserve"> thì lọc trong trang.</w:t>
             </w:r>
           </w:p>
         </w:tc>
@@ -1092,7 +1638,7 @@
           <w:p>
             <w:r/>
             <w:r>
-              <w:t>GLS-QLSX-Web</w:t>
+              <w:t>GLS-QLSX-APIs</w:t>
             </w:r>
           </w:p>
         </w:tc>
@@ -1107,7 +1653,7 @@
                 <w:rFonts w:ascii="Consolas" w:hAnsi="Consolas"/>
                 <w:sz w:val="19"/>
               </w:rPr>
-              <w:t>feat/hontunedhai_Laos</w:t>
+              <w:t>feat/HonTunedaHai</w:t>
             </w:r>
           </w:p>
         </w:tc>
@@ -1122,7 +1668,7 @@
                 <w:rFonts w:ascii="Consolas" w:hAnsi="Consolas"/>
                 <w:sz w:val="19"/>
               </w:rPr>
-              <w:t>06a14189</w:t>
+              <w:t>ce95b3c</w:t>
             </w:r>
           </w:p>
         </w:tc>
@@ -1133,37 +1679,55 @@
           <w:p>
             <w:r/>
             <w:r>
-              <w:t xml:space="preserve">Phiếu thu / chi: </w:t>
+              <w:t xml:space="preserve">Theo chuẩn QLSX: </w:t>
             </w:r>
             <w:r>
               <w:rPr>
                 <w:rFonts w:ascii="Consolas" w:hAnsi="Consolas"/>
                 <w:sz w:val="19"/>
               </w:rPr>
-              <w:t>isCash</w:t>
-            </w:r>
-            <w:r>
-              <w:t xml:space="preserve"> theo hình thức thanh toán, tài khoản tiền mặc định tự điền đúng (gửi kèm loại tiền); </w:t>
+              <w:t>CashVoucherReferenceService</w:t>
+            </w:r>
+            <w:r>
+              <w:t xml:space="preserve"> + </w:t>
             </w:r>
             <w:r>
               <w:rPr>
                 <w:rFonts w:ascii="Consolas" w:hAnsi="Consolas"/>
                 <w:sz w:val="19"/>
               </w:rPr>
-              <w:t>Amount</w:t>
-            </w:r>
-            <w:r>
-              <w:t xml:space="preserve"> / </w:t>
+              <w:t>LogisticsDeliveryOrderClient</w:t>
+            </w:r>
+            <w:r>
+              <w:t xml:space="preserve">, controller chỉ còn HTTP / claims / envelope; contract typed; </w:t>
+            </w:r>
+            <w:r>
+              <w:rPr>
+                <w:b/>
+              </w:rPr>
+              <w:t>thiếu `LogisticsSource:BaseUrl` → 503</w:t>
+            </w:r>
+            <w:r>
+              <w:t xml:space="preserve">, không còn mặc định 1506. </w:t>
             </w:r>
             <w:r>
               <w:rPr>
                 <w:rFonts w:ascii="Consolas" w:hAnsi="Consolas"/>
                 <w:sz w:val="19"/>
               </w:rPr>
-              <w:t>BaseAmount</w:t>
-            </w:r>
-            <w:r>
-              <w:t xml:space="preserve"> header tách đúng nguyên tệ / quy đổi; phân loại theo mã loại chứng từ, không theo tên. Sửa mục 9 câu 1 · 2 · 6 tài liệu của anh.</w:t>
+              <w:t>CashVoucherHeaderTotals</w:t>
+            </w:r>
+            <w:r>
+              <w:t xml:space="preserve">: create / save / save-and-commit </w:t>
+            </w:r>
+            <w:r>
+              <w:rPr>
+                <w:b/>
+              </w:rPr>
+              <w:t>tự tính tổng header</w:t>
+            </w:r>
+            <w:r>
+              <w:t xml:space="preserve"> từ dòng. Dòng IV/IC hay công nợ thiếu số tiền thì giữ số header client gửi.</w:t>
             </w:r>
           </w:p>
         </w:tc>
@@ -1217,7 +1781,145 @@
           <w:p>
             <w:r/>
             <w:r>
-              <w:t>Modal Vụ việc: thoát ký tự chuỗi nguồn; DO hiện số phiếu, xe, tài xế; tỷ giá đọc xuôi.</w:t>
+              <w:t>Modal Vụ việc: thoát ký tự chuỗi DO; DO hiện số phiếu, xe, tài xế; tỷ giá nhỏ hơn 1 đọc xuôi.</w:t>
+            </w:r>
+          </w:p>
+        </w:tc>
+      </w:tr>
+      <w:tr>
+        <w:tc>
+          <w:tcPr>
+            <w:tcW w:type="dxa" w:w="2160"/>
+          </w:tcPr>
+          <w:p>
+            <w:r/>
+            <w:r>
+              <w:t>GLS-QLSX-Web</w:t>
+            </w:r>
+          </w:p>
+        </w:tc>
+        <w:tc>
+          <w:tcPr>
+            <w:tcW w:type="dxa" w:w="2160"/>
+          </w:tcPr>
+          <w:p>
+            <w:r/>
+            <w:r>
+              <w:rPr>
+                <w:rFonts w:ascii="Consolas" w:hAnsi="Consolas"/>
+                <w:sz w:val="19"/>
+              </w:rPr>
+              <w:t>feat/hontunedhai_Laos</w:t>
+            </w:r>
+          </w:p>
+        </w:tc>
+        <w:tc>
+          <w:tcPr>
+            <w:tcW w:type="dxa" w:w="2160"/>
+          </w:tcPr>
+          <w:p>
+            <w:r/>
+            <w:r>
+              <w:rPr>
+                <w:rFonts w:ascii="Consolas" w:hAnsi="Consolas"/>
+                <w:sz w:val="19"/>
+              </w:rPr>
+              <w:t>06a14189</w:t>
+            </w:r>
+          </w:p>
+        </w:tc>
+        <w:tc>
+          <w:tcPr>
+            <w:tcW w:type="dxa" w:w="2160"/>
+          </w:tcPr>
+          <w:p>
+            <w:r/>
+            <w:r>
+              <w:t xml:space="preserve">Phiếu thu / chi: </w:t>
+            </w:r>
+            <w:r>
+              <w:rPr>
+                <w:rFonts w:ascii="Consolas" w:hAnsi="Consolas"/>
+                <w:sz w:val="19"/>
+              </w:rPr>
+              <w:t>isCash</w:t>
+            </w:r>
+            <w:r>
+              <w:t xml:space="preserve"> theo hình thức thanh toán; tài khoản tiền mặc định đọc đúng </w:t>
+            </w:r>
+            <w:r>
+              <w:rPr>
+                <w:rFonts w:ascii="Consolas" w:hAnsi="Consolas"/>
+                <w:sz w:val="19"/>
+              </w:rPr>
+              <w:t>AccountCode</w:t>
+            </w:r>
+            <w:r>
+              <w:t>, gửi kèm loại tiền; tổng xem trước tách nguyên tệ / quy đổi; phân loại theo mã loại chứng từ, không theo tên.</w:t>
+            </w:r>
+          </w:p>
+        </w:tc>
+      </w:tr>
+      <w:tr>
+        <w:tc>
+          <w:tcPr>
+            <w:tcW w:type="dxa" w:w="2160"/>
+          </w:tcPr>
+          <w:p>
+            <w:r/>
+            <w:r>
+              <w:t>GLS-QLSX-Web</w:t>
+            </w:r>
+          </w:p>
+        </w:tc>
+        <w:tc>
+          <w:tcPr>
+            <w:tcW w:type="dxa" w:w="2160"/>
+          </w:tcPr>
+          <w:p>
+            <w:r/>
+            <w:r>
+              <w:rPr>
+                <w:rFonts w:ascii="Consolas" w:hAnsi="Consolas"/>
+                <w:sz w:val="19"/>
+              </w:rPr>
+              <w:t>feat/hontunedhai_Laos</w:t>
+            </w:r>
+          </w:p>
+        </w:tc>
+        <w:tc>
+          <w:tcPr>
+            <w:tcW w:type="dxa" w:w="2160"/>
+          </w:tcPr>
+          <w:p>
+            <w:r/>
+            <w:r>
+              <w:rPr>
+                <w:rFonts w:ascii="Consolas" w:hAnsi="Consolas"/>
+                <w:sz w:val="19"/>
+              </w:rPr>
+              <w:t>7e14421c</w:t>
+            </w:r>
+          </w:p>
+        </w:tc>
+        <w:tc>
+          <w:tcPr>
+            <w:tcW w:type="dxa" w:w="2160"/>
+          </w:tcPr>
+          <w:p>
+            <w:r/>
+            <w:r>
+              <w:t xml:space="preserve">Đổi hình thức thanh toán / nội tệ / loại tiền khi đã có dòng: vế tiền các dòng đổi theo tài khoản mặc định mới, dòng tự chọn giữ nguyên. Đổi quốc gia khi đã có dòng: chặn trước khi nạp danh mục. Mã DOTY gom một chỗ. Sửa câu </w:t>
+            </w:r>
+            <w:r>
+              <w:rPr>
+                <w:rFonts w:ascii="Consolas" w:hAnsi="Consolas"/>
+                <w:sz w:val="19"/>
+              </w:rPr>
+              <w:t>lo.json</w:t>
+            </w:r>
+            <w:r>
+              <w:t>.</w:t>
             </w:r>
           </w:p>
         </w:tc>
@@ -1324,7 +2026,37 @@
         <w:jc w:val="both"/>
       </w:pPr>
       <w:r>
-        <w:t>Quốc gia 11 nay có 497 mã. Trong hai repo không chỗ nào ghi cứng 137 / 402.</w:t>
+        <w:t xml:space="preserve">Quốc gia 11 nay có 497 mã. Trong hai repo không chỗ nào ghi cứng 137 / 402, ngoài tệp nạp </w:t>
+      </w:r>
+      <w:r>
+        <w:rPr>
+          <w:rFonts w:ascii="Consolas" w:hAnsi="Consolas"/>
+          <w:sz w:val="19"/>
+        </w:rPr>
+        <w:t>20260909_country_account_import_lao.sql</w:t>
+      </w:r>
+      <w:r>
+        <w:t xml:space="preserve">. Muốn trả lại: xoá 1371 / 4021 / 4022 khi chưa có bút toán, rồi </w:t>
+      </w:r>
+      <w:r>
+        <w:rPr>
+          <w:rFonts w:ascii="Consolas" w:hAnsi="Consolas"/>
+          <w:sz w:val="19"/>
+        </w:rPr>
+        <w:t>lao-accounts/update</w:t>
+      </w:r>
+      <w:r>
+        <w:t xml:space="preserve"> 137 / 402 với </w:t>
+      </w:r>
+      <w:r>
+        <w:rPr>
+          <w:rFonts w:ascii="Consolas" w:hAnsi="Consolas"/>
+          <w:sz w:val="19"/>
+        </w:rPr>
+        <w:t>Posting=true</w:t>
+      </w:r>
+      <w:r>
+        <w:t>.</w:t>
       </w:r>
     </w:p>
     <w:p>
@@ -1365,7 +2097,13 @@
         <w:pStyle w:val="ListBullet"/>
       </w:pPr>
       <w:r>
-        <w:t xml:space="preserve">Đối tượng </w:t>
+        <w:rPr>
+          <w:b/>
+        </w:rPr>
+        <w:t>Đối tượng</w:t>
+      </w:r>
+      <w:r>
+        <w:t xml:space="preserve"> </w:t>
       </w:r>
       <w:r>
         <w:rPr>
@@ -1395,7 +2133,114 @@
         <w:t>EPLTX-</w:t>
       </w:r>
       <w:r>
-        <w:t>, hai SO ở mục 1, các phiếu chi thử. Phiếu chi thử chưa ghi sổ đã được rút.</w:t>
+        <w:t xml:space="preserve"> / </w:t>
+      </w:r>
+      <w:r>
+        <w:rPr>
+          <w:rFonts w:ascii="Consolas" w:hAnsi="Consolas"/>
+          <w:sz w:val="19"/>
+        </w:rPr>
+        <w:t>EPLNCC-</w:t>
+      </w:r>
+      <w:r>
+        <w:t xml:space="preserve">; một tài xế thử </w:t>
+      </w:r>
+      <w:r>
+        <w:rPr>
+          <w:rFonts w:ascii="Consolas" w:hAnsi="Consolas"/>
+          <w:sz w:val="19"/>
+        </w:rPr>
+        <w:t>EPLTX-THU01</w:t>
+      </w:r>
+      <w:r>
+        <w:t>.</w:t>
+      </w:r>
+    </w:p>
+    <w:p>
+      <w:pPr>
+        <w:pStyle w:val="ListBullet"/>
+      </w:pPr>
+      <w:r>
+        <w:rPr>
+          <w:b/>
+        </w:rPr>
+        <w:t>Hai SO thử</w:t>
+      </w:r>
+      <w:r>
+        <w:t xml:space="preserve"> </w:t>
+      </w:r>
+      <w:r>
+        <w:rPr>
+          <w:rFonts w:ascii="Consolas" w:hAnsi="Consolas"/>
+          <w:sz w:val="19"/>
+        </w:rPr>
+        <w:t>TK-20261001-000162</w:t>
+      </w:r>
+      <w:r>
+        <w:t xml:space="preserve"> (ຄຳຕຸ້ຍ, 905,85 USD) và </w:t>
+      </w:r>
+      <w:r>
+        <w:rPr>
+          <w:rFonts w:ascii="Consolas" w:hAnsi="Consolas"/>
+          <w:sz w:val="19"/>
+        </w:rPr>
+        <w:t>TK-20261001-000163</w:t>
+      </w:r>
+      <w:r>
+        <w:t xml:space="preserve"> (ນາງ ວັນນາ, 1.676,90 USD) là </w:t>
+      </w:r>
+      <w:r>
+        <w:rPr>
+          <w:b/>
+        </w:rPr>
+        <w:t>dữ liệu thử, nhờ anh huỷ</w:t>
+      </w:r>
+      <w:r>
+        <w:t>.</w:t>
+      </w:r>
+    </w:p>
+    <w:p>
+      <w:pPr>
+        <w:pStyle w:val="ListBullet"/>
+      </w:pPr>
+      <w:r>
+        <w:rPr>
+          <w:b/>
+        </w:rPr>
+        <w:t>Phiếu chi thử</w:t>
+      </w:r>
+      <w:r>
+        <w:t xml:space="preserve"> </w:t>
+      </w:r>
+      <w:r>
+        <w:rPr>
+          <w:rFonts w:ascii="Consolas" w:hAnsi="Consolas"/>
+          <w:sz w:val="19"/>
+        </w:rPr>
+        <w:t>1368-CTR-261001-…</w:t>
+      </w:r>
+      <w:r>
+        <w:t xml:space="preserve">, </w:t>
+      </w:r>
+      <w:r>
+        <w:rPr>
+          <w:rFonts w:ascii="Consolas" w:hAnsi="Consolas"/>
+          <w:sz w:val="19"/>
+        </w:rPr>
+        <w:t>1368-CKH-261001-00001</w:t>
+      </w:r>
+      <w:r>
+        <w:t xml:space="preserve">, </w:t>
+      </w:r>
+      <w:r>
+        <w:rPr>
+          <w:rFonts w:ascii="Consolas" w:hAnsi="Consolas"/>
+          <w:sz w:val="19"/>
+        </w:rPr>
+        <w:t>…00002</w:t>
+      </w:r>
+      <w:r>
+        <w:t>: phiếu chưa ghi sổ đã được rút.</w:t>
       </w:r>
     </w:p>
     <w:p>
@@ -1675,7 +2520,16 @@
               <w:t>/api/</w:t>
             </w:r>
             <w:r>
-              <w:t xml:space="preserve"> trang điều xe thật</w:t>
+              <w:t xml:space="preserve"> trang điều xe thật — </w:t>
+            </w:r>
+            <w:r>
+              <w:rPr>
+                <w:b/>
+              </w:rPr>
+              <w:t>bắt buộc</w:t>
+            </w:r>
+            <w:r>
+              <w:t>, thiếu thì màn Vụ việc báo 503</w:t>
             </w:r>
           </w:p>
         </w:tc>
@@ -1725,7 +2579,17 @@
           <w:p>
             <w:r/>
             <w:r>
-              <w:t>khoá Sếp tạo ở trang điều xe thật</w:t>
+              <w:t>khoá Sếp tạo ở trang điều xe thật (</w:t>
+            </w:r>
+            <w:r>
+              <w:rPr>
+                <w:rFonts w:ascii="Consolas" w:hAnsi="Consolas"/>
+                <w:sz w:val="19"/>
+              </w:rPr>
+              <w:t>POST /api/handover/tao-khoa</w:t>
+            </w:r>
+            <w:r>
+              <w:t>)</w:t>
             </w:r>
           </w:p>
         </w:tc>
@@ -1753,7 +2617,7 @@
                 <w:rFonts w:ascii="Consolas" w:hAnsi="Consolas"/>
                 <w:sz w:val="19"/>
               </w:rPr>
-              <w:t>LogisticsSalesPush:AllowedUserIds</w:t>
+              <w:t>LogisticsSource:Branches:&lt;BranchId&gt;</w:t>
             </w:r>
           </w:p>
         </w:tc>
@@ -1764,11 +2628,7 @@
           <w:p>
             <w:r/>
             <w:r>
-              <w:rPr>
-                <w:rFonts w:ascii="Consolas" w:hAnsi="Consolas"/>
-                <w:sz w:val="19"/>
-              </w:rPr>
-              <w:t>[846]</w:t>
+              <w:t>không đặt</w:t>
             </w:r>
           </w:p>
         </w:tc>
@@ -1779,6 +2639,70 @@
           <w:p>
             <w:r/>
             <w:r>
+              <w:t>chỉ khi chi nhánh có trang điều xe riêng</w:t>
+            </w:r>
+          </w:p>
+        </w:tc>
+      </w:tr>
+      <w:tr>
+        <w:tc>
+          <w:tcPr>
+            <w:tcW w:type="dxa" w:w="2160"/>
+          </w:tcPr>
+          <w:p>
+            <w:r/>
+            <w:r>
+              <w:t>API anh</w:t>
+            </w:r>
+          </w:p>
+        </w:tc>
+        <w:tc>
+          <w:tcPr>
+            <w:tcW w:type="dxa" w:w="2160"/>
+          </w:tcPr>
+          <w:p>
+            <w:r/>
+            <w:r>
+              <w:rPr>
+                <w:rFonts w:ascii="Consolas" w:hAnsi="Consolas"/>
+                <w:sz w:val="19"/>
+              </w:rPr>
+              <w:t>LogisticsSalesPush:Enabled</w:t>
+            </w:r>
+            <w:r>
+              <w:t xml:space="preserve">, </w:t>
+            </w:r>
+            <w:r>
+              <w:rPr>
+                <w:rFonts w:ascii="Consolas" w:hAnsi="Consolas"/>
+                <w:sz w:val="19"/>
+              </w:rPr>
+              <w:t>AllowedUserIds</w:t>
+            </w:r>
+          </w:p>
+        </w:tc>
+        <w:tc>
+          <w:tcPr>
+            <w:tcW w:type="dxa" w:w="2160"/>
+          </w:tcPr>
+          <w:p>
+            <w:r/>
+            <w:r>
+              <w:rPr>
+                <w:rFonts w:ascii="Consolas" w:hAnsi="Consolas"/>
+                <w:sz w:val="19"/>
+              </w:rPr>
+              <w:t>[846]</w:t>
+            </w:r>
+          </w:p>
+        </w:tc>
+        <w:tc>
+          <w:tcPr>
+            <w:tcW w:type="dxa" w:w="2160"/>
+          </w:tcPr>
+          <w:p>
+            <w:r/>
+            <w:r>
               <w:t xml:space="preserve">thêm </w:t>
             </w:r>
             <w:r>
@@ -1790,6 +2714,167 @@
             </w:r>
             <w:r>
               <w:t xml:space="preserve"> tài khoản tích hợp</w:t>
+            </w:r>
+          </w:p>
+        </w:tc>
+      </w:tr>
+      <w:tr>
+        <w:tc>
+          <w:tcPr>
+            <w:tcW w:type="dxa" w:w="2160"/>
+          </w:tcPr>
+          <w:p>
+            <w:r/>
+            <w:r>
+              <w:t>API anh</w:t>
+            </w:r>
+          </w:p>
+        </w:tc>
+        <w:tc>
+          <w:tcPr>
+            <w:tcW w:type="dxa" w:w="2160"/>
+          </w:tcPr>
+          <w:p>
+            <w:r/>
+            <w:r>
+              <w:rPr>
+                <w:rFonts w:ascii="Consolas" w:hAnsi="Consolas"/>
+                <w:sz w:val="19"/>
+              </w:rPr>
+              <w:t>LogisticsSalesPush:BusinessTypeId</w:t>
+            </w:r>
+            <w:r>
+              <w:t xml:space="preserve">, </w:t>
+            </w:r>
+            <w:r>
+              <w:rPr>
+                <w:rFonts w:ascii="Consolas" w:hAnsi="Consolas"/>
+                <w:sz w:val="19"/>
+              </w:rPr>
+              <w:t>AreaId</w:t>
+            </w:r>
+            <w:r>
+              <w:t xml:space="preserve">, </w:t>
+            </w:r>
+            <w:r>
+              <w:rPr>
+                <w:rFonts w:ascii="Consolas" w:hAnsi="Consolas"/>
+                <w:sz w:val="19"/>
+              </w:rPr>
+              <w:t>PosId</w:t>
+            </w:r>
+            <w:r>
+              <w:t xml:space="preserve">, </w:t>
+            </w:r>
+            <w:r>
+              <w:rPr>
+                <w:rFonts w:ascii="Consolas" w:hAnsi="Consolas"/>
+                <w:sz w:val="19"/>
+              </w:rPr>
+              <w:t>CounterId</w:t>
+            </w:r>
+            <w:r>
+              <w:t xml:space="preserve">, </w:t>
+            </w:r>
+            <w:r>
+              <w:rPr>
+                <w:rFonts w:ascii="Consolas" w:hAnsi="Consolas"/>
+                <w:sz w:val="19"/>
+              </w:rPr>
+              <w:t>TableId</w:t>
+            </w:r>
+          </w:p>
+        </w:tc>
+        <w:tc>
+          <w:tcPr>
+            <w:tcW w:type="dxa" w:w="2160"/>
+          </w:tcPr>
+          <w:p>
+            <w:r/>
+            <w:r>
+              <w:t>đủ năm mã</w:t>
+            </w:r>
+          </w:p>
+        </w:tc>
+        <w:tc>
+          <w:tcPr>
+            <w:tcW w:type="dxa" w:w="2160"/>
+          </w:tcPr>
+          <w:p>
+            <w:r/>
+            <w:r>
+              <w:t xml:space="preserve">thiếu một mã → 503 </w:t>
+            </w:r>
+            <w:r>
+              <w:rPr>
+                <w:rFonts w:ascii="Consolas" w:hAnsi="Consolas"/>
+                <w:sz w:val="19"/>
+              </w:rPr>
+              <w:t>LOGISTICS_CONFIG_REQUIRED</w:t>
+            </w:r>
+          </w:p>
+        </w:tc>
+      </w:tr>
+      <w:tr>
+        <w:tc>
+          <w:tcPr>
+            <w:tcW w:type="dxa" w:w="2160"/>
+          </w:tcPr>
+          <w:p>
+            <w:r/>
+            <w:r>
+              <w:t>WEB anh</w:t>
+            </w:r>
+          </w:p>
+        </w:tc>
+        <w:tc>
+          <w:tcPr>
+            <w:tcW w:type="dxa" w:w="2160"/>
+          </w:tcPr>
+          <w:p>
+            <w:r/>
+            <w:r>
+              <w:rPr>
+                <w:rFonts w:ascii="Consolas" w:hAnsi="Consolas"/>
+                <w:sz w:val="19"/>
+              </w:rPr>
+              <w:t>BACKOFFICE_API_URL</w:t>
+            </w:r>
+          </w:p>
+        </w:tc>
+        <w:tc>
+          <w:tcPr>
+            <w:tcW w:type="dxa" w:w="2160"/>
+          </w:tcPr>
+          <w:p>
+            <w:r/>
+            <w:r>
+              <w:rPr>
+                <w:rFonts w:ascii="Consolas" w:hAnsi="Consolas"/>
+                <w:sz w:val="19"/>
+              </w:rPr>
+              <w:t>Env=laoslocal</w:t>
+            </w:r>
+            <w:r>
+              <w:t xml:space="preserve"> trỏ 5090</w:t>
+            </w:r>
+          </w:p>
+        </w:tc>
+        <w:tc>
+          <w:tcPr>
+            <w:tcW w:type="dxa" w:w="2160"/>
+          </w:tcPr>
+          <w:p>
+            <w:r/>
+            <w:r>
+              <w:rPr>
+                <w:rFonts w:ascii="Consolas" w:hAnsi="Consolas"/>
+                <w:sz w:val="19"/>
+              </w:rPr>
+              <w:t>Env=laos</w:t>
+            </w:r>
+            <w:r>
+              <w:t xml:space="preserve"> trỏ API host</w:t>
             </w:r>
           </w:p>
         </w:tc>
@@ -1953,19 +3038,10 @@
               <w:rPr>
                 <w:b/>
               </w:rPr>
-              <w:t>Bút toán chi phí thuê xe</w:t>
-            </w:r>
-            <w:r>
-              <w:t xml:space="preserve"> </w:t>
-            </w:r>
-            <w:r>
-              <w:rPr>
-                <w:i/>
-              </w:rPr>
-              <w:t>Nợ 621 / Có 4022</w:t>
-            </w:r>
-            <w:r>
-              <w:t xml:space="preserve"> (không qua tiền)</w:t>
+              <w:t>API bút toán</w:t>
+            </w:r>
+            <w:r>
+              <w:t xml:space="preserve"> (không qua tiền) cho mọi bút toán chờ gửi: thuê xe 621/4022, ghi nợ nhà cung cấp 625 · 614 / 4021, quyết toán tạm ứng 625/1601</w:t>
             </w:r>
           </w:p>
         </w:tc>
@@ -1976,7 +3052,7 @@
           <w:p>
             <w:r/>
             <w:r>
-              <w:t xml:space="preserve">Source chưa có chứng từ bút toán tổng hợp; định nghĩa thủ tục sổ cái chỉ nằm trong DB. Bên em đề nghị đường </w:t>
+              <w:t xml:space="preserve">Source chưa có chứng từ bút toán tổng hợp; định nghĩa thủ tục sổ cái chỉ nằm trong DB. Đề nghị </w:t>
             </w:r>
             <w:r>
               <w:rPr>
@@ -1996,7 +3072,7 @@
               <w:t>/reverse</w:t>
             </w:r>
             <w:r>
-              <w:t>), xem hợp đồng 12.12.4.</w:t>
+              <w:t>), khoá chống trùng theo nguồn; hợp đồng 12.12.4</w:t>
             </w:r>
           </w:p>
         </w:tc>
@@ -2007,7 +3083,7 @@
           <w:p>
             <w:r/>
             <w:r>
-              <w:t xml:space="preserve">bên em làm khi đọc được cấu trúc sổ cái (chủ dự án cấp quyền đọc DB, hoặc anh gửi định nghĩa </w:t>
+              <w:t xml:space="preserve">anh duyệt, hoặc gửi định nghĩa </w:t>
             </w:r>
             <w:r>
               <w:rPr>
@@ -2017,7 +3093,7 @@
               <w:t>sp_PostTing_GeneralLedger</w:t>
             </w:r>
             <w:r>
-              <w:t>)</w:t>
+              <w:t xml:space="preserve"> (hay chủ dự án cấp quyền đọc DB) để bên em viết</w:t>
             </w:r>
           </w:p>
         </w:tc>
@@ -2033,7 +3109,7 @@
               <w:rPr>
                 <w:b/>
               </w:rPr>
-              <w:t>Tài khoản tích hợp</w:t>
+              <w:t>Huỷ hai SO thử</w:t>
             </w:r>
             <w:r>
               <w:t xml:space="preserve"> </w:t>
@@ -2043,10 +3119,17 @@
                 <w:rFonts w:ascii="Consolas" w:hAnsi="Consolas"/>
                 <w:sz w:val="19"/>
               </w:rPr>
-              <w:t>epl_logistics</w:t>
-            </w:r>
-            <w:r>
-              <w:t xml:space="preserve"> thay token cá nhân</w:t>
+              <w:t>…162</w:t>
+            </w:r>
+            <w:r>
+              <w:t xml:space="preserve">, </w:t>
+            </w:r>
+            <w:r>
+              <w:rPr>
+                <w:rFonts w:ascii="Consolas" w:hAnsi="Consolas"/>
+                <w:sz w:val="19"/>
+              </w:rPr>
+              <w:t>…163</w:t>
             </w:r>
           </w:p>
         </w:tc>
@@ -2057,27 +3140,7 @@
           <w:p>
             <w:r/>
             <w:r>
-              <w:t xml:space="preserve">Tệp tạo đã sẵn: nhân viên </w:t>
-            </w:r>
-            <w:r>
-              <w:rPr>
-                <w:rFonts w:ascii="Consolas" w:hAnsi="Consolas"/>
-                <w:sz w:val="19"/>
-              </w:rPr>
-              <w:t>EPL-TICHHOP</w:t>
-            </w:r>
-            <w:r>
-              <w:t xml:space="preserve"> chi nhánh 1368, cùng nhóm quyền người gửi hiện nay, mật khẩu chỉ nằm trong </w:t>
-            </w:r>
-            <w:r>
-              <w:rPr>
-                <w:rFonts w:ascii="Consolas" w:hAnsi="Consolas"/>
-                <w:sz w:val="19"/>
-              </w:rPr>
-              <w:t>.env</w:t>
-            </w:r>
-            <w:r>
-              <w:t>. Chủ dự án chạy tệp.</w:t>
+              <w:t>dữ liệu thử</w:t>
             </w:r>
           </w:p>
         </w:tc>
@@ -2088,17 +3151,17 @@
           <w:p>
             <w:r/>
             <w:r>
-              <w:t xml:space="preserve">chủ dự án chạy; anh thêm </w:t>
+              <w:t xml:space="preserve">anh. Huỷ xong, anh cho bên em biết gửi lại hai DO đó thế nào: khoá chống trùng cũ </w:t>
             </w:r>
             <w:r>
               <w:rPr>
                 <w:rFonts w:ascii="Consolas" w:hAnsi="Consolas"/>
                 <w:sz w:val="19"/>
               </w:rPr>
-              <w:t>UserId</w:t>
-            </w:r>
-            <w:r>
-              <w:t xml:space="preserve"> vào cấu hình host</w:t>
+              <w:t>logistics:EPLLAO-&lt;Trip.id&gt;</w:t>
+            </w:r>
+            <w:r>
+              <w:t xml:space="preserve"> vẫn còn bên anh</w:t>
             </w:r>
           </w:p>
         </w:tc>
@@ -2114,20 +3177,20 @@
               <w:rPr>
                 <w:b/>
               </w:rPr>
-              <w:t>Tiền USD</w:t>
-            </w:r>
-            <w:r>
-              <w:t xml:space="preserve"> (</w:t>
+              <w:t>Tài khoản tích hợp</w:t>
+            </w:r>
+            <w:r>
+              <w:t xml:space="preserve"> </w:t>
             </w:r>
             <w:r>
               <w:rPr>
                 <w:rFonts w:ascii="Consolas" w:hAnsi="Consolas"/>
                 <w:sz w:val="19"/>
               </w:rPr>
-              <w:t>CurrencyId</w:t>
-            </w:r>
-            <w:r>
-              <w:t xml:space="preserve"> 2) đang tắt</w:t>
+              <w:t>epl_logistics</w:t>
+            </w:r>
+            <w:r>
+              <w:t xml:space="preserve"> thay token cá nhân (hết hạn 10/10/2026)</w:t>
             </w:r>
           </w:p>
         </w:tc>
@@ -2138,14 +3201,27 @@
           <w:p>
             <w:r/>
             <w:r>
-              <w:t xml:space="preserve">Bên em tạm đặt </w:t>
+              <w:t xml:space="preserve">Tệp tạo đã sẵn: nhân viên </w:t>
             </w:r>
             <w:r>
               <w:rPr>
                 <w:rFonts w:ascii="Consolas" w:hAnsi="Consolas"/>
                 <w:sz w:val="19"/>
               </w:rPr>
-              <w:t>QLSX_TIEN_USD=2</w:t>
+              <w:t>EPL-TICHHOP</w:t>
+            </w:r>
+            <w:r>
+              <w:t xml:space="preserve"> chi nhánh 1368, cùng nhóm quyền người gửi hiện nay, mật khẩu chỉ nằm trong </w:t>
+            </w:r>
+            <w:r>
+              <w:rPr>
+                <w:rFonts w:ascii="Consolas" w:hAnsi="Consolas"/>
+                <w:sz w:val="19"/>
+              </w:rPr>
+              <w:t>.env</w:t>
+            </w:r>
+            <w:r>
+              <w:t>. Chủ dự án chạy tệp</w:t>
             </w:r>
           </w:p>
         </w:tc>
@@ -2156,7 +3232,17 @@
           <w:p>
             <w:r/>
             <w:r>
-              <w:t>anh bật trong danh mục tiền tệ</w:t>
+              <w:t xml:space="preserve">chủ dự án chạy; anh thêm </w:t>
+            </w:r>
+            <w:r>
+              <w:rPr>
+                <w:rFonts w:ascii="Consolas" w:hAnsi="Consolas"/>
+                <w:sz w:val="19"/>
+              </w:rPr>
+              <w:t>UserId</w:t>
+            </w:r>
+            <w:r>
+              <w:t xml:space="preserve"> vào cấu hình host</w:t>
             </w:r>
           </w:p>
         </w:tc>
@@ -2169,25 +3255,23 @@
           <w:p>
             <w:r/>
             <w:r>
-              <w:t xml:space="preserve">Bút toán riêng cho </w:t>
-            </w:r>
-            <w:r>
               <w:rPr>
                 <w:b/>
               </w:rPr>
-              <w:t>phí 2 %</w:t>
-            </w:r>
-            <w:r>
-              <w:t xml:space="preserve"> và </w:t>
+              <w:t>Cờ phân loại loại chứng từ</w:t>
+            </w:r>
+            <w:r>
+              <w:t xml:space="preserve"> ở </w:t>
             </w:r>
             <w:r>
               <w:rPr>
-                <w:b/>
+                <w:rFonts w:ascii="Consolas" w:hAnsi="Consolas"/>
+                <w:sz w:val="19"/>
               </w:rPr>
-              <w:t>trừ quá tải</w:t>
-            </w:r>
-            <w:r>
-              <w:t xml:space="preserve"> xe thuê</w:t>
+              <w:t>document-types</w:t>
+            </w:r>
+            <w:r>
+              <w:t xml:space="preserve"> (công nợ / khác / "Chi trước")</w:t>
             </w:r>
           </w:p>
         </w:tc>
@@ -2198,7 +3282,7 @@
           <w:p>
             <w:r/>
             <w:r>
-              <w:t>chưa có tài khoản</w:t>
+              <w:t>WEB và API đang ghi cứng 58/60, 15/17; phiếu "Chi trước" (59) tạm ứng bên em tạo không có trong ô chọn của WEB</w:t>
             </w:r>
           </w:p>
         </w:tc>
@@ -2209,7 +3293,7 @@
           <w:p>
             <w:r/>
             <w:r>
-              <w:t>anh Khampla chốt</w:t>
+              <w:t>anh</w:t>
             </w:r>
           </w:p>
         </w:tc>
@@ -2222,7 +3306,23 @@
           <w:p>
             <w:r/>
             <w:r>
-              <w:t>Màn "Tài khoản" ở hồ sơ nhân viên bên WEB</w:t>
+              <w:rPr>
+                <w:b/>
+              </w:rPr>
+              <w:t>Tiền USD</w:t>
+            </w:r>
+            <w:r>
+              <w:t xml:space="preserve"> (</w:t>
+            </w:r>
+            <w:r>
+              <w:rPr>
+                <w:rFonts w:ascii="Consolas" w:hAnsi="Consolas"/>
+                <w:sz w:val="19"/>
+              </w:rPr>
+              <w:t>CurrencyId</w:t>
+            </w:r>
+            <w:r>
+              <w:t xml:space="preserve"> 2) đang tắt</w:t>
             </w:r>
           </w:p>
         </w:tc>
@@ -2233,14 +3333,14 @@
           <w:p>
             <w:r/>
             <w:r>
-              <w:t xml:space="preserve">chưa nối API </w:t>
+              <w:t xml:space="preserve">Bên em tạm đặt </w:t>
             </w:r>
             <w:r>
               <w:rPr>
                 <w:rFonts w:ascii="Consolas" w:hAnsi="Consolas"/>
                 <w:sz w:val="19"/>
               </w:rPr>
-              <w:t>account/upsert</w:t>
+              <w:t>QLSX_TIEN_USD=2</w:t>
             </w:r>
           </w:p>
         </w:tc>
@@ -2251,7 +3351,205 @@
           <w:p>
             <w:r/>
             <w:r>
+              <w:t>anh bật trong danh mục tiền tệ</w:t>
+            </w:r>
+          </w:p>
+        </w:tc>
+      </w:tr>
+      <w:tr>
+        <w:tc>
+          <w:tcPr>
+            <w:tcW w:type="dxa" w:w="2880"/>
+          </w:tcPr>
+          <w:p>
+            <w:r/>
+            <w:r>
+              <w:rPr>
+                <w:b/>
+              </w:rPr>
+              <w:t>Log kiểm toán</w:t>
+            </w:r>
+            <w:r>
+              <w:t xml:space="preserve"> "Đặt log sai" (</w:t>
+            </w:r>
+            <w:r>
+              <w:rPr>
+                <w:rFonts w:ascii="Consolas" w:hAnsi="Consolas"/>
+                <w:sz w:val="19"/>
+              </w:rPr>
+              <w:t>ApiAuditAutoLogFilter.cs:27</w:t>
+            </w:r>
+            <w:r>
+              <w:t>)</w:t>
+            </w:r>
+          </w:p>
+        </w:tc>
+        <w:tc>
+          <w:tcPr>
+            <w:tcW w:type="dxa" w:w="2880"/>
+          </w:tcPr>
+          <w:p>
+            <w:r/>
+            <w:r>
+              <w:t>lệnh vẫn chạy, nhật ký không ghi</w:t>
+            </w:r>
+          </w:p>
+        </w:tc>
+        <w:tc>
+          <w:tcPr>
+            <w:tcW w:type="dxa" w:w="2880"/>
+          </w:tcPr>
+          <w:p>
+            <w:r/>
+            <w:r>
+              <w:t>anh xem</w:t>
+            </w:r>
+          </w:p>
+        </w:tc>
+      </w:tr>
+      <w:tr>
+        <w:tc>
+          <w:tcPr>
+            <w:tcW w:type="dxa" w:w="2880"/>
+          </w:tcPr>
+          <w:p>
+            <w:r/>
+            <w:r>
+              <w:t xml:space="preserve">Bút toán riêng cho </w:t>
+            </w:r>
+            <w:r>
+              <w:rPr>
+                <w:b/>
+              </w:rPr>
+              <w:t>phí 2 %</w:t>
+            </w:r>
+            <w:r>
+              <w:t xml:space="preserve"> và </w:t>
+            </w:r>
+            <w:r>
+              <w:rPr>
+                <w:b/>
+              </w:rPr>
+              <w:t>trừ quá tải</w:t>
+            </w:r>
+            <w:r>
+              <w:t xml:space="preserve"> xe thuê</w:t>
+            </w:r>
+          </w:p>
+        </w:tc>
+        <w:tc>
+          <w:tcPr>
+            <w:tcW w:type="dxa" w:w="2880"/>
+          </w:tcPr>
+          <w:p>
+            <w:r/>
+            <w:r>
+              <w:t>chưa có tài khoản</w:t>
+            </w:r>
+          </w:p>
+        </w:tc>
+        <w:tc>
+          <w:tcPr>
+            <w:tcW w:type="dxa" w:w="2880"/>
+          </w:tcPr>
+          <w:p>
+            <w:r/>
+            <w:r>
+              <w:t>anh Khampla chốt</w:t>
+            </w:r>
+          </w:p>
+        </w:tc>
+      </w:tr>
+      <w:tr>
+        <w:tc>
+          <w:tcPr>
+            <w:tcW w:type="dxa" w:w="2880"/>
+          </w:tcPr>
+          <w:p>
+            <w:r/>
+            <w:r>
+              <w:t>Màn "Tài khoản" ở hồ sơ nhân viên bên WEB</w:t>
+            </w:r>
+          </w:p>
+        </w:tc>
+        <w:tc>
+          <w:tcPr>
+            <w:tcW w:type="dxa" w:w="2880"/>
+          </w:tcPr>
+          <w:p>
+            <w:r/>
+            <w:r>
+              <w:t xml:space="preserve">chưa nối API </w:t>
+            </w:r>
+            <w:r>
+              <w:rPr>
+                <w:rFonts w:ascii="Consolas" w:hAnsi="Consolas"/>
+                <w:sz w:val="19"/>
+              </w:rPr>
+              <w:t>account/upsert</w:t>
+            </w:r>
+          </w:p>
+        </w:tc>
+        <w:tc>
+          <w:tcPr>
+            <w:tcW w:type="dxa" w:w="2880"/>
+          </w:tcPr>
+          <w:p>
+            <w:r/>
+            <w:r>
               <w:t>anh</w:t>
+            </w:r>
+          </w:p>
+        </w:tc>
+      </w:tr>
+      <w:tr>
+        <w:tc>
+          <w:tcPr>
+            <w:tcW w:type="dxa" w:w="2880"/>
+          </w:tcPr>
+          <w:p>
+            <w:r/>
+            <w:r>
+              <w:t xml:space="preserve">Chạy lại vòng nối kế toán với </w:t>
+            </w:r>
+            <w:r>
+              <w:rPr>
+                <w:rFonts w:ascii="Consolas" w:hAnsi="Consolas"/>
+                <w:sz w:val="19"/>
+              </w:rPr>
+              <w:t>ce95b3c</w:t>
+            </w:r>
+          </w:p>
+        </w:tc>
+        <w:tc>
+          <w:tcPr>
+            <w:tcW w:type="dxa" w:w="2880"/>
+          </w:tcPr>
+          <w:p>
+            <w:r/>
+            <w:r>
+              <w:t xml:space="preserve">8 bài đạt trên </w:t>
+            </w:r>
+            <w:r>
+              <w:rPr>
+                <w:rFonts w:ascii="Consolas" w:hAnsi="Consolas"/>
+                <w:sz w:val="19"/>
+              </w:rPr>
+              <w:t>64ce7a4</w:t>
+            </w:r>
+            <w:r>
+              <w:t>; tổng header nay máy chủ tính</w:t>
+            </w:r>
+          </w:p>
+        </w:tc>
+        <w:tc>
+          <w:tcPr>
+            <w:tcW w:type="dxa" w:w="2880"/>
+          </w:tcPr>
+          <w:p>
+            <w:r/>
+            <w:r>
+              <w:t>bên em</w:t>
             </w:r>
           </w:p>
         </w:tc>
@@ -2302,7 +3600,7 @@
         <w:pStyle w:val="ListBullet"/>
       </w:pPr>
       <w:r>
-        <w:t xml:space="preserve">Bảng nối API: </w:t>
+        <w:t xml:space="preserve">Bản đồ nối API: </w:t>
       </w:r>
       <w:r>
         <w:rPr>
@@ -2399,6 +3697,21 @@
           <w:sz w:val="19"/>
         </w:rPr>
         <w:t>kiem/thu_dinh_khoan.py</w:t>
+      </w:r>
+    </w:p>
+    <w:p>
+      <w:pPr>
+        <w:pStyle w:val="ListBullet2"/>
+      </w:pPr>
+      <w:r>
+        <w:rPr>
+          <w:rFonts w:ascii="Consolas" w:hAnsi="Consolas"/>
+          <w:sz w:val="19"/>
+        </w:rPr>
+        <w:t>kiem/thu_tat_toan_tune.py</w:t>
+      </w:r>
+      <w:r>
+        <w:t xml:space="preserve"> (đang làm, cùng phần tất toán / trả nhà cung cấp)</w:t>
       </w:r>
     </w:p>
     <w:sectPr>

--- a/DOCS/word/TONG_HOP_BAN_GIAO_ANH_TUNE.docx
+++ b/DOCS/word/TONG_HOP_BAN_GIAO_ANH_TUNE.docx
@@ -139,14 +139,14 @@
         <w:jc w:val="both"/>
       </w:pPr>
       <w:r>
-        <w:t xml:space="preserve">Source của anh đang đối chiếu: API </w:t>
+        <w:t xml:space="preserve">Source đang đối chiếu: API </w:t>
       </w:r>
       <w:r>
         <w:rPr>
           <w:rFonts w:ascii="Consolas" w:hAnsi="Consolas"/>
           <w:sz w:val="19"/>
         </w:rPr>
-        <w:t>feat/HonTunedaHai@ce95b3c</w:t>
+        <w:t>feat/HonTunedaHai@ae0e7f6</w:t>
       </w:r>
       <w:r>
         <w:t xml:space="preserve">, WEB </w:t>
@@ -156,7 +156,47 @@
           <w:rFonts w:ascii="Consolas" w:hAnsi="Consolas"/>
           <w:sz w:val="19"/>
         </w:rPr>
-        <w:t>feat/hontunedhai_Laos@7e14421c</w:t>
+        <w:t>feat/hontunedhai_Laos@77bcb0a1</w:t>
+      </w:r>
+      <w:r>
+        <w:t xml:space="preserve">; trang điều xe </w:t>
+      </w:r>
+      <w:r>
+        <w:rPr>
+          <w:rFonts w:ascii="Consolas" w:hAnsi="Consolas"/>
+          <w:sz w:val="19"/>
+        </w:rPr>
+        <w:t>f85078b</w:t>
+      </w:r>
+      <w:r>
+        <w:t xml:space="preserve">, </w:t>
+      </w:r>
+      <w:r>
+        <w:rPr>
+          <w:rFonts w:ascii="Consolas" w:hAnsi="Consolas"/>
+          <w:sz w:val="19"/>
+        </w:rPr>
+        <w:t>ca7b630</w:t>
+      </w:r>
+      <w:r>
+        <w:t xml:space="preserve">, </w:t>
+      </w:r>
+      <w:r>
+        <w:rPr>
+          <w:rFonts w:ascii="Consolas" w:hAnsi="Consolas"/>
+          <w:sz w:val="19"/>
+        </w:rPr>
+        <w:t>938b007</w:t>
+      </w:r>
+      <w:r>
+        <w:t xml:space="preserve">; kho tạm </w:t>
+      </w:r>
+      <w:r>
+        <w:rPr>
+          <w:rFonts w:ascii="Consolas" w:hAnsi="Consolas"/>
+          <w:sz w:val="19"/>
+        </w:rPr>
+        <w:t>EPL_KETOAN@1d8d91c</w:t>
       </w:r>
       <w:r>
         <w:t xml:space="preserve">. Mọi thứ dưới đây bên em thử trên </w:t>
@@ -178,7 +218,141 @@
         <w:t>demo-lao-api.goldensme.com</w:t>
       </w:r>
       <w:r>
-        <w:t xml:space="preserve"> chưa merge code hai nhánh; anh triển khai xong thì đổi link theo mục 4.</w:t>
+        <w:t xml:space="preserve"> chưa merge code hai nhánh; triển khai lên host xong (</w:t>
+      </w:r>
+      <w:r>
+        <w:rPr>
+          <w:b/>
+        </w:rPr>
+        <w:t>cần quyền host</w:t>
+      </w:r>
+      <w:r>
+        <w:t xml:space="preserve">) thì đổi link theo mục 4. Mã còn đổi nhỏ: chỗ chưa chắc ghi </w:t>
+      </w:r>
+      <w:r>
+        <w:rPr>
+          <w:b/>
+        </w:rPr>
+        <w:t>đang chốt</w:t>
+      </w:r>
+      <w:r>
+        <w:t>.</w:t>
+      </w:r>
+    </w:p>
+    <w:p>
+      <w:pPr>
+        <w:jc w:val="both"/>
+      </w:pPr>
+      <w:r>
+        <w:rPr>
+          <w:b/>
+        </w:rPr>
+        <w:t>Người làm</w:t>
+      </w:r>
+      <w:r>
+        <w:t xml:space="preserve"> (chủ dự án chốt 01/10: "bên mình với anh Tune giờ là một"): việc trên source ghi </w:t>
+      </w:r>
+      <w:r>
+        <w:rPr>
+          <w:b/>
+        </w:rPr>
+        <w:t>bên EPL làm (đang làm)</w:t>
+      </w:r>
+      <w:r>
+        <w:t xml:space="preserve">; việc cần máy chủ host (triển khai, dữ liệu DB host, token / mật khẩu tài khoản của anh) ghi </w:t>
+      </w:r>
+      <w:r>
+        <w:rPr>
+          <w:b/>
+        </w:rPr>
+        <w:t>cần quyền host</w:t>
+      </w:r>
+      <w:r>
+        <w:t>.</w:t>
+      </w:r>
+    </w:p>
+    <w:p>
+      <w:pPr>
+        <w:jc w:val="both"/>
+      </w:pPr>
+      <w:r>
+        <w:rPr>
+          <w:b/>
+        </w:rPr>
+        <w:t>Token</w:t>
+      </w:r>
+      <w:r>
+        <w:t xml:space="preserve"> (chủ dự án chốt 01/10): tạm gác tài khoản tích hợp; trang điều xe tiếp tục dùng token của anh (</w:t>
+      </w:r>
+      <w:r>
+        <w:rPr>
+          <w:rFonts w:ascii="Consolas" w:hAnsi="Consolas"/>
+          <w:sz w:val="19"/>
+        </w:rPr>
+        <w:t>EPL_ACC_CODE_TOKEN</w:t>
+      </w:r>
+      <w:r>
+        <w:t xml:space="preserve">). Hết hạn khoảng 10/10 thì thay token mới trong </w:t>
+      </w:r>
+      <w:r>
+        <w:rPr>
+          <w:rFonts w:ascii="Consolas" w:hAnsi="Consolas"/>
+          <w:sz w:val="19"/>
+        </w:rPr>
+        <w:t>.env</w:t>
+      </w:r>
+      <w:r>
+        <w:t xml:space="preserve">, hoặc đặt </w:t>
+      </w:r>
+      <w:r>
+        <w:rPr>
+          <w:rFonts w:ascii="Consolas" w:hAnsi="Consolas"/>
+          <w:sz w:val="19"/>
+        </w:rPr>
+        <w:t>QLSX_USERNAME</w:t>
+      </w:r>
+      <w:r>
+        <w:t xml:space="preserve"> / </w:t>
+      </w:r>
+      <w:r>
+        <w:rPr>
+          <w:rFonts w:ascii="Consolas" w:hAnsi="Consolas"/>
+          <w:sz w:val="19"/>
+        </w:rPr>
+        <w:t>QLSX_PASSWORD</w:t>
+      </w:r>
+      <w:r>
+        <w:t xml:space="preserve"> của anh để tự đăng nhập lại (đường này đã có sẵn). Mật khẩu tối đa 20 ký tự (</w:t>
+      </w:r>
+      <w:r>
+        <w:rPr>
+          <w:rFonts w:ascii="Consolas" w:hAnsi="Consolas"/>
+          <w:sz w:val="19"/>
+        </w:rPr>
+        <w:t>proc_LoginWithUsAndPw</w:t>
+      </w:r>
+      <w:r>
+        <w:t xml:space="preserve">, </w:t>
+      </w:r>
+      <w:r>
+        <w:rPr>
+          <w:rFonts w:ascii="Consolas" w:hAnsi="Consolas"/>
+          <w:sz w:val="19"/>
+        </w:rPr>
+        <w:t>VARCHAR(20)</w:t>
+      </w:r>
+      <w:r>
+        <w:t>); tài khoản phải được gán chi nhánh (</w:t>
+      </w:r>
+      <w:r>
+        <w:rPr>
+          <w:rFonts w:ascii="Consolas" w:hAnsi="Consolas"/>
+          <w:sz w:val="19"/>
+        </w:rPr>
+        <w:t>USERS_ORG</w:t>
+      </w:r>
+      <w:r>
+        <w:t>).</w:t>
       </w:r>
     </w:p>
     <w:p>
@@ -292,7 +466,17 @@
         <w:t>phiếu chi / phiếu thu bên anh</w:t>
       </w:r>
       <w:r>
-        <w:t xml:space="preserve">. Thủ quỹ bên anh chi / thu rồi </w:t>
+        <w:t xml:space="preserve"> (</w:t>
+      </w:r>
+      <w:r>
+        <w:rPr>
+          <w:rFonts w:ascii="Consolas" w:hAnsi="Consolas"/>
+          <w:sz w:val="19"/>
+        </w:rPr>
+        <w:t>PostMode = None</w:t>
+      </w:r>
+      <w:r>
+        <w:t xml:space="preserve">). Thủ quỹ bên anh chi / thu rồi </w:t>
       </w:r>
       <w:r>
         <w:rPr>
@@ -301,7 +485,17 @@
         <w:t>ghi sổ</w:t>
       </w:r>
       <w:r>
-        <w:t>, trang điều xe đọc lại trạng thái.</w:t>
+        <w:t xml:space="preserve">, trang điều xe đọc lại </w:t>
+      </w:r>
+      <w:r>
+        <w:rPr>
+          <w:rFonts w:ascii="Consolas" w:hAnsi="Consolas"/>
+          <w:sz w:val="19"/>
+        </w:rPr>
+        <w:t>STATUS</w:t>
+      </w:r>
+      <w:r>
+        <w:t xml:space="preserve"> 12/13.</w:t>
       </w:r>
     </w:p>
     <w:p>
@@ -351,7 +545,7 @@
         <w:t>POST /api/v1/epl-lao/vouchers</w:t>
       </w:r>
       <w:r>
-        <w:t>. Hệ anh không cần dựng cửa đó.</w:t>
+        <w:t>; các đường liên thông phần tiền đã gỡ (còn đường kho).</w:t>
       </w:r>
     </w:p>
     <w:p>
@@ -515,17 +709,7 @@
           <w:p>
             <w:r/>
             <w:r>
-              <w:t>chạy ở máy (</w:t>
-            </w:r>
-            <w:r>
-              <w:rPr>
-                <w:rFonts w:ascii="Consolas" w:hAnsi="Consolas"/>
-                <w:sz w:val="19"/>
-              </w:rPr>
-              <w:t>ce95b3c</w:t>
-            </w:r>
-            <w:r>
-              <w:t>)</w:t>
+              <w:t>chạy ở máy</w:t>
             </w:r>
           </w:p>
         </w:tc>
@@ -581,7 +765,7 @@
           <w:p>
             <w:r/>
             <w:r>
-              <w:t>chạy ở máy; mọi DO đã khoá gửi được</w:t>
+              <w:t>chạy ở máy; mọi DO đã khoá gửi được; phiếu xuất xe hiện "Đã tạo SO"</w:t>
             </w:r>
           </w:p>
         </w:tc>
@@ -651,6 +835,16 @@
               <w:t>EPLCX-…</w:t>
             </w:r>
             <w:r>
+              <w:t xml:space="preserve">, nhà cung cấp </w:t>
+            </w:r>
+            <w:r>
+              <w:rPr>
+                <w:rFonts w:ascii="Consolas" w:hAnsi="Consolas"/>
+                <w:sz w:val="19"/>
+              </w:rPr>
+              <w:t>EPLNCC-…</w:t>
+            </w:r>
+            <w:r>
               <w:t xml:space="preserve">, tài xế </w:t>
             </w:r>
             <w:r>
@@ -659,16 +853,6 @@
                 <w:sz w:val="19"/>
               </w:rPr>
               <w:t>EPLTX-…</w:t>
-            </w:r>
-            <w:r>
-              <w:t xml:space="preserve">, nhà cung cấp </w:t>
-            </w:r>
-            <w:r>
-              <w:rPr>
-                <w:rFonts w:ascii="Consolas" w:hAnsi="Consolas"/>
-                <w:sz w:val="19"/>
-              </w:rPr>
-              <w:t>EPLNCC-…</w:t>
             </w:r>
           </w:p>
         </w:tc>
@@ -727,7 +911,7 @@
           <w:p>
             <w:r/>
             <w:r>
-              <w:t>chạy; ghi sổ xong (STATUS 12/13) thì xe mới xuất phát</w:t>
+              <w:t>chạy; ghi sổ xong thì xe mới xuất phát</w:t>
             </w:r>
           </w:p>
         </w:tc>
@@ -797,6 +981,9 @@
               </w:rPr>
               <w:t>Trả chủ xe liên kết</w:t>
             </w:r>
+            <w:r>
+              <w:t xml:space="preserve"> — đã trừ hàng chủ xe mua ở quầy</w:t>
+            </w:r>
           </w:p>
         </w:tc>
         <w:tc>
@@ -824,7 +1011,7 @@
           <w:p>
             <w:r/>
             <w:r>
-              <w:t>Nợ 4022 / Có 1011 · 1012 · 1021 · 1022</w:t>
+              <w:t>Nợ 4022 / Có 1011 · 1012 · 1021 · 1022; tỷ giá riêng từng dòng</w:t>
             </w:r>
           </w:p>
         </w:tc>
@@ -854,7 +1041,7 @@
               <w:t>Chi mục V – VI</w:t>
             </w:r>
             <w:r>
-              <w:t xml:space="preserve"> (dòng quỹ trả ngay; thực tế chỉ mục V có)</w:t>
+              <w:t xml:space="preserve"> (dòng quỹ trả ngay)</w:t>
             </w:r>
           </w:p>
         </w:tc>
@@ -883,7 +1070,17 @@
           <w:p>
             <w:r/>
             <w:r>
-              <w:t>xe nhà Nợ 614 (V) · 625 (VI) / Có 1011 · xe thuê Nợ 4022 / Có 1011</w:t>
+              <w:t xml:space="preserve">theo tờ </w:t>
+            </w:r>
+            <w:r>
+              <w:rPr>
+                <w:rFonts w:ascii="Consolas" w:hAnsi="Consolas"/>
+                <w:sz w:val="19"/>
+              </w:rPr>
+              <w:t>PC_SC</w:t>
+            </w:r>
+            <w:r>
+              <w:t>: xe nhà Nợ 614 (V) · 625 (VI) / Có 1011; xe thuê Nợ 4022 / Có 1011</w:t>
             </w:r>
           </w:p>
         </w:tc>
@@ -894,10 +1091,7 @@
           <w:p>
             <w:r/>
             <w:r>
-              <w:rPr>
-                <w:b/>
-              </w:rPr>
-              <w:t>đang làm</w:t>
+              <w:t>chạy ở máy; Quỹ trên trang điều xe không chi nữa</w:t>
             </w:r>
           </w:p>
         </w:tc>
@@ -915,9 +1109,6 @@
               </w:rPr>
               <w:t>Tất toán tài xế</w:t>
             </w:r>
-            <w:r>
-              <w:t>: chi bù / thu hoàn</w:t>
-            </w:r>
           </w:p>
         </w:tc>
         <w:tc>
@@ -927,14 +1118,14 @@
           <w:p>
             <w:r/>
             <w:r>
+              <w:t xml:space="preserve">chênh dương TT_CHI "Chi khác" (60) · chênh âm TT_THU CMR "Thu khác" (17), đứng tên </w:t>
+            </w:r>
+            <w:r>
               <w:rPr>
                 <w:rFonts w:ascii="Consolas" w:hAnsi="Consolas"/>
                 <w:sz w:val="19"/>
               </w:rPr>
-              <w:t>save-and-commit</w:t>
-            </w:r>
-            <w:r>
-              <w:t xml:space="preserve"> CMP "Chi khác" (60) · CMR "Thu khác" (17)</w:t>
+              <w:t>EPLTX-</w:t>
             </w:r>
           </w:p>
         </w:tc>
@@ -956,10 +1147,7 @@
           <w:p>
             <w:r/>
             <w:r>
-              <w:rPr>
-                <w:b/>
-              </w:rPr>
-              <w:t>đang làm</w:t>
+              <w:t>chạy ở máy; màn Tất toán tài xế</w:t>
             </w:r>
           </w:p>
         </w:tc>
@@ -993,7 +1181,14 @@
               <w:t>save-and-commit</w:t>
             </w:r>
             <w:r>
-              <w:t>, "Chi khác" (DOTY 60)</w:t>
+              <w:t xml:space="preserve">, "Chi khác" (DOTY 60), đứng tên </w:t>
+            </w:r>
+            <w:r>
+              <w:rPr>
+                <w:rFonts w:ascii="Consolas" w:hAnsi="Consolas"/>
+                <w:sz w:val="19"/>
+              </w:rPr>
+              <w:t>EPLNCC-</w:t>
             </w:r>
           </w:p>
         </w:tc>
@@ -1015,10 +1210,7 @@
           <w:p>
             <w:r/>
             <w:r>
-              <w:rPr>
-                <w:b/>
-              </w:rPr>
-              <w:t>đang làm</w:t>
+              <w:t>chạy ở máy; màn Nhà cung cấp → "Trả qua kế toán"</w:t>
             </w:r>
           </w:p>
         </w:tc>
@@ -1059,7 +1251,7 @@
           <w:p>
             <w:r/>
             <w:r>
-              <w:t>thuê xe 621/4022 · ghi nợ NCC 625 · 614 / 4021 · quyết toán tạm ứng 625/1601</w:t>
+              <w:t>thuê xe 621/4022 · ghi nợ NCC 625 · 614 / 4021 · quyết toán tạm ứng 625/1601 · bán chủ xe 4022/707</w:t>
             </w:r>
           </w:p>
         </w:tc>
@@ -1070,13 +1262,7 @@
           <w:p>
             <w:r/>
             <w:r>
-              <w:rPr>
-                <w:b/>
-              </w:rPr>
-              <w:t>đang làm</w:t>
-            </w:r>
-            <w:r>
-              <w:t xml:space="preserve"> ở trang điều xe; chờ API bút toán</w:t>
+              <w:t>giữ ở trang điều xe, màn "Bút toán chờ gửi"; chờ API bút toán</w:t>
             </w:r>
           </w:p>
         </w:tc>
@@ -1136,7 +1322,17 @@
           <w:p>
             <w:r/>
             <w:r>
-              <w:t>tự đọc lúc mở phiếu, trước khi cho xe chạy, khi bấm Cập nhật</w:t>
+              <w:t xml:space="preserve">tự đọc lúc mở phiếu, trước khi cho xe chạy, khi bấm Cập nhật. Phiếu bị xoá tay bên anh → </w:t>
+            </w:r>
+            <w:r>
+              <w:rPr>
+                <w:rFonts w:ascii="Consolas" w:hAnsi="Consolas"/>
+                <w:sz w:val="19"/>
+              </w:rPr>
+              <w:t>PHIEU_CHI_MAT</w:t>
+            </w:r>
+            <w:r>
+              <w:t>, gửi lại thì lập phiếu mới</w:t>
             </w:r>
           </w:p>
         </w:tc>
@@ -1281,7 +1477,35 @@
         <w:t>Header.BaseAmount</w:t>
       </w:r>
       <w:r>
-        <w:t xml:space="preserve"> = tổng các dòng. Từ </w:t>
+        <w:t xml:space="preserve"> = tổng các dòng. Hệ anh tự tính lại </w:t>
+      </w:r>
+      <w:r>
+        <w:rPr>
+          <w:b/>
+        </w:rPr>
+        <w:t>quy đổi từng dòng</w:t>
+      </w:r>
+      <w:r>
+        <w:t xml:space="preserve"> (</w:t>
+      </w:r>
+      <w:r>
+        <w:rPr>
+          <w:rFonts w:ascii="Consolas" w:hAnsi="Consolas"/>
+          <w:sz w:val="19"/>
+        </w:rPr>
+        <w:t>ae0e7f6</w:t>
+      </w:r>
+      <w:r>
+        <w:t xml:space="preserve">) và </w:t>
+      </w:r>
+      <w:r>
+        <w:rPr>
+          <w:b/>
+        </w:rPr>
+        <w:t>tổng header</w:t>
+      </w:r>
+      <w:r>
+        <w:t xml:space="preserve"> (</w:t>
       </w:r>
       <w:r>
         <w:rPr>
@@ -1291,17 +1515,81 @@
         <w:t>ce95b3c</w:t>
       </w:r>
       <w:r>
-        <w:t xml:space="preserve">, hệ anh tự tính lại tổng header từ </w:t>
+        <w:t>), 5 số lẻ, làm tròn nửa xa số 0. Phiếu trả chủ xe ngoại tệ bên em gửi tỷ giá riêng từng dòng để Kíp khoá từng phiếu xe không bị dịch.</w:t>
+      </w:r>
+    </w:p>
+    <w:p>
+      <w:pPr>
+        <w:jc w:val="both"/>
+      </w:pPr>
+      <w:r>
+        <w:rPr>
+          <w:b/>
+        </w:rPr>
+        <w:t>Trừ hàng quầy khi trả chủ xe:</w:t>
+      </w:r>
+      <w:r>
+        <w:t xml:space="preserve"> phiếu bán nằm ở kho tạm. Lập đề nghị trả thì giữ chỗ các phiếu bán (</w:t>
       </w:r>
       <w:r>
         <w:rPr>
           <w:rFonts w:ascii="Consolas" w:hAnsi="Consolas"/>
           <w:sz w:val="19"/>
         </w:rPr>
-        <w:t>Entries</w:t>
+        <w:t>TUNE-CHO:&lt;số đề nghị&gt;</w:t>
       </w:r>
       <w:r>
-        <w:t xml:space="preserve"> (5 số lẻ, làm tròn nửa xa số 0), nên số header bên em không có thẩm quyền.</w:t>
+        <w:t>), thủ quỹ bên anh đã chi thì chốt (</w:t>
+      </w:r>
+      <w:r>
+        <w:rPr>
+          <w:rFonts w:ascii="Consolas" w:hAnsi="Consolas"/>
+          <w:sz w:val="19"/>
+        </w:rPr>
+        <w:t>TUNE:&lt;số phiếu chi&gt;</w:t>
+      </w:r>
+      <w:r>
+        <w:t xml:space="preserve">) và ghi bút toán chờ Nợ 4022 / Có 707, bỏ đề nghị thì thả phiếu bán về chờ trừ — qua ba đường kho tạm </w:t>
+      </w:r>
+      <w:r>
+        <w:rPr>
+          <w:rFonts w:ascii="Consolas" w:hAnsi="Consolas"/>
+          <w:sz w:val="19"/>
+        </w:rPr>
+        <w:t>/api/lien-thong/ban-hang/cho-tru</w:t>
+      </w:r>
+      <w:r>
+        <w:t xml:space="preserve">, </w:t>
+      </w:r>
+      <w:r>
+        <w:rPr>
+          <w:rFonts w:ascii="Consolas" w:hAnsi="Consolas"/>
+          <w:sz w:val="19"/>
+        </w:rPr>
+        <w:t>/tru</w:t>
+      </w:r>
+      <w:r>
+        <w:t xml:space="preserve">, </w:t>
+      </w:r>
+      <w:r>
+        <w:rPr>
+          <w:rFonts w:ascii="Consolas" w:hAnsi="Consolas"/>
+          <w:sz w:val="19"/>
+        </w:rPr>
+        <w:t>/bo-tru</w:t>
+      </w:r>
+      <w:r>
+        <w:t xml:space="preserve"> (</w:t>
+      </w:r>
+      <w:r>
+        <w:rPr>
+          <w:rFonts w:ascii="Consolas" w:hAnsi="Consolas"/>
+          <w:sz w:val="19"/>
+        </w:rPr>
+        <w:t>EPL_KETOAN@1d8d91c</w:t>
+      </w:r>
+      <w:r>
+        <w:t>).</w:t>
       </w:r>
     </w:p>
     <w:p>
@@ -1740,7 +2028,7 @@
           <w:p>
             <w:r/>
             <w:r>
-              <w:t>GLS-QLSX-Web</w:t>
+              <w:t>GLS-QLSX-APIs</w:t>
             </w:r>
           </w:p>
         </w:tc>
@@ -1755,7 +2043,7 @@
                 <w:rFonts w:ascii="Consolas" w:hAnsi="Consolas"/>
                 <w:sz w:val="19"/>
               </w:rPr>
-              <w:t>feat/hontunedhai_Laos</w:t>
+              <w:t>feat/HonTunedaHai</w:t>
             </w:r>
           </w:p>
         </w:tc>
@@ -1770,7 +2058,7 @@
                 <w:rFonts w:ascii="Consolas" w:hAnsi="Consolas"/>
                 <w:sz w:val="19"/>
               </w:rPr>
-              <w:t>f382a9e8</w:t>
+              <w:t>ed5aa0e</w:t>
             </w:r>
           </w:p>
         </w:tc>
@@ -1781,7 +2069,17 @@
           <w:p>
             <w:r/>
             <w:r>
-              <w:t>Modal Vụ việc: thoát ký tự chuỗi DO; DO hiện số phiếu, xe, tài xế; tỷ giá nhỏ hơn 1 đọc xuôi.</w:t>
+              <w:t xml:space="preserve">Nhật ký kiểm toán: bỏ </w:t>
+            </w:r>
+            <w:r>
+              <w:rPr>
+                <w:rFonts w:ascii="Consolas" w:hAnsi="Consolas"/>
+                <w:sz w:val="19"/>
+              </w:rPr>
+              <w:t>CancellationToken</w:t>
+            </w:r>
+            <w:r>
+              <w:t xml:space="preserve"> khỏi payload (hết "Đặt log sai"); che mật khẩu / token / khoá trong payload và query string.</w:t>
             </w:r>
           </w:p>
         </w:tc>
@@ -1794,7 +2092,7 @@
           <w:p>
             <w:r/>
             <w:r>
-              <w:t>GLS-QLSX-Web</w:t>
+              <w:t>GLS-QLSX-APIs</w:t>
             </w:r>
           </w:p>
         </w:tc>
@@ -1809,7 +2107,7 @@
                 <w:rFonts w:ascii="Consolas" w:hAnsi="Consolas"/>
                 <w:sz w:val="19"/>
               </w:rPr>
-              <w:t>feat/hontunedhai_Laos</w:t>
+              <w:t>feat/HonTunedaHai</w:t>
             </w:r>
           </w:p>
         </w:tc>
@@ -1824,7 +2122,7 @@
                 <w:rFonts w:ascii="Consolas" w:hAnsi="Consolas"/>
                 <w:sz w:val="19"/>
               </w:rPr>
-              <w:t>06a14189</w:t>
+              <w:t>ae0e7f6</w:t>
             </w:r>
           </w:p>
         </w:tc>
@@ -1835,27 +2133,17 @@
           <w:p>
             <w:r/>
             <w:r>
-              <w:t xml:space="preserve">Phiếu thu / chi: </w:t>
+              <w:t>Máy chủ tự tính quy đổi từng dòng (</w:t>
             </w:r>
             <w:r>
               <w:rPr>
                 <w:rFonts w:ascii="Consolas" w:hAnsi="Consolas"/>
                 <w:sz w:val="19"/>
               </w:rPr>
-              <w:t>isCash</w:t>
-            </w:r>
-            <w:r>
-              <w:t xml:space="preserve"> theo hình thức thanh toán; tài khoản tiền mặc định đọc đúng </w:t>
-            </w:r>
-            <w:r>
-              <w:rPr>
-                <w:rFonts w:ascii="Consolas" w:hAnsi="Consolas"/>
-                <w:sz w:val="19"/>
-              </w:rPr>
-              <w:t>AccountCode</w:t>
-            </w:r>
-            <w:r>
-              <w:t>, gửi kèm loại tiền; tổng xem trước tách nguyên tệ / quy đổi; phân loại theo mã loại chứng từ, không theo tên.</w:t>
+              <w:t>Amount × tỷ giá dòng</w:t>
+            </w:r>
+            <w:r>
+              <w:t>, thiếu thì tỷ giá header) trước khi cộng tổng header.</w:t>
             </w:r>
           </w:p>
         </w:tc>
@@ -1898,7 +2186,7 @@
                 <w:rFonts w:ascii="Consolas" w:hAnsi="Consolas"/>
                 <w:sz w:val="19"/>
               </w:rPr>
-              <w:t>7e14421c</w:t>
+              <w:t>f382a9e8</w:t>
             </w:r>
           </w:p>
         </w:tc>
@@ -1909,17 +2197,199 @@
           <w:p>
             <w:r/>
             <w:r>
-              <w:t xml:space="preserve">Đổi hình thức thanh toán / nội tệ / loại tiền khi đã có dòng: vế tiền các dòng đổi theo tài khoản mặc định mới, dòng tự chọn giữ nguyên. Đổi quốc gia khi đã có dòng: chặn trước khi nạp danh mục. Mã DOTY gom một chỗ. Sửa câu </w:t>
-            </w:r>
+              <w:t>Modal Vụ việc: thoát ký tự chuỗi DO; DO hiện số phiếu, xe, tài xế; tỷ giá nhỏ hơn 1 đọc xuôi.</w:t>
+            </w:r>
+          </w:p>
+        </w:tc>
+      </w:tr>
+      <w:tr>
+        <w:tc>
+          <w:tcPr>
+            <w:tcW w:type="dxa" w:w="2160"/>
+          </w:tcPr>
+          <w:p>
+            <w:r/>
+            <w:r>
+              <w:t>GLS-QLSX-Web</w:t>
+            </w:r>
+          </w:p>
+        </w:tc>
+        <w:tc>
+          <w:tcPr>
+            <w:tcW w:type="dxa" w:w="2160"/>
+          </w:tcPr>
+          <w:p>
+            <w:r/>
             <w:r>
               <w:rPr>
                 <w:rFonts w:ascii="Consolas" w:hAnsi="Consolas"/>
                 <w:sz w:val="19"/>
               </w:rPr>
-              <w:t>lo.json</w:t>
-            </w:r>
-            <w:r>
-              <w:t>.</w:t>
+              <w:t>feat/hontunedhai_Laos</w:t>
+            </w:r>
+          </w:p>
+        </w:tc>
+        <w:tc>
+          <w:tcPr>
+            <w:tcW w:type="dxa" w:w="2160"/>
+          </w:tcPr>
+          <w:p>
+            <w:r/>
+            <w:r>
+              <w:rPr>
+                <w:rFonts w:ascii="Consolas" w:hAnsi="Consolas"/>
+                <w:sz w:val="19"/>
+              </w:rPr>
+              <w:t>06a14189</w:t>
+            </w:r>
+          </w:p>
+        </w:tc>
+        <w:tc>
+          <w:tcPr>
+            <w:tcW w:type="dxa" w:w="2160"/>
+          </w:tcPr>
+          <w:p>
+            <w:r/>
+            <w:r>
+              <w:t xml:space="preserve">Phiếu thu / chi: </w:t>
+            </w:r>
+            <w:r>
+              <w:rPr>
+                <w:rFonts w:ascii="Consolas" w:hAnsi="Consolas"/>
+                <w:sz w:val="19"/>
+              </w:rPr>
+              <w:t>isCash</w:t>
+            </w:r>
+            <w:r>
+              <w:t xml:space="preserve"> theo hình thức thanh toán; tài khoản tiền mặc định đọc đúng </w:t>
+            </w:r>
+            <w:r>
+              <w:rPr>
+                <w:rFonts w:ascii="Consolas" w:hAnsi="Consolas"/>
+                <w:sz w:val="19"/>
+              </w:rPr>
+              <w:t>AccountCode</w:t>
+            </w:r>
+            <w:r>
+              <w:t>, gửi kèm loại tiền; tổng xem trước tách nguyên tệ / quy đổi; phân loại theo mã loại chứng từ, không theo tên.</w:t>
+            </w:r>
+          </w:p>
+        </w:tc>
+      </w:tr>
+      <w:tr>
+        <w:tc>
+          <w:tcPr>
+            <w:tcW w:type="dxa" w:w="2160"/>
+          </w:tcPr>
+          <w:p>
+            <w:r/>
+            <w:r>
+              <w:t>GLS-QLSX-Web</w:t>
+            </w:r>
+          </w:p>
+        </w:tc>
+        <w:tc>
+          <w:tcPr>
+            <w:tcW w:type="dxa" w:w="2160"/>
+          </w:tcPr>
+          <w:p>
+            <w:r/>
+            <w:r>
+              <w:rPr>
+                <w:rFonts w:ascii="Consolas" w:hAnsi="Consolas"/>
+                <w:sz w:val="19"/>
+              </w:rPr>
+              <w:t>feat/hontunedhai_Laos</w:t>
+            </w:r>
+          </w:p>
+        </w:tc>
+        <w:tc>
+          <w:tcPr>
+            <w:tcW w:type="dxa" w:w="2160"/>
+          </w:tcPr>
+          <w:p>
+            <w:r/>
+            <w:r>
+              <w:rPr>
+                <w:rFonts w:ascii="Consolas" w:hAnsi="Consolas"/>
+                <w:sz w:val="19"/>
+              </w:rPr>
+              <w:t>7e14421c</w:t>
+            </w:r>
+          </w:p>
+        </w:tc>
+        <w:tc>
+          <w:tcPr>
+            <w:tcW w:type="dxa" w:w="2160"/>
+          </w:tcPr>
+          <w:p>
+            <w:r/>
+            <w:r>
+              <w:t>Đổi hình thức / nội tệ / loại tiền khi đã có dòng thì vế tiền các dòng đổi theo; đổi quốc gia khi đã có dòng thì chặn trước khi nạp danh mục; mã DOTY gom một chỗ.</w:t>
+            </w:r>
+          </w:p>
+        </w:tc>
+      </w:tr>
+      <w:tr>
+        <w:tc>
+          <w:tcPr>
+            <w:tcW w:type="dxa" w:w="2160"/>
+          </w:tcPr>
+          <w:p>
+            <w:r/>
+            <w:r>
+              <w:t>GLS-QLSX-Web</w:t>
+            </w:r>
+          </w:p>
+        </w:tc>
+        <w:tc>
+          <w:tcPr>
+            <w:tcW w:type="dxa" w:w="2160"/>
+          </w:tcPr>
+          <w:p>
+            <w:r/>
+            <w:r>
+              <w:rPr>
+                <w:rFonts w:ascii="Consolas" w:hAnsi="Consolas"/>
+                <w:sz w:val="19"/>
+              </w:rPr>
+              <w:t>feat/hontunedhai_Laos</w:t>
+            </w:r>
+          </w:p>
+        </w:tc>
+        <w:tc>
+          <w:tcPr>
+            <w:tcW w:type="dxa" w:w="2160"/>
+          </w:tcPr>
+          <w:p>
+            <w:r/>
+            <w:r>
+              <w:rPr>
+                <w:rFonts w:ascii="Consolas" w:hAnsi="Consolas"/>
+                <w:sz w:val="19"/>
+              </w:rPr>
+              <w:t>77bcb0a1</w:t>
+            </w:r>
+          </w:p>
+        </w:tc>
+        <w:tc>
+          <w:tcPr>
+            <w:tcW w:type="dxa" w:w="2160"/>
+          </w:tcPr>
+          <w:p>
+            <w:r/>
+            <w:r>
+              <w:t xml:space="preserve">Loại phiếu không đổi ngầm: chỉ 58/60, 15/17 sửa được, loại khác (57, 59 "Chi trước", 68, 14, 16) chỉ xem. Đổi tài khoản tiền theo cờ </w:t>
+            </w:r>
+            <w:r>
+              <w:rPr>
+                <w:rFonts w:ascii="Consolas" w:hAnsi="Consolas"/>
+                <w:sz w:val="19"/>
+              </w:rPr>
+              <w:t>moneyAccountIsDefault</w:t>
+            </w:r>
+            <w:r>
+              <w:t>; hình thức không rõ thì chặn lưu; modal Vụ việc thoát ký tự cả DEAL / QUOTE.</w:t>
             </w:r>
           </w:p>
         </w:tc>
@@ -2130,7 +2600,7 @@
           <w:rFonts w:ascii="Consolas" w:hAnsi="Consolas"/>
           <w:sz w:val="19"/>
         </w:rPr>
-        <w:t>EPLTX-</w:t>
+        <w:t>EPLNCC-</w:t>
       </w:r>
       <w:r>
         <w:t xml:space="preserve"> / </w:t>
@@ -2140,7 +2610,7 @@
           <w:rFonts w:ascii="Consolas" w:hAnsi="Consolas"/>
           <w:sz w:val="19"/>
         </w:rPr>
-        <w:t>EPLNCC-</w:t>
+        <w:t>EPLTX-</w:t>
       </w:r>
       <w:r>
         <w:t xml:space="preserve">; một tài xế thử </w:t>
@@ -2164,7 +2634,7 @@
         <w:rPr>
           <w:b/>
         </w:rPr>
-        <w:t>Hai SO thử</w:t>
+        <w:t>Hai SO</w:t>
       </w:r>
       <w:r>
         <w:t xml:space="preserve"> </w:t>
@@ -2177,7 +2647,7 @@
         <w:t>TK-20261001-000162</w:t>
       </w:r>
       <w:r>
-        <w:t xml:space="preserve"> (ຄຳຕຸ້ຍ, 905,85 USD) và </w:t>
+        <w:t xml:space="preserve"> (T4-0449-09/EPL, ຄຳຕຸ້ຍ, 905,85 USD) và </w:t>
       </w:r>
       <w:r>
         <w:rPr>
@@ -2187,16 +2657,16 @@
         <w:t>TK-20261001-000163</w:t>
       </w:r>
       <w:r>
-        <w:t xml:space="preserve"> (ນາງ ວັນນາ, 1.676,90 USD) là </w:t>
+        <w:t xml:space="preserve"> (T4-0442-09/EPL, ນາງ ວັນນາ, 1.676,90 USD): tạo ngày 01/10 trước giờ cắt sổ, </w:t>
       </w:r>
       <w:r>
         <w:rPr>
           <w:b/>
         </w:rPr>
-        <w:t>dữ liệu thử, nhờ anh huỷ</w:t>
+        <w:t>giữ nguyên</w:t>
       </w:r>
       <w:r>
-        <w:t>.</w:t>
+        <w:t>, là công nợ thật của hai DO đó.</w:t>
       </w:r>
     </w:p>
     <w:p>
@@ -2251,7 +2721,7 @@
         <w:rPr>
           <w:color w:val="145C4A"/>
         </w:rPr>
-        <w:t>4. Khi anh triển khai: đổi link, kiểm một lệnh</w:t>
+        <w:t>4. Khi triển khai lên host: đổi link, kiểm một lệnh</w:t>
       </w:r>
     </w:p>
     <w:tbl>
@@ -2703,17 +3173,27 @@
           <w:p>
             <w:r/>
             <w:r>
-              <w:t xml:space="preserve">thêm </w:t>
+              <w:t xml:space="preserve">giữ </w:t>
             </w:r>
             <w:r>
               <w:rPr>
                 <w:rFonts w:ascii="Consolas" w:hAnsi="Consolas"/>
                 <w:sz w:val="19"/>
               </w:rPr>
-              <w:t>UserId</w:t>
-            </w:r>
-            <w:r>
-              <w:t xml:space="preserve"> tài khoản tích hợp</w:t>
+              <w:t>846</w:t>
+            </w:r>
+            <w:r>
+              <w:t xml:space="preserve"> (tài khoản </w:t>
+            </w:r>
+            <w:r>
+              <w:rPr>
+                <w:rFonts w:ascii="Consolas" w:hAnsi="Consolas"/>
+                <w:sz w:val="19"/>
+              </w:rPr>
+              <w:t>tune</w:t>
+            </w:r>
+            <w:r>
+              <w:t>, trang điều xe đang dùng)</w:t>
             </w:r>
           </w:p>
         </w:tc>
@@ -2875,6 +3355,66 @@
             </w:r>
             <w:r>
               <w:t xml:space="preserve"> trỏ API host</w:t>
+            </w:r>
+          </w:p>
+        </w:tc>
+      </w:tr>
+      <w:tr>
+        <w:tc>
+          <w:tcPr>
+            <w:tcW w:type="dxa" w:w="2160"/>
+          </w:tcPr>
+          <w:p>
+            <w:r/>
+            <w:r>
+              <w:t xml:space="preserve">Kho tạm </w:t>
+            </w:r>
+            <w:r>
+              <w:rPr>
+                <w:rFonts w:ascii="Consolas" w:hAnsi="Consolas"/>
+                <w:sz w:val="19"/>
+              </w:rPr>
+              <w:t>EPL_KETOAN</w:t>
+            </w:r>
+          </w:p>
+        </w:tc>
+        <w:tc>
+          <w:tcPr>
+            <w:tcW w:type="dxa" w:w="2160"/>
+          </w:tcPr>
+          <w:p>
+            <w:r/>
+            <w:r>
+              <w:t xml:space="preserve">bản có </w:t>
+            </w:r>
+            <w:r>
+              <w:rPr>
+                <w:rFonts w:ascii="Consolas" w:hAnsi="Consolas"/>
+                <w:sz w:val="19"/>
+              </w:rPr>
+              <w:t>1d8d91c</w:t>
+            </w:r>
+          </w:p>
+        </w:tc>
+        <w:tc>
+          <w:tcPr>
+            <w:tcW w:type="dxa" w:w="2160"/>
+          </w:tcPr>
+          <w:p>
+            <w:r/>
+            <w:r>
+              <w:t>máy thử 8031</w:t>
+            </w:r>
+          </w:p>
+        </w:tc>
+        <w:tc>
+          <w:tcPr>
+            <w:tcW w:type="dxa" w:w="2160"/>
+          </w:tcPr>
+          <w:p>
+            <w:r/>
+            <w:r>
+              <w:t>trừ hàng quầy khi trả chủ xe cần bản này</w:t>
             </w:r>
           </w:p>
         </w:tc>
@@ -3022,7 +3562,7 @@
               <w:rPr>
                 <w:b/>
               </w:rPr>
-              <w:t>Ai</w:t>
+              <w:t>Người làm</w:t>
             </w:r>
           </w:p>
         </w:tc>
@@ -3038,10 +3578,10 @@
               <w:rPr>
                 <w:b/>
               </w:rPr>
-              <w:t>API bút toán</w:t>
-            </w:r>
-            <w:r>
-              <w:t xml:space="preserve"> (không qua tiền) cho mọi bút toán chờ gửi: thuê xe 621/4022, ghi nợ nhà cung cấp 625 · 614 / 4021, quyết toán tạm ứng 625/1601</w:t>
+              <w:t>API bút toán tổng hợp</w:t>
+            </w:r>
+            <w:r>
+              <w:t xml:space="preserve"> để nhận bút toán chờ gửi: thuê xe 621/4022, ghi nợ nhà cung cấp 625 · 614 / 4021, quyết toán tạm ứng 625/1601, hàng bán cho chủ xe 4022/707</w:t>
             </w:r>
           </w:p>
         </w:tc>
@@ -3052,7 +3592,17 @@
           <w:p>
             <w:r/>
             <w:r>
-              <w:t xml:space="preserve">Source chưa có chứng từ bút toán tổng hợp; định nghĩa thủ tục sổ cái chỉ nằm trong DB. Đề nghị </w:t>
+              <w:t>Source chưa có chứng từ bút toán tổng hợp; định nghĩa thủ tục sổ cái (</w:t>
+            </w:r>
+            <w:r>
+              <w:rPr>
+                <w:rFonts w:ascii="Consolas" w:hAnsi="Consolas"/>
+                <w:sz w:val="19"/>
+              </w:rPr>
+              <w:t>sp_PostTing_GeneralLedger</w:t>
+            </w:r>
+            <w:r>
+              <w:t xml:space="preserve">) chỉ nằm trong DB. Đề nghị </w:t>
             </w:r>
             <w:r>
               <w:rPr>
@@ -3072,7 +3622,27 @@
               <w:t>/reverse</w:t>
             </w:r>
             <w:r>
-              <w:t>), khoá chống trùng theo nguồn; hợp đồng 12.12.4</w:t>
+              <w:t xml:space="preserve">), </w:t>
+            </w:r>
+            <w:r>
+              <w:rPr>
+                <w:rFonts w:ascii="Consolas" w:hAnsi="Consolas"/>
+                <w:sz w:val="19"/>
+              </w:rPr>
+              <w:t>SourceRef</w:t>
+            </w:r>
+            <w:r>
+              <w:t xml:space="preserve"> = </w:t>
+            </w:r>
+            <w:r>
+              <w:rPr>
+                <w:rFonts w:ascii="Consolas" w:hAnsi="Consolas"/>
+                <w:sz w:val="19"/>
+              </w:rPr>
+              <w:t>EPLLAO-&lt;nguồn&gt;-&lt;mã nguồn&gt;</w:t>
+            </w:r>
+            <w:r>
+              <w:t>; hợp đồng 12.12.4</w:t>
             </w:r>
           </w:p>
         </w:tc>
@@ -3083,17 +3653,7 @@
           <w:p>
             <w:r/>
             <w:r>
-              <w:t xml:space="preserve">anh duyệt, hoặc gửi định nghĩa </w:t>
-            </w:r>
-            <w:r>
-              <w:rPr>
-                <w:rFonts w:ascii="Consolas" w:hAnsi="Consolas"/>
-                <w:sz w:val="19"/>
-              </w:rPr>
-              <w:t>sp_PostTing_GeneralLedger</w:t>
-            </w:r>
-            <w:r>
-              <w:t xml:space="preserve"> (hay chủ dự án cấp quyền đọc DB) để bên em viết</w:t>
+              <w:t>bên EPL làm (đang làm)</w:t>
             </w:r>
           </w:p>
         </w:tc>
@@ -3109,27 +3669,20 @@
               <w:rPr>
                 <w:b/>
               </w:rPr>
-              <w:t>Huỷ hai SO thử</w:t>
-            </w:r>
-            <w:r>
-              <w:t xml:space="preserve"> </w:t>
+              <w:t>Cờ phân loại loại chứng từ</w:t>
+            </w:r>
+            <w:r>
+              <w:t xml:space="preserve"> ở </w:t>
             </w:r>
             <w:r>
               <w:rPr>
                 <w:rFonts w:ascii="Consolas" w:hAnsi="Consolas"/>
                 <w:sz w:val="19"/>
               </w:rPr>
-              <w:t>…162</w:t>
-            </w:r>
-            <w:r>
-              <w:t xml:space="preserve">, </w:t>
-            </w:r>
-            <w:r>
-              <w:rPr>
-                <w:rFonts w:ascii="Consolas" w:hAnsi="Consolas"/>
-                <w:sz w:val="19"/>
-              </w:rPr>
-              <w:t>…163</w:t>
+              <w:t>document-types</w:t>
+            </w:r>
+            <w:r>
+              <w:t xml:space="preserve"> (công nợ / khác / "Chi trước")</w:t>
             </w:r>
           </w:p>
         </w:tc>
@@ -3140,7 +3693,7 @@
           <w:p>
             <w:r/>
             <w:r>
-              <w:t>dữ liệu thử</w:t>
+              <w:t>WEB và API đang ghi cứng 58/60, 15/17; phiếu 59 "Chi trước" mở trên WEB chỉ xem</w:t>
             </w:r>
           </w:p>
         </w:tc>
@@ -3151,17 +3704,7 @@
           <w:p>
             <w:r/>
             <w:r>
-              <w:t xml:space="preserve">anh. Huỷ xong, anh cho bên em biết gửi lại hai DO đó thế nào: khoá chống trùng cũ </w:t>
-            </w:r>
-            <w:r>
-              <w:rPr>
-                <w:rFonts w:ascii="Consolas" w:hAnsi="Consolas"/>
-                <w:sz w:val="19"/>
-              </w:rPr>
-              <w:t>logistics:EPLLAO-&lt;Trip.id&gt;</w:t>
-            </w:r>
-            <w:r>
-              <w:t xml:space="preserve"> vẫn còn bên anh</w:t>
+              <w:t>bên EPL làm (đang làm)</w:t>
             </w:r>
           </w:p>
         </w:tc>
@@ -3177,20 +3720,10 @@
               <w:rPr>
                 <w:b/>
               </w:rPr>
-              <w:t>Tài khoản tích hợp</w:t>
-            </w:r>
-            <w:r>
-              <w:t xml:space="preserve"> </w:t>
-            </w:r>
-            <w:r>
-              <w:rPr>
-                <w:rFonts w:ascii="Consolas" w:hAnsi="Consolas"/>
-                <w:sz w:val="19"/>
-              </w:rPr>
-              <w:t>epl_logistics</w:t>
-            </w:r>
-            <w:r>
-              <w:t xml:space="preserve"> thay token cá nhân (hết hạn 10/10/2026)</w:t>
+              <w:t>Quy đổi công nợ</w:t>
+            </w:r>
+            <w:r>
+              <w:t>: WEB theo tỷ giá chứng từ nguồn, máy chủ theo tỷ giá header</w:t>
             </w:r>
           </w:p>
         </w:tc>
@@ -3201,27 +3734,13 @@
           <w:p>
             <w:r/>
             <w:r>
-              <w:t xml:space="preserve">Tệp tạo đã sẵn: nhân viên </w:t>
+              <w:t xml:space="preserve">đối chiếu với thủ tục nhập công nợ — </w:t>
             </w:r>
             <w:r>
               <w:rPr>
-                <w:rFonts w:ascii="Consolas" w:hAnsi="Consolas"/>
-                <w:sz w:val="19"/>
+                <w:b/>
               </w:rPr>
-              <w:t>EPL-TICHHOP</w:t>
-            </w:r>
-            <w:r>
-              <w:t xml:space="preserve"> chi nhánh 1368, cùng nhóm quyền người gửi hiện nay, mật khẩu chỉ nằm trong </w:t>
-            </w:r>
-            <w:r>
-              <w:rPr>
-                <w:rFonts w:ascii="Consolas" w:hAnsi="Consolas"/>
-                <w:sz w:val="19"/>
-              </w:rPr>
-              <w:t>.env</w:t>
-            </w:r>
-            <w:r>
-              <w:t>. Chủ dự án chạy tệp</w:t>
+              <w:t>đang chốt</w:t>
             </w:r>
           </w:p>
         </w:tc>
@@ -3232,17 +3751,7 @@
           <w:p>
             <w:r/>
             <w:r>
-              <w:t xml:space="preserve">chủ dự án chạy; anh thêm </w:t>
-            </w:r>
-            <w:r>
-              <w:rPr>
-                <w:rFonts w:ascii="Consolas" w:hAnsi="Consolas"/>
-                <w:sz w:val="19"/>
-              </w:rPr>
-              <w:t>UserId</w:t>
-            </w:r>
-            <w:r>
-              <w:t xml:space="preserve"> vào cấu hình host</w:t>
+              <w:t>bên EPL làm (đang làm)</w:t>
             </w:r>
           </w:p>
         </w:tc>
@@ -3255,23 +3764,7 @@
           <w:p>
             <w:r/>
             <w:r>
-              <w:rPr>
-                <w:b/>
-              </w:rPr>
-              <w:t>Cờ phân loại loại chứng từ</w:t>
-            </w:r>
-            <w:r>
-              <w:t xml:space="preserve"> ở </w:t>
-            </w:r>
-            <w:r>
-              <w:rPr>
-                <w:rFonts w:ascii="Consolas" w:hAnsi="Consolas"/>
-                <w:sz w:val="19"/>
-              </w:rPr>
-              <w:t>document-types</w:t>
-            </w:r>
-            <w:r>
-              <w:t xml:space="preserve"> (công nợ / khác / "Chi trước")</w:t>
+              <w:t>Màn tạo tài khoản ở hồ sơ nhân viên bên WEB</w:t>
             </w:r>
           </w:p>
         </w:tc>
@@ -3282,7 +3775,17 @@
           <w:p>
             <w:r/>
             <w:r>
-              <w:t>WEB và API đang ghi cứng 58/60, 15/17; phiếu "Chi trước" (59) tạm ứng bên em tạo không có trong ô chọn của WEB</w:t>
+              <w:t xml:space="preserve">chưa nối API </w:t>
+            </w:r>
+            <w:r>
+              <w:rPr>
+                <w:rFonts w:ascii="Consolas" w:hAnsi="Consolas"/>
+                <w:sz w:val="19"/>
+              </w:rPr>
+              <w:t>account/upsert</w:t>
+            </w:r>
+            <w:r>
+              <w:t>; dùng sau nếu cần</w:t>
             </w:r>
           </w:p>
         </w:tc>
@@ -3293,7 +3796,7 @@
           <w:p>
             <w:r/>
             <w:r>
-              <w:t>anh</w:t>
+              <w:t>bên EPL làm (đang làm)</w:t>
             </w:r>
           </w:p>
         </w:tc>
@@ -3306,23 +3809,7 @@
           <w:p>
             <w:r/>
             <w:r>
-              <w:rPr>
-                <w:b/>
-              </w:rPr>
-              <w:t>Tiền USD</w:t>
-            </w:r>
-            <w:r>
-              <w:t xml:space="preserve"> (</w:t>
-            </w:r>
-            <w:r>
-              <w:rPr>
-                <w:rFonts w:ascii="Consolas" w:hAnsi="Consolas"/>
-                <w:sz w:val="19"/>
-              </w:rPr>
-              <w:t>CurrencyId</w:t>
-            </w:r>
-            <w:r>
-              <w:t xml:space="preserve"> 2) đang tắt</w:t>
+              <w:t>Chạy lại vòng nối kế toán với bản cuối hai bên</w:t>
             </w:r>
           </w:p>
         </w:tc>
@@ -3333,14 +3820,20 @@
           <w:p>
             <w:r/>
             <w:r>
-              <w:t xml:space="preserve">Bên em tạm đặt </w:t>
-            </w:r>
-            <w:r>
               <w:rPr>
                 <w:rFonts w:ascii="Consolas" w:hAnsi="Consolas"/>
                 <w:sz w:val="19"/>
               </w:rPr>
-              <w:t>QLSX_TIEN_USD=2</w:t>
+              <w:t>938b007</w:t>
+            </w:r>
+            <w:r>
+              <w:t xml:space="preserve"> đã dọn lớp tạm; mã còn đổi nhỏ — </w:t>
+            </w:r>
+            <w:r>
+              <w:rPr>
+                <w:b/>
+              </w:rPr>
+              <w:t>đang chốt</w:t>
             </w:r>
           </w:p>
         </w:tc>
@@ -3351,7 +3844,7 @@
           <w:p>
             <w:r/>
             <w:r>
-              <w:t>anh bật trong danh mục tiền tệ</w:t>
+              <w:t>bên EPL làm (đang làm)</w:t>
             </w:r>
           </w:p>
         </w:tc>
@@ -3367,20 +3860,27 @@
               <w:rPr>
                 <w:b/>
               </w:rPr>
-              <w:t>Log kiểm toán</w:t>
-            </w:r>
-            <w:r>
-              <w:t xml:space="preserve"> "Đặt log sai" (</w:t>
+              <w:t>Triển khai hai nhánh</w:t>
+            </w:r>
+            <w:r>
+              <w:t xml:space="preserve"> lên host, cấu hình </w:t>
             </w:r>
             <w:r>
               <w:rPr>
                 <w:rFonts w:ascii="Consolas" w:hAnsi="Consolas"/>
                 <w:sz w:val="19"/>
               </w:rPr>
-              <w:t>ApiAuditAutoLogFilter.cs:27</w:t>
-            </w:r>
-            <w:r>
-              <w:t>)</w:t>
+              <w:t>LogisticsSource</w:t>
+            </w:r>
+            <w:r>
+              <w:t xml:space="preserve"> / </w:t>
+            </w:r>
+            <w:r>
+              <w:rPr>
+                <w:rFonts w:ascii="Consolas" w:hAnsi="Consolas"/>
+                <w:sz w:val="19"/>
+              </w:rPr>
+              <w:t>LogisticsSalesPush</w:t>
             </w:r>
           </w:p>
         </w:tc>
@@ -3391,7 +3891,7 @@
           <w:p>
             <w:r/>
             <w:r>
-              <w:t>lệnh vẫn chạy, nhật ký không ghi</w:t>
+              <w:t>các bước ở HUONG_DAN_TRIEN_KHAI</w:t>
             </w:r>
           </w:p>
         </w:tc>
@@ -3402,7 +3902,10 @@
           <w:p>
             <w:r/>
             <w:r>
-              <w:t>anh xem</w:t>
+              <w:rPr>
+                <w:b/>
+              </w:rPr>
+              <w:t>cần quyền host</w:t>
             </w:r>
           </w:p>
         </w:tc>
@@ -3415,25 +3918,33 @@
           <w:p>
             <w:r/>
             <w:r>
-              <w:t xml:space="preserve">Bút toán riêng cho </w:t>
-            </w:r>
-            <w:r>
               <w:rPr>
                 <w:b/>
               </w:rPr>
-              <w:t>phí 2 %</w:t>
-            </w:r>
-            <w:r>
-              <w:t xml:space="preserve"> và </w:t>
+              <w:t>Dữ liệu DB host</w:t>
+            </w:r>
+            <w:r>
+              <w:t>: mở 1371 / 4021 / 4022 nếu thiếu; bật LAK (đang tắt trên host) và USD (</w:t>
             </w:r>
             <w:r>
               <w:rPr>
-                <w:b/>
+                <w:rFonts w:ascii="Consolas" w:hAnsi="Consolas"/>
+                <w:sz w:val="19"/>
               </w:rPr>
-              <w:t>trừ quá tải</w:t>
-            </w:r>
-            <w:r>
-              <w:t xml:space="preserve"> xe thuê</w:t>
+              <w:t>CurrencyId</w:t>
+            </w:r>
+            <w:r>
+              <w:t xml:space="preserve"> 2); lỗi </w:t>
+            </w:r>
+            <w:r>
+              <w:rPr>
+                <w:rFonts w:ascii="Consolas" w:hAnsi="Consolas"/>
+                <w:sz w:val="19"/>
+              </w:rPr>
+              <w:t>default-money-account</w:t>
+            </w:r>
+            <w:r>
+              <w:t xml:space="preserve"> trên host</w:t>
             </w:r>
           </w:p>
         </w:tc>
@@ -3444,7 +3955,14 @@
           <w:p>
             <w:r/>
             <w:r>
-              <w:t>chưa có tài khoản</w:t>
+              <w:t xml:space="preserve">Bên em tạm đặt </w:t>
+            </w:r>
+            <w:r>
+              <w:rPr>
+                <w:rFonts w:ascii="Consolas" w:hAnsi="Consolas"/>
+                <w:sz w:val="19"/>
+              </w:rPr>
+              <w:t>QLSX_TIEN_USD=2</w:t>
             </w:r>
           </w:p>
         </w:tc>
@@ -3455,7 +3973,10 @@
           <w:p>
             <w:r/>
             <w:r>
-              <w:t>anh Khampla chốt</w:t>
+              <w:rPr>
+                <w:b/>
+              </w:rPr>
+              <w:t>cần quyền host</w:t>
             </w:r>
           </w:p>
         </w:tc>
@@ -3468,7 +3989,10 @@
           <w:p>
             <w:r/>
             <w:r>
-              <w:t>Màn "Tài khoản" ở hồ sơ nhân viên bên WEB</w:t>
+              <w:rPr>
+                <w:b/>
+              </w:rPr>
+              <w:t>Token hết hạn khoảng 10/10/2026</w:t>
             </w:r>
           </w:p>
         </w:tc>
@@ -3479,14 +4003,37 @@
           <w:p>
             <w:r/>
             <w:r>
-              <w:t xml:space="preserve">chưa nối API </w:t>
+              <w:t xml:space="preserve">thay token mới trong </w:t>
             </w:r>
             <w:r>
               <w:rPr>
                 <w:rFonts w:ascii="Consolas" w:hAnsi="Consolas"/>
                 <w:sz w:val="19"/>
               </w:rPr>
-              <w:t>account/upsert</w:t>
+              <w:t>.env</w:t>
+            </w:r>
+            <w:r>
+              <w:t xml:space="preserve">, hoặc đặt </w:t>
+            </w:r>
+            <w:r>
+              <w:rPr>
+                <w:rFonts w:ascii="Consolas" w:hAnsi="Consolas"/>
+                <w:sz w:val="19"/>
+              </w:rPr>
+              <w:t>QLSX_USERNAME</w:t>
+            </w:r>
+            <w:r>
+              <w:t xml:space="preserve"> / </w:t>
+            </w:r>
+            <w:r>
+              <w:rPr>
+                <w:rFonts w:ascii="Consolas" w:hAnsi="Consolas"/>
+                <w:sz w:val="19"/>
+              </w:rPr>
+              <w:t>QLSX_PASSWORD</w:t>
+            </w:r>
+            <w:r>
+              <w:t xml:space="preserve"> của anh để tự đăng nhập lại</w:t>
             </w:r>
           </w:p>
         </w:tc>
@@ -3497,7 +4044,13 @@
           <w:p>
             <w:r/>
             <w:r>
-              <w:t>anh</w:t>
+              <w:rPr>
+                <w:b/>
+              </w:rPr>
+              <w:t>cần quyền host</w:t>
+            </w:r>
+            <w:r>
+              <w:t xml:space="preserve"> (token / mật khẩu của anh)</w:t>
             </w:r>
           </w:p>
         </w:tc>
@@ -3510,14 +4063,7 @@
           <w:p>
             <w:r/>
             <w:r>
-              <w:t xml:space="preserve">Chạy lại vòng nối kế toán với </w:t>
-            </w:r>
-            <w:r>
-              <w:rPr>
-                <w:rFonts w:ascii="Consolas" w:hAnsi="Consolas"/>
-                <w:sz w:val="19"/>
-              </w:rPr>
-              <w:t>ce95b3c</w:t>
+              <w:t>Tài khoản tích hợp riêng (tuỳ chọn)</w:t>
             </w:r>
           </w:p>
         </w:tc>
@@ -3528,17 +4074,23 @@
           <w:p>
             <w:r/>
             <w:r>
-              <w:t xml:space="preserve">8 bài đạt trên </w:t>
+              <w:rPr>
+                <w:b/>
+              </w:rPr>
+              <w:t>tạm gác</w:t>
+            </w:r>
+            <w:r>
+              <w:t xml:space="preserve"> (chủ dự án 01/10). Nhân viên ảo </w:t>
             </w:r>
             <w:r>
               <w:rPr>
                 <w:rFonts w:ascii="Consolas" w:hAnsi="Consolas"/>
                 <w:sz w:val="19"/>
               </w:rPr>
-              <w:t>64ce7a4</w:t>
-            </w:r>
-            <w:r>
-              <w:t>; tổng header nay máy chủ tính</w:t>
+              <w:t>EPL-TICHHOP</w:t>
+            </w:r>
+            <w:r>
+              <w:t xml:space="preserve"> (ObjId 1622) đã tạo trên DB demo, chưa có tài khoản dùng được</w:t>
             </w:r>
           </w:p>
         </w:tc>
@@ -3549,7 +4101,177 @@
           <w:p>
             <w:r/>
             <w:r>
-              <w:t>bên em</w:t>
+              <w:t>khi cần</w:t>
+            </w:r>
+          </w:p>
+        </w:tc>
+      </w:tr>
+      <w:tr>
+        <w:tc>
+          <w:tcPr>
+            <w:tcW w:type="dxa" w:w="2880"/>
+          </w:tcPr>
+          <w:p>
+            <w:r/>
+            <w:r>
+              <w:rPr>
+                <w:b/>
+              </w:rPr>
+              <w:t>Nhật ký kiểm toán cũ</w:t>
+            </w:r>
+            <w:r>
+              <w:t xml:space="preserve"> có thể còn mật khẩu dạng chữ thường (trước </w:t>
+            </w:r>
+            <w:r>
+              <w:rPr>
+                <w:rFonts w:ascii="Consolas" w:hAnsi="Consolas"/>
+                <w:sz w:val="19"/>
+              </w:rPr>
+              <w:t>ed5aa0e</w:t>
+            </w:r>
+            <w:r>
+              <w:t>)</w:t>
+            </w:r>
+          </w:p>
+        </w:tc>
+        <w:tc>
+          <w:tcPr>
+            <w:tcW w:type="dxa" w:w="2880"/>
+          </w:tcPr>
+          <w:p>
+            <w:r/>
+            <w:r>
+              <w:t xml:space="preserve">script che đang viết, chưa commit — </w:t>
+            </w:r>
+            <w:r>
+              <w:rPr>
+                <w:b/>
+              </w:rPr>
+              <w:t>đang chốt</w:t>
+            </w:r>
+          </w:p>
+        </w:tc>
+        <w:tc>
+          <w:tcPr>
+            <w:tcW w:type="dxa" w:w="2880"/>
+          </w:tcPr>
+          <w:p>
+            <w:r/>
+            <w:r>
+              <w:t xml:space="preserve">xoá / che trên DB host, cân nhắc đổi mật khẩu — </w:t>
+            </w:r>
+            <w:r>
+              <w:rPr>
+                <w:b/>
+              </w:rPr>
+              <w:t>cần quyền host</w:t>
+            </w:r>
+          </w:p>
+        </w:tc>
+      </w:tr>
+      <w:tr>
+        <w:tc>
+          <w:tcPr>
+            <w:tcW w:type="dxa" w:w="2880"/>
+          </w:tcPr>
+          <w:p>
+            <w:r/>
+            <w:r>
+              <w:t xml:space="preserve">Đừng </w:t>
+            </w:r>
+            <w:r>
+              <w:rPr>
+                <w:b/>
+              </w:rPr>
+              <w:t>xoá tay</w:t>
+            </w:r>
+            <w:r>
+              <w:t xml:space="preserve"> phiếu chi / thu do trang điều xe tạo</w:t>
+            </w:r>
+          </w:p>
+        </w:tc>
+        <w:tc>
+          <w:tcPr>
+            <w:tcW w:type="dxa" w:w="2880"/>
+          </w:tcPr>
+          <w:p>
+            <w:r/>
+            <w:r>
+              <w:t xml:space="preserve">xoá tay thì bên em đánh </w:t>
+            </w:r>
+            <w:r>
+              <w:rPr>
+                <w:rFonts w:ascii="Consolas" w:hAnsi="Consolas"/>
+                <w:sz w:val="19"/>
+              </w:rPr>
+              <w:t>PHIEU_CHI_MAT</w:t>
+            </w:r>
+            <w:r>
+              <w:t xml:space="preserve"> và lập phiếu mới khi gửi lại</w:t>
+            </w:r>
+          </w:p>
+        </w:tc>
+        <w:tc>
+          <w:tcPr>
+            <w:tcW w:type="dxa" w:w="2880"/>
+          </w:tcPr>
+          <w:p>
+            <w:r/>
+            <w:r>
+              <w:t>cần huỷ thì báo bên EPL rút</w:t>
+            </w:r>
+          </w:p>
+        </w:tc>
+      </w:tr>
+      <w:tr>
+        <w:tc>
+          <w:tcPr>
+            <w:tcW w:type="dxa" w:w="2880"/>
+          </w:tcPr>
+          <w:p>
+            <w:r/>
+            <w:r>
+              <w:t xml:space="preserve">Bút toán riêng cho </w:t>
+            </w:r>
+            <w:r>
+              <w:rPr>
+                <w:b/>
+              </w:rPr>
+              <w:t>phí 2 %</w:t>
+            </w:r>
+            <w:r>
+              <w:t xml:space="preserve"> và </w:t>
+            </w:r>
+            <w:r>
+              <w:rPr>
+                <w:b/>
+              </w:rPr>
+              <w:t>trừ quá tải</w:t>
+            </w:r>
+            <w:r>
+              <w:t xml:space="preserve"> xe thuê</w:t>
+            </w:r>
+          </w:p>
+        </w:tc>
+        <w:tc>
+          <w:tcPr>
+            <w:tcW w:type="dxa" w:w="2880"/>
+          </w:tcPr>
+          <w:p>
+            <w:r/>
+            <w:r>
+              <w:t>chưa có tài khoản</w:t>
+            </w:r>
+          </w:p>
+        </w:tc>
+        <w:tc>
+          <w:tcPr>
+            <w:tcW w:type="dxa" w:w="2880"/>
+          </w:tcPr>
+          <w:p>
+            <w:r/>
+            <w:r>
+              <w:t>anh Khampla chốt</w:t>
             </w:r>
           </w:p>
         </w:tc>
@@ -3636,7 +4358,7 @@
         <w:pStyle w:val="ListBullet"/>
       </w:pPr>
       <w:r>
-        <w:t>Bài thử bên em (chạy lại được):</w:t>
+        <w:t>Bài thử bên em (chạy lại được, máy thử 8011 với API anh chạy ở máy):</w:t>
       </w:r>
     </w:p>
     <w:p>
@@ -3650,6 +4372,36 @@
         </w:rPr>
         <w:t>kiem/thu_chi_tam_ung_ke_toan.py</w:t>
       </w:r>
+      <w:r>
+        <w:t xml:space="preserve">, </w:t>
+      </w:r>
+      <w:r>
+        <w:rPr>
+          <w:rFonts w:ascii="Consolas" w:hAnsi="Consolas"/>
+          <w:sz w:val="19"/>
+        </w:rPr>
+        <w:t>kiem/thu_xe_thue_ke_toan.py</w:t>
+      </w:r>
+      <w:r>
+        <w:t xml:space="preserve">, </w:t>
+      </w:r>
+      <w:r>
+        <w:rPr>
+          <w:rFonts w:ascii="Consolas" w:hAnsi="Consolas"/>
+          <w:sz w:val="19"/>
+        </w:rPr>
+        <w:t>kiem/thu_chu_xe.py</w:t>
+      </w:r>
+      <w:r>
+        <w:t xml:space="preserve">, </w:t>
+      </w:r>
+      <w:r>
+        <w:rPr>
+          <w:rFonts w:ascii="Consolas" w:hAnsi="Consolas"/>
+          <w:sz w:val="19"/>
+        </w:rPr>
+        <w:t>kiem/thu_tru_hang_quay.py</w:t>
+      </w:r>
     </w:p>
     <w:p>
       <w:pPr>
@@ -3660,7 +4412,27 @@
           <w:rFonts w:ascii="Consolas" w:hAnsi="Consolas"/>
           <w:sz w:val="19"/>
         </w:rPr>
-        <w:t>kiem/thu_xe_thue_ke_toan.py</w:t>
+        <w:t>kiem/thu_chi_muc_tune.py</w:t>
+      </w:r>
+      <w:r>
+        <w:t xml:space="preserve">, </w:t>
+      </w:r>
+      <w:r>
+        <w:rPr>
+          <w:rFonts w:ascii="Consolas" w:hAnsi="Consolas"/>
+          <w:sz w:val="19"/>
+        </w:rPr>
+        <w:t>kiem/thu_tat_toan_tune.py</w:t>
+      </w:r>
+      <w:r>
+        <w:t xml:space="preserve">, </w:t>
+      </w:r>
+      <w:r>
+        <w:rPr>
+          <w:rFonts w:ascii="Consolas" w:hAnsi="Consolas"/>
+          <w:sz w:val="19"/>
+        </w:rPr>
+        <w:t>kiem/thu_but_toan_cho.py</w:t>
       </w:r>
     </w:p>
     <w:p>
@@ -3674,11 +4446,9 @@
         </w:rPr>
         <w:t>kiem/thu_tao_so_that.py</w:t>
       </w:r>
-    </w:p>
-    <w:p>
-      <w:pPr>
-        <w:pStyle w:val="ListBullet2"/>
-      </w:pPr>
+      <w:r>
+        <w:t xml:space="preserve">, </w:t>
+      </w:r>
       <w:r>
         <w:rPr>
           <w:rFonts w:ascii="Consolas" w:hAnsi="Consolas"/>
@@ -3686,11 +4456,9 @@
         </w:rPr>
         <w:t>kiem/thu_ban_giao.py</w:t>
       </w:r>
-    </w:p>
-    <w:p>
-      <w:pPr>
-        <w:pStyle w:val="ListBullet2"/>
-      </w:pPr>
+      <w:r>
+        <w:t xml:space="preserve">, </w:t>
+      </w:r>
       <w:r>
         <w:rPr>
           <w:rFonts w:ascii="Consolas" w:hAnsi="Consolas"/>
@@ -3708,10 +4476,28 @@
           <w:rFonts w:ascii="Consolas" w:hAnsi="Consolas"/>
           <w:sz w:val="19"/>
         </w:rPr>
-        <w:t>kiem/thu_tat_toan_tune.py</w:t>
+        <w:t>kiem/thu_giao_dien.js</w:t>
       </w:r>
       <w:r>
-        <w:t xml:space="preserve"> (đang làm, cùng phần tất toán / trả nhà cung cấp)</w:t>
+        <w:t xml:space="preserve"> (22 màn)</w:t>
+      </w:r>
+    </w:p>
+    <w:p>
+      <w:pPr>
+        <w:pStyle w:val="ListBullet2"/>
+      </w:pPr>
+      <w:r>
+        <w:t xml:space="preserve">kho tạm: </w:t>
+      </w:r>
+      <w:r>
+        <w:rPr>
+          <w:rFonts w:ascii="Consolas" w:hAnsi="Consolas"/>
+          <w:sz w:val="19"/>
+        </w:rPr>
+        <w:t>EPL_KETOAN/kiem/thu_tru_hang_chu_xe.py</w:t>
+      </w:r>
+      <w:r>
+        <w:t xml:space="preserve"> (máy thử 8031)</w:t>
       </w:r>
     </w:p>
     <w:sectPr>

--- a/DOCS/word/TONG_HOP_BAN_GIAO_ANH_TUNE.docx
+++ b/DOCS/word/TONG_HOP_BAN_GIAO_ANH_TUNE.docx
@@ -104,7 +104,7 @@
         <w:t>HUONG_DAN_TRIEN_KHAI_ANH_TUNE</w:t>
       </w:r>
       <w:r>
-        <w:t xml:space="preserve"> (các bước đổi link, kiểm sau triển khai);</w:t>
+        <w:t xml:space="preserve"> (các bước đổi link, kiểm sau triển khai; áp script và bật bút toán ở mục 4.6);</w:t>
       </w:r>
     </w:p>
     <w:p>
@@ -131,7 +131,7 @@
         <w:t>GLS-QLSX-APIs/docs/PHIEU-THU-CHI-DEMOLAO-TONG-HOP.md</w:t>
       </w:r>
       <w:r>
-        <w:t>.</w:t>
+        <w:t xml:space="preserve"> (API bút toán: mục 16.9).</w:t>
       </w:r>
     </w:p>
     <w:p>
@@ -146,7 +146,7 @@
           <w:rFonts w:ascii="Consolas" w:hAnsi="Consolas"/>
           <w:sz w:val="19"/>
         </w:rPr>
-        <w:t>feat/HonTunedaHai@ae0e7f6</w:t>
+        <w:t>feat/HonTunedaHai@b9227aa</w:t>
       </w:r>
       <w:r>
         <w:t xml:space="preserve">, WEB </w:t>
@@ -156,7 +156,7 @@
           <w:rFonts w:ascii="Consolas" w:hAnsi="Consolas"/>
           <w:sz w:val="19"/>
         </w:rPr>
-        <w:t>feat/hontunedhai_Laos@77bcb0a1</w:t>
+        <w:t>feat/hontunedhai_Laos@7d168744</w:t>
       </w:r>
       <w:r>
         <w:t xml:space="preserve">; trang điều xe </w:t>
@@ -187,6 +187,26 @@
           <w:sz w:val="19"/>
         </w:rPr>
         <w:t>938b007</w:t>
+      </w:r>
+      <w:r>
+        <w:t xml:space="preserve">, </w:t>
+      </w:r>
+      <w:r>
+        <w:rPr>
+          <w:rFonts w:ascii="Consolas" w:hAnsi="Consolas"/>
+          <w:sz w:val="19"/>
+        </w:rPr>
+        <w:t>a938301</w:t>
+      </w:r>
+      <w:r>
+        <w:t xml:space="preserve">, </w:t>
+      </w:r>
+      <w:r>
+        <w:rPr>
+          <w:rFonts w:ascii="Consolas" w:hAnsi="Consolas"/>
+          <w:sz w:val="19"/>
+        </w:rPr>
+        <w:t>875a0cf</w:t>
       </w:r>
       <w:r>
         <w:t xml:space="preserve">; kho tạm </w:t>
@@ -518,7 +538,36 @@
         <w:t>bút toán chờ gửi</w:t>
       </w:r>
       <w:r>
-        <w:t xml:space="preserve"> ở trang điều xe, đủ hai vế từng dòng bằng mã thật. Bên em giữ cho tới khi hệ anh có API bút toán (mục 5).</w:t>
+        <w:t xml:space="preserve"> ở trang điều xe, đủ hai vế từng dòng bằng mã thật. Hệ anh </w:t>
+      </w:r>
+      <w:r>
+        <w:rPr>
+          <w:b/>
+        </w:rPr>
+        <w:t>đã có API bút toán tổng hợp</w:t>
+      </w:r>
+      <w:r>
+        <w:t xml:space="preserve"> (</w:t>
+      </w:r>
+      <w:r>
+        <w:rPr>
+          <w:rFonts w:ascii="Consolas" w:hAnsi="Consolas"/>
+          <w:sz w:val="19"/>
+        </w:rPr>
+        <w:t>b9227aa</w:t>
+      </w:r>
+      <w:r>
+        <w:t xml:space="preserve">); bên em gửi sang khi script đã áp lên DB kế toán và cờ </w:t>
+      </w:r>
+      <w:r>
+        <w:rPr>
+          <w:rFonts w:ascii="Consolas" w:hAnsi="Consolas"/>
+          <w:sz w:val="19"/>
+        </w:rPr>
+        <w:t>QLSX_GUI_BUT_TOAN</w:t>
+      </w:r>
+      <w:r>
+        <w:t xml:space="preserve"> bật (mục 5). Trong lúc chờ, bút toán vẫn nằm ở trang điều xe, không mất khoản nào.</w:t>
       </w:r>
     </w:p>
     <w:p>
@@ -1240,7 +1289,51 @@
           <w:p>
             <w:r/>
             <w:r>
-              <w:t>chưa có đường bên anh</w:t>
+              <w:rPr>
+                <w:rFonts w:ascii="Consolas" w:hAnsi="Consolas"/>
+                <w:sz w:val="19"/>
+              </w:rPr>
+              <w:t>integrations/logistics/journal-entries</w:t>
+            </w:r>
+            <w:r>
+              <w:t xml:space="preserve"> (+ </w:t>
+            </w:r>
+            <w:r>
+              <w:rPr>
+                <w:rFonts w:ascii="Consolas" w:hAnsi="Consolas"/>
+                <w:sz w:val="19"/>
+              </w:rPr>
+              <w:t>/reverse</w:t>
+            </w:r>
+            <w:r>
+              <w:t xml:space="preserve">, </w:t>
+            </w:r>
+            <w:r>
+              <w:rPr>
+                <w:rFonts w:ascii="Consolas" w:hAnsi="Consolas"/>
+                <w:sz w:val="19"/>
+              </w:rPr>
+              <w:t>GET /{SourceRef}</w:t>
+            </w:r>
+            <w:r>
+              <w:t xml:space="preserve">); </w:t>
+            </w:r>
+            <w:r>
+              <w:rPr>
+                <w:rFonts w:ascii="Consolas" w:hAnsi="Consolas"/>
+                <w:sz w:val="19"/>
+              </w:rPr>
+              <w:t>Idempotency-Key</w:t>
+            </w:r>
+            <w:r>
+              <w:t xml:space="preserve"> = </w:t>
+            </w:r>
+            <w:r>
+              <w:rPr>
+                <w:rFonts w:ascii="Consolas" w:hAnsi="Consolas"/>
+                <w:sz w:val="19"/>
+              </w:rPr>
+              <w:t>EPLLAO-&lt;nguồn&gt;-&lt;mã nguồn&gt;</w:t>
             </w:r>
           </w:p>
         </w:tc>
@@ -1262,7 +1355,36 @@
           <w:p>
             <w:r/>
             <w:r>
-              <w:t>giữ ở trang điều xe, màn "Bút toán chờ gửi"; chờ API bút toán</w:t>
+              <w:t>API có (</w:t>
+            </w:r>
+            <w:r>
+              <w:rPr>
+                <w:rFonts w:ascii="Consolas" w:hAnsi="Consolas"/>
+                <w:sz w:val="19"/>
+              </w:rPr>
+              <w:t>b9227aa</w:t>
+            </w:r>
+            <w:r>
+              <w:t>), đầu gửi có (</w:t>
+            </w:r>
+            <w:r>
+              <w:rPr>
+                <w:rFonts w:ascii="Consolas" w:hAnsi="Consolas"/>
+                <w:sz w:val="19"/>
+              </w:rPr>
+              <w:t>875a0cf</w:t>
+            </w:r>
+            <w:r>
+              <w:t xml:space="preserve">, cờ tắt). </w:t>
+            </w:r>
+            <w:r>
+              <w:rPr>
+                <w:b/>
+              </w:rPr>
+              <w:t>Chưa chạy trên DB</w:t>
+            </w:r>
+            <w:r>
+              <w:t>: chờ áp script; cấu hình đã có ở API máy. Trong lúc chờ: màn "Bút toán chờ gửi"</w:t>
             </w:r>
           </w:p>
         </w:tc>
@@ -2156,7 +2278,7 @@
           <w:p>
             <w:r/>
             <w:r>
-              <w:t>GLS-QLSX-Web</w:t>
+              <w:t>GLS-QLSX-APIs</w:t>
             </w:r>
           </w:p>
         </w:tc>
@@ -2171,7 +2293,7 @@
                 <w:rFonts w:ascii="Consolas" w:hAnsi="Consolas"/>
                 <w:sz w:val="19"/>
               </w:rPr>
-              <w:t>feat/hontunedhai_Laos</w:t>
+              <w:t>feat/HonTunedaHai</w:t>
             </w:r>
           </w:p>
         </w:tc>
@@ -2186,7 +2308,7 @@
                 <w:rFonts w:ascii="Consolas" w:hAnsi="Consolas"/>
                 <w:sz w:val="19"/>
               </w:rPr>
-              <w:t>f382a9e8</w:t>
+              <w:t>e2ef52f</w:t>
             </w:r>
           </w:p>
         </w:tc>
@@ -2197,7 +2319,37 @@
           <w:p>
             <w:r/>
             <w:r>
-              <w:t>Modal Vụ việc: thoát ký tự chuỗi DO; DO hiện số phiếu, xe, tài xế; tỷ giá nhỏ hơn 1 đọc xuôi.</w:t>
+              <w:t xml:space="preserve">Script </w:t>
+            </w:r>
+            <w:r>
+              <w:rPr>
+                <w:rFonts w:ascii="Consolas" w:hAnsi="Consolas"/>
+                <w:sz w:val="19"/>
+              </w:rPr>
+              <w:t>20261001_audit_redact_secrets.sql</w:t>
+            </w:r>
+            <w:r>
+              <w:t xml:space="preserve">: che mật khẩu / token / khoá trong dòng audit cũ (trước </w:t>
+            </w:r>
+            <w:r>
+              <w:rPr>
+                <w:rFonts w:ascii="Consolas" w:hAnsi="Consolas"/>
+                <w:sz w:val="19"/>
+              </w:rPr>
+              <w:t>ed5aa0e</w:t>
+            </w:r>
+            <w:r>
+              <w:t xml:space="preserve">). Chạy lúc triển khai; trong tệp </w:t>
+            </w:r>
+            <w:r>
+              <w:rPr>
+                <w:rFonts w:ascii="Consolas" w:hAnsi="Consolas"/>
+                <w:sz w:val="19"/>
+              </w:rPr>
+              <w:t>@Apply</w:t>
+            </w:r>
+            <w:r>
+              <w:t xml:space="preserve"> mặc định 1 (che luôn), đặt 0 để chỉ xem.</w:t>
             </w:r>
           </w:p>
         </w:tc>
@@ -2210,7 +2362,7 @@
           <w:p>
             <w:r/>
             <w:r>
-              <w:t>GLS-QLSX-Web</w:t>
+              <w:t>GLS-QLSX-APIs</w:t>
             </w:r>
           </w:p>
         </w:tc>
@@ -2225,7 +2377,7 @@
                 <w:rFonts w:ascii="Consolas" w:hAnsi="Consolas"/>
                 <w:sz w:val="19"/>
               </w:rPr>
-              <w:t>feat/hontunedhai_Laos</w:t>
+              <w:t>feat/HonTunedaHai</w:t>
             </w:r>
           </w:p>
         </w:tc>
@@ -2240,7 +2392,7 @@
                 <w:rFonts w:ascii="Consolas" w:hAnsi="Consolas"/>
                 <w:sz w:val="19"/>
               </w:rPr>
-              <w:t>06a14189</w:t>
+              <w:t>0d4eed9</w:t>
             </w:r>
           </w:p>
         </w:tc>
@@ -2251,27 +2403,27 @@
           <w:p>
             <w:r/>
             <w:r>
-              <w:t xml:space="preserve">Phiếu thu / chi: </w:t>
+              <w:t xml:space="preserve">Nhật ký kiểm toán che thêm trường </w:t>
             </w:r>
             <w:r>
               <w:rPr>
                 <w:rFonts w:ascii="Consolas" w:hAnsi="Consolas"/>
                 <w:sz w:val="19"/>
               </w:rPr>
-              <w:t>isCash</w:t>
-            </w:r>
-            <w:r>
-              <w:t xml:space="preserve"> theo hình thức thanh toán; tài khoản tiền mặc định đọc đúng </w:t>
+              <w:t>jwt</w:t>
+            </w:r>
+            <w:r>
+              <w:t xml:space="preserve">, </w:t>
             </w:r>
             <w:r>
               <w:rPr>
                 <w:rFonts w:ascii="Consolas" w:hAnsi="Consolas"/>
                 <w:sz w:val="19"/>
               </w:rPr>
-              <w:t>AccountCode</w:t>
-            </w:r>
-            <w:r>
-              <w:t>, gửi kèm loại tiền; tổng xem trước tách nguyên tệ / quy đổi; phân loại theo mã loại chứng từ, không theo tên.</w:t>
+              <w:t>cookie</w:t>
+            </w:r>
+            <w:r>
+              <w:t>.</w:t>
             </w:r>
           </w:p>
         </w:tc>
@@ -2284,7 +2436,7 @@
           <w:p>
             <w:r/>
             <w:r>
-              <w:t>GLS-QLSX-Web</w:t>
+              <w:t>GLS-QLSX-APIs</w:t>
             </w:r>
           </w:p>
         </w:tc>
@@ -2299,7 +2451,7 @@
                 <w:rFonts w:ascii="Consolas" w:hAnsi="Consolas"/>
                 <w:sz w:val="19"/>
               </w:rPr>
-              <w:t>feat/hontunedhai_Laos</w:t>
+              <w:t>feat/HonTunedaHai</w:t>
             </w:r>
           </w:p>
         </w:tc>
@@ -2314,7 +2466,7 @@
                 <w:rFonts w:ascii="Consolas" w:hAnsi="Consolas"/>
                 <w:sz w:val="19"/>
               </w:rPr>
-              <w:t>7e14421c</w:t>
+              <w:t>b9227aa</w:t>
             </w:r>
           </w:p>
         </w:tc>
@@ -2325,7 +2477,82 @@
           <w:p>
             <w:r/>
             <w:r>
-              <w:t>Đổi hình thức / nội tệ / loại tiền khi đã có dòng thì vế tiền các dòng đổi theo; đổi quốc gia khi đã có dòng thì chặn trước khi nạp danh mục; mã DOTY gom một chỗ.</w:t>
+              <w:rPr>
+                <w:b/>
+              </w:rPr>
+              <w:t>API bút toán tổng hợp</w:t>
+            </w:r>
+            <w:r>
+              <w:t xml:space="preserve"> </w:t>
+            </w:r>
+            <w:r>
+              <w:rPr>
+                <w:rFonts w:ascii="Consolas" w:hAnsi="Consolas"/>
+                <w:sz w:val="19"/>
+              </w:rPr>
+              <w:t>integrations/logistics/journal-entries</w:t>
+            </w:r>
+            <w:r>
+              <w:t>: tạo + ghi sổ tạm (ST 13), gỡ (</w:t>
+            </w:r>
+            <w:r>
+              <w:rPr>
+                <w:rFonts w:ascii="Consolas" w:hAnsi="Consolas"/>
+                <w:sz w:val="19"/>
+              </w:rPr>
+              <w:t>/reverse</w:t>
+            </w:r>
+            <w:r>
+              <w:t>), đọc lại (</w:t>
+            </w:r>
+            <w:r>
+              <w:rPr>
+                <w:rFonts w:ascii="Consolas" w:hAnsi="Consolas"/>
+                <w:sz w:val="19"/>
+              </w:rPr>
+              <w:t>GET</w:t>
+            </w:r>
+            <w:r>
+              <w:t xml:space="preserve">); chống trùng theo </w:t>
+            </w:r>
+            <w:r>
+              <w:rPr>
+                <w:rFonts w:ascii="Consolas" w:hAnsi="Consolas"/>
+                <w:sz w:val="19"/>
+              </w:rPr>
+              <w:t>SourceRef</w:t>
+            </w:r>
+            <w:r>
+              <w:t xml:space="preserve">. Script </w:t>
+            </w:r>
+            <w:r>
+              <w:rPr>
+                <w:rFonts w:ascii="Consolas" w:hAnsi="Consolas"/>
+                <w:sz w:val="19"/>
+              </w:rPr>
+              <w:t>20261001_logistics_journal_entry.sql</w:t>
+            </w:r>
+            <w:r>
+              <w:t xml:space="preserve"> (ba thủ tục mới, chạy lại được) — </w:t>
+            </w:r>
+            <w:r>
+              <w:rPr>
+                <w:b/>
+              </w:rPr>
+              <w:t>chưa áp DB</w:t>
+            </w:r>
+            <w:r>
+              <w:t xml:space="preserve">. Mẫu cấu hình </w:t>
+            </w:r>
+            <w:r>
+              <w:rPr>
+                <w:rFonts w:ascii="Consolas" w:hAnsi="Consolas"/>
+                <w:sz w:val="19"/>
+              </w:rPr>
+              <w:t>logistics-journal-entry-config.example.json</w:t>
+            </w:r>
+            <w:r>
+              <w:t>. Giao ước: hợp đồng 12.12.4.</w:t>
             </w:r>
           </w:p>
         </w:tc>
@@ -2368,7 +2595,7 @@
                 <w:rFonts w:ascii="Consolas" w:hAnsi="Consolas"/>
                 <w:sz w:val="19"/>
               </w:rPr>
-              <w:t>77bcb0a1</w:t>
+              <w:t>f382a9e8</w:t>
             </w:r>
           </w:p>
         </w:tc>
@@ -2379,6 +2606,188 @@
           <w:p>
             <w:r/>
             <w:r>
+              <w:t>Modal Vụ việc: thoát ký tự chuỗi DO; DO hiện số phiếu, xe, tài xế; tỷ giá nhỏ hơn 1 đọc xuôi.</w:t>
+            </w:r>
+          </w:p>
+        </w:tc>
+      </w:tr>
+      <w:tr>
+        <w:tc>
+          <w:tcPr>
+            <w:tcW w:type="dxa" w:w="2160"/>
+          </w:tcPr>
+          <w:p>
+            <w:r/>
+            <w:r>
+              <w:t>GLS-QLSX-Web</w:t>
+            </w:r>
+          </w:p>
+        </w:tc>
+        <w:tc>
+          <w:tcPr>
+            <w:tcW w:type="dxa" w:w="2160"/>
+          </w:tcPr>
+          <w:p>
+            <w:r/>
+            <w:r>
+              <w:rPr>
+                <w:rFonts w:ascii="Consolas" w:hAnsi="Consolas"/>
+                <w:sz w:val="19"/>
+              </w:rPr>
+              <w:t>feat/hontunedhai_Laos</w:t>
+            </w:r>
+          </w:p>
+        </w:tc>
+        <w:tc>
+          <w:tcPr>
+            <w:tcW w:type="dxa" w:w="2160"/>
+          </w:tcPr>
+          <w:p>
+            <w:r/>
+            <w:r>
+              <w:rPr>
+                <w:rFonts w:ascii="Consolas" w:hAnsi="Consolas"/>
+                <w:sz w:val="19"/>
+              </w:rPr>
+              <w:t>06a14189</w:t>
+            </w:r>
+          </w:p>
+        </w:tc>
+        <w:tc>
+          <w:tcPr>
+            <w:tcW w:type="dxa" w:w="2160"/>
+          </w:tcPr>
+          <w:p>
+            <w:r/>
+            <w:r>
+              <w:t xml:space="preserve">Phiếu thu / chi: </w:t>
+            </w:r>
+            <w:r>
+              <w:rPr>
+                <w:rFonts w:ascii="Consolas" w:hAnsi="Consolas"/>
+                <w:sz w:val="19"/>
+              </w:rPr>
+              <w:t>isCash</w:t>
+            </w:r>
+            <w:r>
+              <w:t xml:space="preserve"> theo hình thức thanh toán; tài khoản tiền mặc định đọc đúng </w:t>
+            </w:r>
+            <w:r>
+              <w:rPr>
+                <w:rFonts w:ascii="Consolas" w:hAnsi="Consolas"/>
+                <w:sz w:val="19"/>
+              </w:rPr>
+              <w:t>AccountCode</w:t>
+            </w:r>
+            <w:r>
+              <w:t>, gửi kèm loại tiền; tổng xem trước tách nguyên tệ / quy đổi; phân loại theo mã loại chứng từ, không theo tên.</w:t>
+            </w:r>
+          </w:p>
+        </w:tc>
+      </w:tr>
+      <w:tr>
+        <w:tc>
+          <w:tcPr>
+            <w:tcW w:type="dxa" w:w="2160"/>
+          </w:tcPr>
+          <w:p>
+            <w:r/>
+            <w:r>
+              <w:t>GLS-QLSX-Web</w:t>
+            </w:r>
+          </w:p>
+        </w:tc>
+        <w:tc>
+          <w:tcPr>
+            <w:tcW w:type="dxa" w:w="2160"/>
+          </w:tcPr>
+          <w:p>
+            <w:r/>
+            <w:r>
+              <w:rPr>
+                <w:rFonts w:ascii="Consolas" w:hAnsi="Consolas"/>
+                <w:sz w:val="19"/>
+              </w:rPr>
+              <w:t>feat/hontunedhai_Laos</w:t>
+            </w:r>
+          </w:p>
+        </w:tc>
+        <w:tc>
+          <w:tcPr>
+            <w:tcW w:type="dxa" w:w="2160"/>
+          </w:tcPr>
+          <w:p>
+            <w:r/>
+            <w:r>
+              <w:rPr>
+                <w:rFonts w:ascii="Consolas" w:hAnsi="Consolas"/>
+                <w:sz w:val="19"/>
+              </w:rPr>
+              <w:t>7e14421c</w:t>
+            </w:r>
+          </w:p>
+        </w:tc>
+        <w:tc>
+          <w:tcPr>
+            <w:tcW w:type="dxa" w:w="2160"/>
+          </w:tcPr>
+          <w:p>
+            <w:r/>
+            <w:r>
+              <w:t>Đổi hình thức / nội tệ / loại tiền khi đã có dòng thì vế tiền các dòng đổi theo; đổi quốc gia khi đã có dòng thì chặn trước khi nạp danh mục; mã DOTY gom một chỗ.</w:t>
+            </w:r>
+          </w:p>
+        </w:tc>
+      </w:tr>
+      <w:tr>
+        <w:tc>
+          <w:tcPr>
+            <w:tcW w:type="dxa" w:w="2160"/>
+          </w:tcPr>
+          <w:p>
+            <w:r/>
+            <w:r>
+              <w:t>GLS-QLSX-Web</w:t>
+            </w:r>
+          </w:p>
+        </w:tc>
+        <w:tc>
+          <w:tcPr>
+            <w:tcW w:type="dxa" w:w="2160"/>
+          </w:tcPr>
+          <w:p>
+            <w:r/>
+            <w:r>
+              <w:rPr>
+                <w:rFonts w:ascii="Consolas" w:hAnsi="Consolas"/>
+                <w:sz w:val="19"/>
+              </w:rPr>
+              <w:t>feat/hontunedhai_Laos</w:t>
+            </w:r>
+          </w:p>
+        </w:tc>
+        <w:tc>
+          <w:tcPr>
+            <w:tcW w:type="dxa" w:w="2160"/>
+          </w:tcPr>
+          <w:p>
+            <w:r/>
+            <w:r>
+              <w:rPr>
+                <w:rFonts w:ascii="Consolas" w:hAnsi="Consolas"/>
+                <w:sz w:val="19"/>
+              </w:rPr>
+              <w:t>77bcb0a1</w:t>
+            </w:r>
+          </w:p>
+        </w:tc>
+        <w:tc>
+          <w:tcPr>
+            <w:tcW w:type="dxa" w:w="2160"/>
+          </w:tcPr>
+          <w:p>
+            <w:r/>
+            <w:r>
               <w:t xml:space="preserve">Loại phiếu không đổi ngầm: chỉ 58/60, 15/17 sửa được, loại khác (57, 59 "Chi trước", 68, 14, 16) chỉ xem. Đổi tài khoản tiền theo cờ </w:t>
             </w:r>
             <w:r>
@@ -2394,8 +2803,213 @@
           </w:p>
         </w:tc>
       </w:tr>
+      <w:tr>
+        <w:tc>
+          <w:tcPr>
+            <w:tcW w:type="dxa" w:w="2160"/>
+          </w:tcPr>
+          <w:p>
+            <w:r/>
+            <w:r>
+              <w:t>GLS-QLSX-Web</w:t>
+            </w:r>
+          </w:p>
+        </w:tc>
+        <w:tc>
+          <w:tcPr>
+            <w:tcW w:type="dxa" w:w="2160"/>
+          </w:tcPr>
+          <w:p>
+            <w:r/>
+            <w:r>
+              <w:rPr>
+                <w:rFonts w:ascii="Consolas" w:hAnsi="Consolas"/>
+                <w:sz w:val="19"/>
+              </w:rPr>
+              <w:t>feat/hontunedhai_Laos</w:t>
+            </w:r>
+          </w:p>
+        </w:tc>
+        <w:tc>
+          <w:tcPr>
+            <w:tcW w:type="dxa" w:w="2160"/>
+          </w:tcPr>
+          <w:p>
+            <w:r/>
+            <w:r>
+              <w:rPr>
+                <w:rFonts w:ascii="Consolas" w:hAnsi="Consolas"/>
+                <w:sz w:val="19"/>
+              </w:rPr>
+              <w:t>fce78c52</w:t>
+            </w:r>
+          </w:p>
+        </w:tc>
+        <w:tc>
+          <w:tcPr>
+            <w:tcW w:type="dxa" w:w="2160"/>
+          </w:tcPr>
+          <w:p>
+            <w:r/>
+            <w:r>
+              <w:t xml:space="preserve">Phiếu thu / chi: tiền tệ ngoài danh mục (ví dụ USD đang tắt) giữ đúng mã, phiếu chỉ xem; phiếu mới thiếu tiền tệ chặn lưu; công nợ xem trước theo tỷ giá header. Hồ sơ nhân viên có tab </w:t>
+            </w:r>
+            <w:r>
+              <w:rPr>
+                <w:b/>
+              </w:rPr>
+              <w:t>Tài khoản</w:t>
+            </w:r>
+            <w:r>
+              <w:t xml:space="preserve"> (tạo / sửa, đặt lại mật khẩu) — chưa bấm tạo tài khoản thật.</w:t>
+            </w:r>
+          </w:p>
+        </w:tc>
+      </w:tr>
+      <w:tr>
+        <w:tc>
+          <w:tcPr>
+            <w:tcW w:type="dxa" w:w="2160"/>
+          </w:tcPr>
+          <w:p>
+            <w:r/>
+            <w:r>
+              <w:t>GLS-QLSX-Web</w:t>
+            </w:r>
+          </w:p>
+        </w:tc>
+        <w:tc>
+          <w:tcPr>
+            <w:tcW w:type="dxa" w:w="2160"/>
+          </w:tcPr>
+          <w:p>
+            <w:r/>
+            <w:r>
+              <w:rPr>
+                <w:rFonts w:ascii="Consolas" w:hAnsi="Consolas"/>
+                <w:sz w:val="19"/>
+              </w:rPr>
+              <w:t>feat/hontunedhai_Laos</w:t>
+            </w:r>
+          </w:p>
+        </w:tc>
+        <w:tc>
+          <w:tcPr>
+            <w:tcW w:type="dxa" w:w="2160"/>
+          </w:tcPr>
+          <w:p>
+            <w:r/>
+            <w:r>
+              <w:rPr>
+                <w:rFonts w:ascii="Consolas" w:hAnsi="Consolas"/>
+                <w:sz w:val="19"/>
+              </w:rPr>
+              <w:t>7d168744</w:t>
+            </w:r>
+          </w:p>
+        </w:tc>
+        <w:tc>
+          <w:tcPr>
+            <w:tcW w:type="dxa" w:w="2160"/>
+          </w:tcPr>
+          <w:p>
+            <w:r/>
+            <w:r>
+              <w:t xml:space="preserve">Log WEB che mật khẩu / token / khoá / jwt / cookie; không còn in header </w:t>
+            </w:r>
+            <w:r>
+              <w:rPr>
+                <w:rFonts w:ascii="Consolas" w:hAnsi="Consolas"/>
+                <w:sz w:val="19"/>
+              </w:rPr>
+              <w:t>Authorization</w:t>
+            </w:r>
+            <w:r>
+              <w:t xml:space="preserve"> vào log và câu báo.</w:t>
+            </w:r>
+          </w:p>
+        </w:tc>
+      </w:tr>
     </w:tbl>
     <w:p/>
+    <w:p>
+      <w:pPr>
+        <w:jc w:val="both"/>
+      </w:pPr>
+      <w:r>
+        <w:t xml:space="preserve">Trang điều xe (bên em): </w:t>
+      </w:r>
+      <w:r>
+        <w:rPr>
+          <w:rFonts w:ascii="Consolas" w:hAnsi="Consolas"/>
+          <w:sz w:val="19"/>
+        </w:rPr>
+        <w:t>a938301</w:t>
+      </w:r>
+      <w:r>
+        <w:t xml:space="preserve"> gửi bút toán chờ sang API trên (cờ </w:t>
+      </w:r>
+      <w:r>
+        <w:rPr>
+          <w:rFonts w:ascii="Consolas" w:hAnsi="Consolas"/>
+          <w:sz w:val="19"/>
+        </w:rPr>
+        <w:t>QLSX_GUI_BUT_TOAN</w:t>
+      </w:r>
+      <w:r>
+        <w:t xml:space="preserve">, mặc định tắt); </w:t>
+      </w:r>
+      <w:r>
+        <w:rPr>
+          <w:rFonts w:ascii="Consolas" w:hAnsi="Consolas"/>
+          <w:sz w:val="19"/>
+        </w:rPr>
+        <w:t>875a0cf</w:t>
+      </w:r>
+      <w:r>
+        <w:t xml:space="preserve"> khớp giao ước </w:t>
+      </w:r>
+      <w:r>
+        <w:rPr>
+          <w:rFonts w:ascii="Consolas" w:hAnsi="Consolas"/>
+          <w:sz w:val="19"/>
+        </w:rPr>
+        <w:t>b9227aa</w:t>
+      </w:r>
+      <w:r>
+        <w:t xml:space="preserve"> (gỡ trả </w:t>
+      </w:r>
+      <w:r>
+        <w:rPr>
+          <w:rFonts w:ascii="Consolas" w:hAnsi="Consolas"/>
+          <w:sz w:val="19"/>
+        </w:rPr>
+        <w:t>Reversed=false</w:t>
+      </w:r>
+      <w:r>
+        <w:t xml:space="preserve"> thì coi như đã gỡ, 409 </w:t>
+      </w:r>
+      <w:r>
+        <w:rPr>
+          <w:rFonts w:ascii="Consolas" w:hAnsi="Consolas"/>
+          <w:sz w:val="19"/>
+        </w:rPr>
+        <w:t>52512</w:t>
+      </w:r>
+      <w:r>
+        <w:t xml:space="preserve"> thì tự gỡ rồi gửi lại, bỏ bản chưa rõ thì hỏi lại trước, đọc lỗi ở </w:t>
+      </w:r>
+      <w:r>
+        <w:rPr>
+          <w:rFonts w:ascii="Consolas" w:hAnsi="Consolas"/>
+          <w:sz w:val="19"/>
+        </w:rPr>
+        <w:t>ErrorDetail</w:t>
+      </w:r>
+      <w:r>
+        <w:t>).</w:t>
+      </w:r>
+    </w:p>
     <w:p>
       <w:pPr>
         <w:jc w:val="both"/>
@@ -3303,6 +3917,172 @@
           <w:p>
             <w:r/>
             <w:r>
+              <w:t>API anh</w:t>
+            </w:r>
+          </w:p>
+        </w:tc>
+        <w:tc>
+          <w:tcPr>
+            <w:tcW w:type="dxa" w:w="2160"/>
+          </w:tcPr>
+          <w:p>
+            <w:r/>
+            <w:r>
+              <w:rPr>
+                <w:rFonts w:ascii="Consolas" w:hAnsi="Consolas"/>
+                <w:sz w:val="19"/>
+              </w:rPr>
+              <w:t>LogisticsJournalEntry:Enabled</w:t>
+            </w:r>
+            <w:r>
+              <w:t xml:space="preserve">, </w:t>
+            </w:r>
+            <w:r>
+              <w:rPr>
+                <w:rFonts w:ascii="Consolas" w:hAnsi="Consolas"/>
+                <w:sz w:val="19"/>
+              </w:rPr>
+              <w:t>AllowedUserIds</w:t>
+            </w:r>
+            <w:r>
+              <w:t xml:space="preserve">, </w:t>
+            </w:r>
+            <w:r>
+              <w:rPr>
+                <w:rFonts w:ascii="Consolas" w:hAnsi="Consolas"/>
+                <w:sz w:val="19"/>
+              </w:rPr>
+              <w:t>OrgId</w:t>
+            </w:r>
+            <w:r>
+              <w:t xml:space="preserve">, </w:t>
+            </w:r>
+            <w:r>
+              <w:rPr>
+                <w:rFonts w:ascii="Consolas" w:hAnsi="Consolas"/>
+                <w:sz w:val="19"/>
+              </w:rPr>
+              <w:t>CountryId</w:t>
+            </w:r>
+          </w:p>
+        </w:tc>
+        <w:tc>
+          <w:tcPr>
+            <w:tcW w:type="dxa" w:w="2160"/>
+          </w:tcPr>
+          <w:p>
+            <w:r/>
+            <w:r>
+              <w:t xml:space="preserve">API máy: </w:t>
+            </w:r>
+            <w:r>
+              <w:rPr>
+                <w:rFonts w:ascii="Consolas" w:hAnsi="Consolas"/>
+                <w:sz w:val="19"/>
+              </w:rPr>
+              <w:t>true</w:t>
+            </w:r>
+            <w:r>
+              <w:t xml:space="preserve">, </w:t>
+            </w:r>
+            <w:r>
+              <w:rPr>
+                <w:rFonts w:ascii="Consolas" w:hAnsi="Consolas"/>
+                <w:sz w:val="19"/>
+              </w:rPr>
+              <w:t>[846]</w:t>
+            </w:r>
+            <w:r>
+              <w:t>, 1368, 11</w:t>
+            </w:r>
+          </w:p>
+        </w:tc>
+        <w:tc>
+          <w:tcPr>
+            <w:tcW w:type="dxa" w:w="2160"/>
+          </w:tcPr>
+          <w:p>
+            <w:r/>
+            <w:r>
+              <w:t xml:space="preserve">thêm trên host </w:t>
+            </w:r>
+            <w:r>
+              <w:rPr>
+                <w:b/>
+              </w:rPr>
+              <w:t>sau khi</w:t>
+            </w:r>
+            <w:r>
+              <w:t xml:space="preserve"> áp script lên DB kế toán host</w:t>
+            </w:r>
+          </w:p>
+        </w:tc>
+      </w:tr>
+      <w:tr>
+        <w:tc>
+          <w:tcPr>
+            <w:tcW w:type="dxa" w:w="2160"/>
+          </w:tcPr>
+          <w:p>
+            <w:r/>
+            <w:r>
+              <w:t>Trang điều xe</w:t>
+            </w:r>
+          </w:p>
+        </w:tc>
+        <w:tc>
+          <w:tcPr>
+            <w:tcW w:type="dxa" w:w="2160"/>
+          </w:tcPr>
+          <w:p>
+            <w:r/>
+            <w:r>
+              <w:rPr>
+                <w:rFonts w:ascii="Consolas" w:hAnsi="Consolas"/>
+                <w:sz w:val="19"/>
+              </w:rPr>
+              <w:t>QLSX_GUI_BUT_TOAN</w:t>
+            </w:r>
+          </w:p>
+        </w:tc>
+        <w:tc>
+          <w:tcPr>
+            <w:tcW w:type="dxa" w:w="2160"/>
+          </w:tcPr>
+          <w:p>
+            <w:r/>
+            <w:r>
+              <w:t>tắt</w:t>
+            </w:r>
+          </w:p>
+        </w:tc>
+        <w:tc>
+          <w:tcPr>
+            <w:tcW w:type="dxa" w:w="2160"/>
+          </w:tcPr>
+          <w:p>
+            <w:r/>
+            <w:r>
+              <w:rPr>
+                <w:rFonts w:ascii="Consolas" w:hAnsi="Consolas"/>
+                <w:sz w:val="19"/>
+              </w:rPr>
+              <w:t>1</w:t>
+            </w:r>
+            <w:r>
+              <w:t xml:space="preserve"> khi API nó gọi đã có script + cấu hình</w:t>
+            </w:r>
+          </w:p>
+        </w:tc>
+      </w:tr>
+      <w:tr>
+        <w:tc>
+          <w:tcPr>
+            <w:tcW w:type="dxa" w:w="2160"/>
+          </w:tcPr>
+          <w:p>
+            <w:r/>
+            <w:r>
               <w:t>WEB anh</w:t>
             </w:r>
           </w:p>
@@ -3491,13 +4271,465 @@
     </w:p>
     <w:p>
       <w:pPr>
+        <w:jc w:val="both"/>
+      </w:pPr>
+      <w:r>
+        <w:rPr>
+          <w:b/>
+        </w:rPr>
+        <w:t>Bút toán tổng hợp — thứ tự trên mỗi môi trường</w:t>
+      </w:r>
+      <w:r>
+        <w:t xml:space="preserve"> (máy bên em trước, host sau): áp script </w:t>
+      </w:r>
+      <w:r>
+        <w:rPr>
+          <w:rFonts w:ascii="Consolas" w:hAnsi="Consolas"/>
+          <w:sz w:val="19"/>
+        </w:rPr>
+        <w:t>20261001_logistics_journal_entry.sql</w:t>
+      </w:r>
+      <w:r>
+        <w:t xml:space="preserve"> lên DB kế toán → cấu hình </w:t>
+      </w:r>
+      <w:r>
+        <w:rPr>
+          <w:rFonts w:ascii="Consolas" w:hAnsi="Consolas"/>
+          <w:sz w:val="19"/>
+        </w:rPr>
+        <w:t>LogisticsJournalEntry</w:t>
+      </w:r>
+      <w:r>
+        <w:t xml:space="preserve"> → bật </w:t>
+      </w:r>
+      <w:r>
+        <w:rPr>
+          <w:rFonts w:ascii="Consolas" w:hAnsi="Consolas"/>
+          <w:sz w:val="19"/>
+        </w:rPr>
+        <w:t>QLSX_GUI_BUT_TOAN=1</w:t>
+      </w:r>
+      <w:r>
+        <w:t xml:space="preserve"> ở trang điều xe → gọi thử. Lệnh và cách đọc kết quả: HUONG_DAN_TRIEN_KHAI mục 4.6.</w:t>
+      </w:r>
+    </w:p>
+    <w:p>
+      <w:pPr>
         <w:pStyle w:val="Heading1"/>
       </w:pPr>
       <w:r>
         <w:rPr>
           <w:color w:val="145C4A"/>
         </w:rPr>
-        <w:t>5. Việc còn mở</w:t>
+        <w:t>5. Việc đã xong và việc còn lại</w:t>
+      </w:r>
+    </w:p>
+    <w:p>
+      <w:pPr>
+        <w:pStyle w:val="Heading2"/>
+      </w:pPr>
+      <w:r>
+        <w:t>5.1. Đã xong (01/10)</w:t>
+      </w:r>
+    </w:p>
+    <w:tbl>
+      <w:tblPr>
+        <w:tblStyle w:val="LightGrid-Accent1"/>
+        <w:tblW w:type="auto" w:w="0"/>
+        <w:tblLook w:firstColumn="1" w:firstRow="1" w:lastColumn="0" w:lastRow="0" w:noHBand="0" w:noVBand="1" w:val="04A0"/>
+      </w:tblPr>
+      <w:tblGrid>
+        <w:gridCol w:w="4320"/>
+        <w:gridCol w:w="4320"/>
+      </w:tblGrid>
+      <w:tr>
+        <w:tc>
+          <w:tcPr>
+            <w:tcW w:type="dxa" w:w="4320"/>
+          </w:tcPr>
+          <w:p>
+            <w:r>
+              <w:rPr>
+                <w:b/>
+              </w:rPr>
+            </w:r>
+            <w:r>
+              <w:rPr>
+                <w:b/>
+              </w:rPr>
+              <w:t>Việc</w:t>
+            </w:r>
+          </w:p>
+        </w:tc>
+        <w:tc>
+          <w:tcPr>
+            <w:tcW w:type="dxa" w:w="4320"/>
+          </w:tcPr>
+          <w:p>
+            <w:r>
+              <w:rPr>
+                <w:b/>
+              </w:rPr>
+            </w:r>
+            <w:r>
+              <w:rPr>
+                <w:b/>
+              </w:rPr>
+              <w:t>Ở đâu</w:t>
+            </w:r>
+          </w:p>
+        </w:tc>
+      </w:tr>
+      <w:tr>
+        <w:tc>
+          <w:tcPr>
+            <w:tcW w:type="dxa" w:w="4320"/>
+          </w:tcPr>
+          <w:p>
+            <w:r/>
+            <w:r>
+              <w:t>SO, tạm ứng, trả chủ xe (trừ hàng quầy), chi mục V – VI, tất toán tài xế, trả nhà cung cấp qua phiếu bên anh</w:t>
+            </w:r>
+          </w:p>
+        </w:tc>
+        <w:tc>
+          <w:tcPr>
+            <w:tcW w:type="dxa" w:w="4320"/>
+          </w:tcPr>
+          <w:p>
+            <w:r/>
+            <w:r>
+              <w:t>chạy ở máy (mục 1)</w:t>
+            </w:r>
+          </w:p>
+        </w:tc>
+      </w:tr>
+      <w:tr>
+        <w:tc>
+          <w:tcPr>
+            <w:tcW w:type="dxa" w:w="4320"/>
+          </w:tcPr>
+          <w:p>
+            <w:r/>
+            <w:r>
+              <w:t>Máy chủ tự tính quy đổi từng dòng và tổng header phiếu thu chi</w:t>
+            </w:r>
+          </w:p>
+        </w:tc>
+        <w:tc>
+          <w:tcPr>
+            <w:tcW w:type="dxa" w:w="4320"/>
+          </w:tcPr>
+          <w:p>
+            <w:r/>
+            <w:r>
+              <w:rPr>
+                <w:rFonts w:ascii="Consolas" w:hAnsi="Consolas"/>
+                <w:sz w:val="19"/>
+              </w:rPr>
+              <w:t>ce95b3c</w:t>
+            </w:r>
+            <w:r>
+              <w:t xml:space="preserve">, </w:t>
+            </w:r>
+            <w:r>
+              <w:rPr>
+                <w:rFonts w:ascii="Consolas" w:hAnsi="Consolas"/>
+                <w:sz w:val="19"/>
+              </w:rPr>
+              <w:t>ae0e7f6</w:t>
+            </w:r>
+          </w:p>
+        </w:tc>
+      </w:tr>
+      <w:tr>
+        <w:tc>
+          <w:tcPr>
+            <w:tcW w:type="dxa" w:w="4320"/>
+          </w:tcPr>
+          <w:p>
+            <w:r/>
+            <w:r>
+              <w:t>Nhật ký kiểm toán API che mật khẩu / token / khoá / jwt / cookie; log WEB cũng vậy</w:t>
+            </w:r>
+          </w:p>
+        </w:tc>
+        <w:tc>
+          <w:tcPr>
+            <w:tcW w:type="dxa" w:w="4320"/>
+          </w:tcPr>
+          <w:p>
+            <w:r/>
+            <w:r>
+              <w:rPr>
+                <w:rFonts w:ascii="Consolas" w:hAnsi="Consolas"/>
+                <w:sz w:val="19"/>
+              </w:rPr>
+              <w:t>ed5aa0e</w:t>
+            </w:r>
+            <w:r>
+              <w:t xml:space="preserve">, </w:t>
+            </w:r>
+            <w:r>
+              <w:rPr>
+                <w:rFonts w:ascii="Consolas" w:hAnsi="Consolas"/>
+                <w:sz w:val="19"/>
+              </w:rPr>
+              <w:t>0d4eed9</w:t>
+            </w:r>
+            <w:r>
+              <w:t xml:space="preserve">, WEB </w:t>
+            </w:r>
+            <w:r>
+              <w:rPr>
+                <w:rFonts w:ascii="Consolas" w:hAnsi="Consolas"/>
+                <w:sz w:val="19"/>
+              </w:rPr>
+              <w:t>7d168744</w:t>
+            </w:r>
+          </w:p>
+        </w:tc>
+      </w:tr>
+      <w:tr>
+        <w:tc>
+          <w:tcPr>
+            <w:tcW w:type="dxa" w:w="4320"/>
+          </w:tcPr>
+          <w:p>
+            <w:r/>
+            <w:r>
+              <w:t>Script che mật khẩu trong dòng audit cũ</w:t>
+            </w:r>
+          </w:p>
+        </w:tc>
+        <w:tc>
+          <w:tcPr>
+            <w:tcW w:type="dxa" w:w="4320"/>
+          </w:tcPr>
+          <w:p>
+            <w:r/>
+            <w:r>
+              <w:rPr>
+                <w:rFonts w:ascii="Consolas" w:hAnsi="Consolas"/>
+                <w:sz w:val="19"/>
+              </w:rPr>
+              <w:t>e2ef52f</w:t>
+            </w:r>
+            <w:r>
+              <w:t xml:space="preserve"> — đã có script, </w:t>
+            </w:r>
+            <w:r>
+              <w:rPr>
+                <w:b/>
+              </w:rPr>
+              <w:t>chưa chạy</w:t>
+            </w:r>
+            <w:r>
+              <w:t xml:space="preserve"> (xem 5.2)</w:t>
+            </w:r>
+          </w:p>
+        </w:tc>
+      </w:tr>
+      <w:tr>
+        <w:tc>
+          <w:tcPr>
+            <w:tcW w:type="dxa" w:w="4320"/>
+          </w:tcPr>
+          <w:p>
+            <w:r/>
+            <w:r>
+              <w:rPr>
+                <w:b/>
+              </w:rPr>
+              <w:t>API bút toán tổng hợp</w:t>
+            </w:r>
+            <w:r>
+              <w:t xml:space="preserve"> (tạo + ghi sổ tạm, gỡ, đọc lại; chống trùng theo </w:t>
+            </w:r>
+            <w:r>
+              <w:rPr>
+                <w:rFonts w:ascii="Consolas" w:hAnsi="Consolas"/>
+                <w:sz w:val="19"/>
+              </w:rPr>
+              <w:t>SourceRef</w:t>
+            </w:r>
+            <w:r>
+              <w:t>) và đầu gửi bên em</w:t>
+            </w:r>
+          </w:p>
+        </w:tc>
+        <w:tc>
+          <w:tcPr>
+            <w:tcW w:type="dxa" w:w="4320"/>
+          </w:tcPr>
+          <w:p>
+            <w:r/>
+            <w:r>
+              <w:t xml:space="preserve">API </w:t>
+            </w:r>
+            <w:r>
+              <w:rPr>
+                <w:rFonts w:ascii="Consolas" w:hAnsi="Consolas"/>
+                <w:sz w:val="19"/>
+              </w:rPr>
+              <w:t>b9227aa</w:t>
+            </w:r>
+            <w:r>
+              <w:t xml:space="preserve">; trang điều xe </w:t>
+            </w:r>
+            <w:r>
+              <w:rPr>
+                <w:rFonts w:ascii="Consolas" w:hAnsi="Consolas"/>
+                <w:sz w:val="19"/>
+              </w:rPr>
+              <w:t>a938301</w:t>
+            </w:r>
+            <w:r>
+              <w:t xml:space="preserve">, </w:t>
+            </w:r>
+            <w:r>
+              <w:rPr>
+                <w:rFonts w:ascii="Consolas" w:hAnsi="Consolas"/>
+                <w:sz w:val="19"/>
+              </w:rPr>
+              <w:t>875a0cf</w:t>
+            </w:r>
+            <w:r>
+              <w:t xml:space="preserve"> (cờ tắt)</w:t>
+            </w:r>
+          </w:p>
+        </w:tc>
+      </w:tr>
+      <w:tr>
+        <w:tc>
+          <w:tcPr>
+            <w:tcW w:type="dxa" w:w="4320"/>
+          </w:tcPr>
+          <w:p>
+            <w:r/>
+            <w:r>
+              <w:t xml:space="preserve">Mục </w:t>
+            </w:r>
+            <w:r>
+              <w:rPr>
+                <w:rFonts w:ascii="Consolas" w:hAnsi="Consolas"/>
+                <w:sz w:val="19"/>
+              </w:rPr>
+              <w:t>LogisticsJournalEntry</w:t>
+            </w:r>
+            <w:r>
+              <w:t xml:space="preserve"> trong </w:t>
+            </w:r>
+            <w:r>
+              <w:rPr>
+                <w:rFonts w:ascii="Consolas" w:hAnsi="Consolas"/>
+                <w:sz w:val="19"/>
+              </w:rPr>
+              <w:t>appsettings.laos.json</w:t>
+            </w:r>
+            <w:r>
+              <w:t xml:space="preserve"> của API ở máy (</w:t>
+            </w:r>
+            <w:r>
+              <w:rPr>
+                <w:rFonts w:ascii="Consolas" w:hAnsi="Consolas"/>
+                <w:sz w:val="19"/>
+              </w:rPr>
+              <w:t>Enabled</w:t>
+            </w:r>
+            <w:r>
+              <w:t xml:space="preserve">, </w:t>
+            </w:r>
+            <w:r>
+              <w:rPr>
+                <w:rFonts w:ascii="Consolas" w:hAnsi="Consolas"/>
+                <w:sz w:val="19"/>
+              </w:rPr>
+              <w:t>AllowedUserIds</w:t>
+            </w:r>
+            <w:r>
+              <w:t xml:space="preserve"> 846, </w:t>
+            </w:r>
+            <w:r>
+              <w:rPr>
+                <w:rFonts w:ascii="Consolas" w:hAnsi="Consolas"/>
+                <w:sz w:val="19"/>
+              </w:rPr>
+              <w:t>OrgId</w:t>
+            </w:r>
+            <w:r>
+              <w:t xml:space="preserve"> 1368, </w:t>
+            </w:r>
+            <w:r>
+              <w:rPr>
+                <w:rFonts w:ascii="Consolas" w:hAnsi="Consolas"/>
+                <w:sz w:val="19"/>
+              </w:rPr>
+              <w:t>CountryId</w:t>
+            </w:r>
+            <w:r>
+              <w:t xml:space="preserve"> 11)</w:t>
+            </w:r>
+          </w:p>
+        </w:tc>
+        <w:tc>
+          <w:tcPr>
+            <w:tcW w:type="dxa" w:w="4320"/>
+          </w:tcPr>
+          <w:p>
+            <w:r/>
+            <w:r>
+              <w:t xml:space="preserve">API ở máy; GET đang trả 503 </w:t>
+            </w:r>
+            <w:r>
+              <w:rPr>
+                <w:rFonts w:ascii="Consolas" w:hAnsi="Consolas"/>
+                <w:sz w:val="19"/>
+              </w:rPr>
+              <w:t>LOGISTICS_JOURNAL_SCRIPT_REQUIRED</w:t>
+            </w:r>
+            <w:r>
+              <w:t xml:space="preserve"> vì chưa áp script</w:t>
+            </w:r>
+          </w:p>
+        </w:tc>
+      </w:tr>
+      <w:tr>
+        <w:tc>
+          <w:tcPr>
+            <w:tcW w:type="dxa" w:w="4320"/>
+          </w:tcPr>
+          <w:p>
+            <w:r/>
+            <w:r>
+              <w:t>WEB: tiền tệ ngoài danh mục không gán ngầm; công nợ xem trước theo tỷ giá header; tab Tài khoản ở hồ sơ nhân viên</w:t>
+            </w:r>
+          </w:p>
+        </w:tc>
+        <w:tc>
+          <w:tcPr>
+            <w:tcW w:type="dxa" w:w="4320"/>
+          </w:tcPr>
+          <w:p>
+            <w:r/>
+            <w:r>
+              <w:rPr>
+                <w:rFonts w:ascii="Consolas" w:hAnsi="Consolas"/>
+                <w:sz w:val="19"/>
+              </w:rPr>
+              <w:t>fce78c52</w:t>
+            </w:r>
+          </w:p>
+        </w:tc>
+      </w:tr>
+    </w:tbl>
+    <w:p/>
+    <w:p>
+      <w:pPr>
+        <w:pStyle w:val="Heading2"/>
+      </w:pPr>
+      <w:r>
+        <w:t>5.2. Còn lại</w:t>
       </w:r>
     </w:p>
     <w:tbl>
@@ -3578,10 +4810,30 @@
               <w:rPr>
                 <w:b/>
               </w:rPr>
-              <w:t>API bút toán tổng hợp</w:t>
-            </w:r>
-            <w:r>
-              <w:t xml:space="preserve"> để nhận bút toán chờ gửi: thuê xe 621/4022, ghi nợ nhà cung cấp 625 · 614 / 4021, quyết toán tạm ứng 625/1601, hàng bán cho chủ xe 4022/707</w:t>
+              <w:t>Áp script bút toán</w:t>
+            </w:r>
+            <w:r>
+              <w:t xml:space="preserve"> </w:t>
+            </w:r>
+            <w:r>
+              <w:rPr>
+                <w:rFonts w:ascii="Consolas" w:hAnsi="Consolas"/>
+                <w:sz w:val="19"/>
+              </w:rPr>
+              <w:t>20261001_logistics_journal_entry.sql</w:t>
+            </w:r>
+            <w:r>
+              <w:t xml:space="preserve"> lên DB demo (DB kế toán của </w:t>
+            </w:r>
+            <w:r>
+              <w:rPr>
+                <w:rFonts w:ascii="Consolas" w:hAnsi="Consolas"/>
+                <w:sz w:val="19"/>
+              </w:rPr>
+              <w:t>appsettings.laos.json</w:t>
+            </w:r>
+            <w:r>
+              <w:t>), đọc diagnostics D3 / D4</w:t>
             </w:r>
           </w:p>
         </w:tc>
@@ -3592,57 +4844,13 @@
           <w:p>
             <w:r/>
             <w:r>
-              <w:t>Source chưa có chứng từ bút toán tổng hợp; định nghĩa thủ tục sổ cái (</w:t>
-            </w:r>
-            <w:r>
               <w:rPr>
-                <w:rFonts w:ascii="Consolas" w:hAnsi="Consolas"/>
-                <w:sz w:val="19"/>
+                <w:b/>
               </w:rPr>
-              <w:t>sp_PostTing_GeneralLedger</w:t>
-            </w:r>
-            <w:r>
-              <w:t xml:space="preserve">) chỉ nằm trong DB. Đề nghị </w:t>
-            </w:r>
-            <w:r>
-              <w:rPr>
-                <w:rFonts w:ascii="Consolas" w:hAnsi="Consolas"/>
-                <w:sz w:val="19"/>
-              </w:rPr>
-              <w:t>POST integrations/logistics/journal-entries</w:t>
-            </w:r>
-            <w:r>
-              <w:t xml:space="preserve"> (+ </w:t>
-            </w:r>
-            <w:r>
-              <w:rPr>
-                <w:rFonts w:ascii="Consolas" w:hAnsi="Consolas"/>
-                <w:sz w:val="19"/>
-              </w:rPr>
-              <w:t>/reverse</w:t>
-            </w:r>
-            <w:r>
-              <w:t xml:space="preserve">), </w:t>
-            </w:r>
-            <w:r>
-              <w:rPr>
-                <w:rFonts w:ascii="Consolas" w:hAnsi="Consolas"/>
-                <w:sz w:val="19"/>
-              </w:rPr>
-              <w:t>SourceRef</w:t>
-            </w:r>
-            <w:r>
-              <w:t xml:space="preserve"> = </w:t>
-            </w:r>
-            <w:r>
-              <w:rPr>
-                <w:rFonts w:ascii="Consolas" w:hAnsi="Consolas"/>
-                <w:sz w:val="19"/>
-              </w:rPr>
-              <w:t>EPLLAO-&lt;nguồn&gt;-&lt;mã nguồn&gt;</w:t>
-            </w:r>
-            <w:r>
-              <w:t>; hợp đồng 12.12.4</w:t>
+              <w:t>chưa áp</w:t>
+            </w:r>
+            <w:r>
+              <w:t>: lệnh áp từ máy bên em bị bộ an toàn chặn</w:t>
             </w:r>
           </w:p>
         </w:tc>
@@ -3653,7 +4861,23 @@
           <w:p>
             <w:r/>
             <w:r>
-              <w:t>bên EPL làm (đang làm)</w:t>
+              <w:rPr>
+                <w:b/>
+              </w:rPr>
+              <w:t>chủ dự án tự chạy</w:t>
+            </w:r>
+            <w:r>
+              <w:t xml:space="preserve"> (SSMS hoặc </w:t>
+            </w:r>
+            <w:r>
+              <w:rPr>
+                <w:rFonts w:ascii="Consolas" w:hAnsi="Consolas"/>
+                <w:sz w:val="19"/>
+              </w:rPr>
+              <w:t>sqlcmd</w:t>
+            </w:r>
+            <w:r>
+              <w:t>, HUONG_DAN 4.6)</w:t>
             </w:r>
           </w:p>
         </w:tc>
@@ -3666,23 +4890,27 @@
           <w:p>
             <w:r/>
             <w:r>
-              <w:rPr>
-                <w:b/>
-              </w:rPr>
-              <w:t>Cờ phân loại loại chứng từ</w:t>
-            </w:r>
-            <w:r>
-              <w:t xml:space="preserve"> ở </w:t>
+              <w:t xml:space="preserve">Sau khi áp: bật </w:t>
             </w:r>
             <w:r>
               <w:rPr>
                 <w:rFonts w:ascii="Consolas" w:hAnsi="Consolas"/>
                 <w:sz w:val="19"/>
               </w:rPr>
-              <w:t>document-types</w:t>
-            </w:r>
-            <w:r>
-              <w:t xml:space="preserve"> (công nợ / khác / "Chi trước")</w:t>
+              <w:t>QLSX_GUI_BUT_TOAN=1</w:t>
+            </w:r>
+            <w:r>
+              <w:t xml:space="preserve"> ở trang điều xe máy thử, gọi thử tạo → GET → tạo lại → gỡ → gỡ lần hai; </w:t>
+            </w:r>
+            <w:r>
+              <w:rPr>
+                <w:rFonts w:ascii="Consolas" w:hAnsi="Consolas"/>
+                <w:sz w:val="19"/>
+              </w:rPr>
+              <w:t>ST_AUTOID</w:t>
+            </w:r>
+            <w:r>
+              <w:t xml:space="preserve"> = 13</w:t>
             </w:r>
           </w:p>
         </w:tc>
@@ -3693,7 +4921,7 @@
           <w:p>
             <w:r/>
             <w:r>
-              <w:t>WEB và API đang ghi cứng 58/60, 15/17; phiếu 59 "Chi trước" mở trên WEB chỉ xem</w:t>
+              <w:t>chờ bước trên</w:t>
             </w:r>
           </w:p>
         </w:tc>
@@ -3704,7 +4932,7 @@
           <w:p>
             <w:r/>
             <w:r>
-              <w:t>bên EPL làm (đang làm)</w:t>
+              <w:t>bên EPL làm</w:t>
             </w:r>
           </w:p>
         </w:tc>
@@ -3720,10 +4948,20 @@
               <w:rPr>
                 <w:b/>
               </w:rPr>
-              <w:t>Quy đổi công nợ</w:t>
-            </w:r>
-            <w:r>
-              <w:t>: WEB theo tỷ giá chứng từ nguồn, máy chủ theo tỷ giá header</w:t>
+              <w:t>Cờ phân loại loại chứng từ</w:t>
+            </w:r>
+            <w:r>
+              <w:t xml:space="preserve"> ở </w:t>
+            </w:r>
+            <w:r>
+              <w:rPr>
+                <w:rFonts w:ascii="Consolas" w:hAnsi="Consolas"/>
+                <w:sz w:val="19"/>
+              </w:rPr>
+              <w:t>document-types</w:t>
+            </w:r>
+            <w:r>
+              <w:t xml:space="preserve"> (công nợ / khác / "Chi trước")</w:t>
             </w:r>
           </w:p>
         </w:tc>
@@ -3734,13 +4972,7 @@
           <w:p>
             <w:r/>
             <w:r>
-              <w:t xml:space="preserve">đối chiếu với thủ tục nhập công nợ — </w:t>
-            </w:r>
-            <w:r>
-              <w:rPr>
-                <w:b/>
-              </w:rPr>
-              <w:t>đang chốt</w:t>
+              <w:t>WEB và API đang ghi cứng 58/60, 15/17; phiếu 59 "Chi trước" mở trên WEB chỉ xem</w:t>
             </w:r>
           </w:p>
         </w:tc>
@@ -3764,7 +4996,10 @@
           <w:p>
             <w:r/>
             <w:r>
-              <w:t>Màn tạo tài khoản ở hồ sơ nhân viên bên WEB</w:t>
+              <w:rPr>
+                <w:b/>
+              </w:rPr>
+              <w:t>Quy đổi công nợ</w:t>
             </w:r>
           </w:p>
         </w:tc>
@@ -3775,17 +5010,13 @@
           <w:p>
             <w:r/>
             <w:r>
-              <w:t xml:space="preserve">chưa nối API </w:t>
+              <w:t xml:space="preserve">WEB xem trước và máy chủ cùng theo tỷ giá header; còn đối chiếu với thủ tục nhập công nợ — </w:t>
             </w:r>
             <w:r>
               <w:rPr>
-                <w:rFonts w:ascii="Consolas" w:hAnsi="Consolas"/>
-                <w:sz w:val="19"/>
+                <w:b/>
               </w:rPr>
-              <w:t>account/upsert</w:t>
-            </w:r>
-            <w:r>
-              <w:t>; dùng sau nếu cần</w:t>
+              <w:t>đang chốt</w:t>
             </w:r>
           </w:p>
         </w:tc>
@@ -3809,7 +5040,7 @@
           <w:p>
             <w:r/>
             <w:r>
-              <w:t>Chạy lại vòng nối kế toán với bản cuối hai bên</w:t>
+              <w:t>Chạy lại vòng nối kế toán với bản cuối hai bên, gồm bút toán</w:t>
             </w:r>
           </w:p>
         </w:tc>
@@ -3820,14 +5051,7 @@
           <w:p>
             <w:r/>
             <w:r>
-              <w:rPr>
-                <w:rFonts w:ascii="Consolas" w:hAnsi="Consolas"/>
-                <w:sz w:val="19"/>
-              </w:rPr>
-              <w:t>938b007</w:t>
-            </w:r>
-            <w:r>
-              <w:t xml:space="preserve"> đã dọn lớp tạm; mã còn đổi nhỏ — </w:t>
+              <w:t xml:space="preserve">mã còn đổi nhỏ — </w:t>
             </w:r>
             <w:r>
               <w:rPr>
@@ -3860,10 +5084,40 @@
               <w:rPr>
                 <w:b/>
               </w:rPr>
-              <w:t>Triển khai hai nhánh</w:t>
-            </w:r>
-            <w:r>
-              <w:t xml:space="preserve"> lên host, cấu hình </w:t>
+              <w:t>Merge + triển khai</w:t>
+            </w:r>
+            <w:r>
+              <w:t xml:space="preserve"> hai nhánh lên </w:t>
+            </w:r>
+            <w:r>
+              <w:rPr>
+                <w:rFonts w:ascii="Consolas" w:hAnsi="Consolas"/>
+                <w:sz w:val="19"/>
+              </w:rPr>
+              <w:t>demo-lao-api</w:t>
+            </w:r>
+            <w:r>
+              <w:t xml:space="preserve"> (đến </w:t>
+            </w:r>
+            <w:r>
+              <w:rPr>
+                <w:rFonts w:ascii="Consolas" w:hAnsi="Consolas"/>
+                <w:sz w:val="19"/>
+              </w:rPr>
+              <w:t>b9227aa</w:t>
+            </w:r>
+            <w:r>
+              <w:t xml:space="preserve"> / </w:t>
+            </w:r>
+            <w:r>
+              <w:rPr>
+                <w:rFonts w:ascii="Consolas" w:hAnsi="Consolas"/>
+                <w:sz w:val="19"/>
+              </w:rPr>
+              <w:t>7d168744</w:t>
+            </w:r>
+            <w:r>
+              <w:t xml:space="preserve">); cấu hình </w:t>
             </w:r>
             <w:r>
               <w:rPr>
@@ -3873,7 +5127,7 @@
               <w:t>LogisticsSource</w:t>
             </w:r>
             <w:r>
-              <w:t xml:space="preserve"> / </w:t>
+              <w:t xml:space="preserve">, </w:t>
             </w:r>
             <w:r>
               <w:rPr>
@@ -3881,6 +5135,16 @@
                 <w:sz w:val="19"/>
               </w:rPr>
               <w:t>LogisticsSalesPush</w:t>
+            </w:r>
+            <w:r>
+              <w:t xml:space="preserve">, </w:t>
+            </w:r>
+            <w:r>
+              <w:rPr>
+                <w:rFonts w:ascii="Consolas" w:hAnsi="Consolas"/>
+                <w:sz w:val="19"/>
+              </w:rPr>
+              <w:t>LogisticsJournalEntry</w:t>
             </w:r>
           </w:p>
         </w:tc>
@@ -3921,30 +5185,30 @@
               <w:rPr>
                 <w:b/>
               </w:rPr>
-              <w:t>Dữ liệu DB host</w:t>
-            </w:r>
-            <w:r>
-              <w:t>: mở 1371 / 4021 / 4022 nếu thiếu; bật LAK (đang tắt trên host) và USD (</w:t>
+              <w:t>Hai script trên DB host</w:t>
+            </w:r>
+            <w:r>
+              <w:t xml:space="preserve">: </w:t>
             </w:r>
             <w:r>
               <w:rPr>
                 <w:rFonts w:ascii="Consolas" w:hAnsi="Consolas"/>
                 <w:sz w:val="19"/>
               </w:rPr>
-              <w:t>CurrencyId</w:t>
-            </w:r>
-            <w:r>
-              <w:t xml:space="preserve"> 2); lỗi </w:t>
+              <w:t>20261001_logistics_journal_entry.sql</w:t>
+            </w:r>
+            <w:r>
+              <w:t xml:space="preserve"> (DB kế toán), </w:t>
             </w:r>
             <w:r>
               <w:rPr>
                 <w:rFonts w:ascii="Consolas" w:hAnsi="Consolas"/>
                 <w:sz w:val="19"/>
               </w:rPr>
-              <w:t>default-money-account</w:t>
-            </w:r>
-            <w:r>
-              <w:t xml:space="preserve"> trên host</w:t>
+              <w:t>20261001_audit_redact_secrets.sql</w:t>
+            </w:r>
+            <w:r>
+              <w:t xml:space="preserve"> (che audit cũ; cân nhắc đổi mật khẩu tài khoản đã đăng nhập qua API)</w:t>
             </w:r>
           </w:p>
         </w:tc>
@@ -3955,14 +5219,7 @@
           <w:p>
             <w:r/>
             <w:r>
-              <w:t xml:space="preserve">Bên em tạm đặt </w:t>
-            </w:r>
-            <w:r>
-              <w:rPr>
-                <w:rFonts w:ascii="Consolas" w:hAnsi="Consolas"/>
-                <w:sz w:val="19"/>
-              </w:rPr>
-              <w:t>QLSX_TIEN_USD=2</w:t>
+              <w:t>chưa chạy</w:t>
             </w:r>
           </w:p>
         </w:tc>
@@ -3992,7 +5249,10 @@
               <w:rPr>
                 <w:b/>
               </w:rPr>
-              <w:t>Token hết hạn khoảng 10/10/2026</w:t>
+              <w:t>Mở 1371 / 4021 / 4022</w:t>
+            </w:r>
+            <w:r>
+              <w:t xml:space="preserve"> trên DB host (host trả 494 mã)</w:t>
             </w:r>
           </w:p>
         </w:tc>
@@ -4003,37 +5263,17 @@
           <w:p>
             <w:r/>
             <w:r>
-              <w:t xml:space="preserve">thay token mới trong </w:t>
+              <w:t xml:space="preserve">bên em có </w:t>
             </w:r>
             <w:r>
               <w:rPr>
                 <w:rFonts w:ascii="Consolas" w:hAnsi="Consolas"/>
                 <w:sz w:val="19"/>
               </w:rPr>
-              <w:t>.env</w:t>
-            </w:r>
-            <w:r>
-              <w:t xml:space="preserve">, hoặc đặt </w:t>
-            </w:r>
-            <w:r>
-              <w:rPr>
-                <w:rFonts w:ascii="Consolas" w:hAnsi="Consolas"/>
-                <w:sz w:val="19"/>
-              </w:rPr>
-              <w:t>QLSX_USERNAME</w:t>
-            </w:r>
-            <w:r>
-              <w:t xml:space="preserve"> / </w:t>
-            </w:r>
-            <w:r>
-              <w:rPr>
-                <w:rFonts w:ascii="Consolas" w:hAnsi="Consolas"/>
-                <w:sz w:val="19"/>
-              </w:rPr>
-              <w:t>QLSX_PASSWORD</w:t>
-            </w:r>
-            <w:r>
-              <w:t xml:space="preserve"> của anh để tự đăng nhập lại</w:t>
+              <w:t>tools/mo_ma_con_tune.py</w:t>
+            </w:r>
+            <w:r>
+              <w:t>, chạy khi được phép</w:t>
             </w:r>
           </w:p>
         </w:tc>
@@ -4048,9 +5288,6 @@
                 <w:b/>
               </w:rPr>
               <w:t>cần quyền host</w:t>
-            </w:r>
-            <w:r>
-              <w:t xml:space="preserve"> (token / mật khẩu của anh)</w:t>
             </w:r>
           </w:p>
         </w:tc>
@@ -4063,7 +5300,32 @@
           <w:p>
             <w:r/>
             <w:r>
-              <w:t>Tài khoản tích hợp riêng (tuỳ chọn)</w:t>
+              <w:rPr>
+                <w:b/>
+              </w:rPr>
+              <w:t>Bật LAK</w:t>
+            </w:r>
+            <w:r>
+              <w:t xml:space="preserve"> (đang tắt trên host) và </w:t>
+            </w:r>
+            <w:r>
+              <w:rPr>
+                <w:b/>
+              </w:rPr>
+              <w:t>USD</w:t>
+            </w:r>
+            <w:r>
+              <w:t xml:space="preserve"> (</w:t>
+            </w:r>
+            <w:r>
+              <w:rPr>
+                <w:rFonts w:ascii="Consolas" w:hAnsi="Consolas"/>
+                <w:sz w:val="19"/>
+              </w:rPr>
+              <w:t>CurrencyId</w:t>
+            </w:r>
+            <w:r>
+              <w:t xml:space="preserve"> 2)</w:t>
             </w:r>
           </w:p>
         </w:tc>
@@ -4074,23 +5336,14 @@
           <w:p>
             <w:r/>
             <w:r>
-              <w:rPr>
-                <w:b/>
-              </w:rPr>
-              <w:t>tạm gác</w:t>
-            </w:r>
-            <w:r>
-              <w:t xml:space="preserve"> (chủ dự án 01/10). Nhân viên ảo </w:t>
+              <w:t xml:space="preserve">bên em tạm đặt </w:t>
             </w:r>
             <w:r>
               <w:rPr>
                 <w:rFonts w:ascii="Consolas" w:hAnsi="Consolas"/>
                 <w:sz w:val="19"/>
               </w:rPr>
-              <w:t>EPL-TICHHOP</w:t>
-            </w:r>
-            <w:r>
-              <w:t xml:space="preserve"> (ObjId 1622) đã tạo trên DB demo, chưa có tài khoản dùng được</w:t>
+              <w:t>QLSX_TIEN_USD=2</w:t>
             </w:r>
           </w:p>
         </w:tc>
@@ -4101,7 +5354,10 @@
           <w:p>
             <w:r/>
             <w:r>
-              <w:t>khi cần</w:t>
+              <w:rPr>
+                <w:b/>
+              </w:rPr>
+              <w:t>cần quyền host</w:t>
             </w:r>
           </w:p>
         </w:tc>
@@ -4117,17 +5373,17 @@
               <w:rPr>
                 <w:b/>
               </w:rPr>
-              <w:t>Nhật ký kiểm toán cũ</w:t>
-            </w:r>
-            <w:r>
-              <w:t xml:space="preserve"> có thể còn mật khẩu dạng chữ thường (trước </w:t>
+              <w:t>Lỗi `default-money-account`</w:t>
+            </w:r>
+            <w:r>
+              <w:t xml:space="preserve"> trên host (HTTP 200, </w:t>
             </w:r>
             <w:r>
               <w:rPr>
                 <w:rFonts w:ascii="Consolas" w:hAnsi="Consolas"/>
                 <w:sz w:val="19"/>
               </w:rPr>
-              <w:t>ed5aa0e</w:t>
+              <w:t>Success:false</w:t>
             </w:r>
             <w:r>
               <w:t>)</w:t>
@@ -4141,13 +5397,7 @@
           <w:p>
             <w:r/>
             <w:r>
-              <w:t xml:space="preserve">script che đang viết, chưa commit — </w:t>
-            </w:r>
-            <w:r>
-              <w:rPr>
-                <w:b/>
-              </w:rPr>
-              <w:t>đang chốt</w:t>
+              <w:t>tra log theo mã tra cứu; đối chiếu script tài khoản tiền theo quốc gia</w:t>
             </w:r>
           </w:p>
         </w:tc>
@@ -4158,13 +5408,162 @@
           <w:p>
             <w:r/>
             <w:r>
-              <w:t xml:space="preserve">xoá / che trên DB host, cân nhắc đổi mật khẩu — </w:t>
-            </w:r>
-            <w:r>
               <w:rPr>
                 <w:b/>
               </w:rPr>
               <w:t>cần quyền host</w:t>
+            </w:r>
+          </w:p>
+        </w:tc>
+      </w:tr>
+      <w:tr>
+        <w:tc>
+          <w:tcPr>
+            <w:tcW w:type="dxa" w:w="2880"/>
+          </w:tcPr>
+          <w:p>
+            <w:r/>
+            <w:r>
+              <w:rPr>
+                <w:b/>
+              </w:rPr>
+              <w:t>Token hết hạn khoảng 10/10/2026</w:t>
+            </w:r>
+          </w:p>
+        </w:tc>
+        <w:tc>
+          <w:tcPr>
+            <w:tcW w:type="dxa" w:w="2880"/>
+          </w:tcPr>
+          <w:p>
+            <w:r/>
+            <w:r>
+              <w:t xml:space="preserve">thay token mới trong </w:t>
+            </w:r>
+            <w:r>
+              <w:rPr>
+                <w:rFonts w:ascii="Consolas" w:hAnsi="Consolas"/>
+                <w:sz w:val="19"/>
+              </w:rPr>
+              <w:t>.env</w:t>
+            </w:r>
+            <w:r>
+              <w:t xml:space="preserve">, hoặc đặt </w:t>
+            </w:r>
+            <w:r>
+              <w:rPr>
+                <w:rFonts w:ascii="Consolas" w:hAnsi="Consolas"/>
+                <w:sz w:val="19"/>
+              </w:rPr>
+              <w:t>QLSX_USERNAME</w:t>
+            </w:r>
+            <w:r>
+              <w:t xml:space="preserve"> / </w:t>
+            </w:r>
+            <w:r>
+              <w:rPr>
+                <w:rFonts w:ascii="Consolas" w:hAnsi="Consolas"/>
+                <w:sz w:val="19"/>
+              </w:rPr>
+              <w:t>QLSX_PASSWORD</w:t>
+            </w:r>
+            <w:r>
+              <w:t xml:space="preserve"> của anh để tự đăng nhập lại</w:t>
+            </w:r>
+          </w:p>
+        </w:tc>
+        <w:tc>
+          <w:tcPr>
+            <w:tcW w:type="dxa" w:w="2880"/>
+          </w:tcPr>
+          <w:p>
+            <w:r/>
+            <w:r>
+              <w:rPr>
+                <w:b/>
+              </w:rPr>
+              <w:t>cần quyền host</w:t>
+            </w:r>
+            <w:r>
+              <w:t xml:space="preserve"> (token / mật khẩu của anh)</w:t>
+            </w:r>
+          </w:p>
+        </w:tc>
+      </w:tr>
+      <w:tr>
+        <w:tc>
+          <w:tcPr>
+            <w:tcW w:type="dxa" w:w="2880"/>
+          </w:tcPr>
+          <w:p>
+            <w:r/>
+            <w:r>
+              <w:t>Tài khoản tích hợp riêng (tuỳ chọn)</w:t>
+            </w:r>
+          </w:p>
+        </w:tc>
+        <w:tc>
+          <w:tcPr>
+            <w:tcW w:type="dxa" w:w="2880"/>
+          </w:tcPr>
+          <w:p>
+            <w:r/>
+            <w:r>
+              <w:rPr>
+                <w:b/>
+              </w:rPr>
+              <w:t>tạm gác</w:t>
+            </w:r>
+            <w:r>
+              <w:t xml:space="preserve"> (chủ dự án 01/10). Nhân viên ảo </w:t>
+            </w:r>
+            <w:r>
+              <w:rPr>
+                <w:rFonts w:ascii="Consolas" w:hAnsi="Consolas"/>
+                <w:sz w:val="19"/>
+              </w:rPr>
+              <w:t>EPL-TICHHOP</w:t>
+            </w:r>
+            <w:r>
+              <w:t xml:space="preserve"> (ObjId 1622) đã tạo trên DB demo, chưa có tài khoản dùng được. Có thì thêm </w:t>
+            </w:r>
+            <w:r>
+              <w:rPr>
+                <w:rFonts w:ascii="Consolas" w:hAnsi="Consolas"/>
+                <w:sz w:val="19"/>
+              </w:rPr>
+              <w:t>UserId</w:t>
+            </w:r>
+            <w:r>
+              <w:t xml:space="preserve"> vào cả </w:t>
+            </w:r>
+            <w:r>
+              <w:rPr>
+                <w:rFonts w:ascii="Consolas" w:hAnsi="Consolas"/>
+                <w:sz w:val="19"/>
+              </w:rPr>
+              <w:t>LogisticsSalesPush</w:t>
+            </w:r>
+            <w:r>
+              <w:t xml:space="preserve"> lẫn </w:t>
+            </w:r>
+            <w:r>
+              <w:rPr>
+                <w:rFonts w:ascii="Consolas" w:hAnsi="Consolas"/>
+                <w:sz w:val="19"/>
+              </w:rPr>
+              <w:t>LogisticsJournalEntry</w:t>
+            </w:r>
+          </w:p>
+        </w:tc>
+        <w:tc>
+          <w:tcPr>
+            <w:tcW w:type="dxa" w:w="2880"/>
+          </w:tcPr>
+          <w:p>
+            <w:r/>
+            <w:r>
+              <w:t>khi cần</w:t>
             </w:r>
           </w:p>
         </w:tc>
@@ -4314,7 +5713,7 @@
         <w:t>DOCS/word/</w:t>
       </w:r>
       <w:r>
-        <w:t>).</w:t>
+        <w:t>); giao ước bút toán ở mục 12.12.4.</w:t>
       </w:r>
     </w:p>
     <w:p>
@@ -4330,6 +5729,44 @@
           <w:sz w:val="19"/>
         </w:rPr>
         <w:t>EPL_LAO_REAL/DOCS/md/NOI_API_ANH_TUNE.md</w:t>
+      </w:r>
+      <w:r>
+        <w:t>.</w:t>
+      </w:r>
+    </w:p>
+    <w:p>
+      <w:pPr>
+        <w:pStyle w:val="ListBullet"/>
+      </w:pPr>
+      <w:r>
+        <w:t xml:space="preserve">API bút toán bên anh: </w:t>
+      </w:r>
+      <w:r>
+        <w:rPr>
+          <w:rFonts w:ascii="Consolas" w:hAnsi="Consolas"/>
+          <w:sz w:val="19"/>
+        </w:rPr>
+        <w:t>GLS-QLSX-APIs/docs/PHIEU-THU-CHI-DEMOLAO-TONG-HOP.md</w:t>
+      </w:r>
+      <w:r>
+        <w:t xml:space="preserve"> mục 16.9; script </w:t>
+      </w:r>
+      <w:r>
+        <w:rPr>
+          <w:rFonts w:ascii="Consolas" w:hAnsi="Consolas"/>
+          <w:sz w:val="19"/>
+        </w:rPr>
+        <w:t>Backend.API/Database/Scripts/20261001_logistics_journal_entry.sql</w:t>
+      </w:r>
+      <w:r>
+        <w:t xml:space="preserve">; mẫu cấu hình </w:t>
+      </w:r>
+      <w:r>
+        <w:rPr>
+          <w:rFonts w:ascii="Consolas" w:hAnsi="Consolas"/>
+          <w:sz w:val="19"/>
+        </w:rPr>
+        <w:t>logistics-journal-entry-config.example.json</w:t>
       </w:r>
       <w:r>
         <w:t>.</w:t>
@@ -4433,6 +5870,31 @@
           <w:sz w:val="19"/>
         </w:rPr>
         <w:t>kiem/thu_but_toan_cho.py</w:t>
+      </w:r>
+    </w:p>
+    <w:p>
+      <w:pPr>
+        <w:pStyle w:val="ListBullet2"/>
+      </w:pPr>
+      <w:r>
+        <w:rPr>
+          <w:rFonts w:ascii="Consolas" w:hAnsi="Consolas"/>
+          <w:sz w:val="19"/>
+        </w:rPr>
+        <w:t>kiem/thu_gui_but_toan.py</w:t>
+      </w:r>
+      <w:r>
+        <w:t xml:space="preserve"> — gửi bút toán với máy giả theo giao ước </w:t>
+      </w:r>
+      <w:r>
+        <w:rPr>
+          <w:rFonts w:ascii="Consolas" w:hAnsi="Consolas"/>
+          <w:sz w:val="19"/>
+        </w:rPr>
+        <w:t>b9227aa</w:t>
+      </w:r>
+      <w:r>
+        <w:t xml:space="preserve"> (không gọi API thật; không chạy trên máy thật 8010 / 8020)</w:t>
       </w:r>
     </w:p>
     <w:p>

--- a/DOCS/word/TONG_HOP_BAN_GIAO_ANH_TUNE.docx
+++ b/DOCS/word/TONG_HOP_BAN_GIAO_ANH_TUNE.docx
@@ -1530,6 +1530,115 @@
           <w:p>
             <w:r/>
             <w:r>
+              <w:rPr>
+                <w:b/>
+              </w:rPr>
+              <w:t>Thu tiền khách</w:t>
+            </w:r>
+            <w:r>
+              <w:t xml:space="preserve"> của SO (kế toán bên anh làm, bên em không gọi)</w:t>
+            </w:r>
+          </w:p>
+        </w:tc>
+        <w:tc>
+          <w:tcPr>
+            <w:tcW w:type="dxa" w:w="2160"/>
+          </w:tcPr>
+          <w:p>
+            <w:r/>
+            <w:r>
+              <w:t xml:space="preserve">WEB anh: </w:t>
+            </w:r>
+            <w:r>
+              <w:rPr>
+                <w:b/>
+              </w:rPr>
+              <w:t>Chi tiết công nợ khách hàng → Tạo phiếu thu → Xác nhận thu nợ</w:t>
+            </w:r>
+            <w:r>
+              <w:t xml:space="preserve"> → </w:t>
+            </w:r>
+            <w:r>
+              <w:rPr>
+                <w:rFonts w:ascii="Consolas" w:hAnsi="Consolas"/>
+                <w:sz w:val="19"/>
+              </w:rPr>
+              <w:t>sales/debt/collection-upsert</w:t>
+            </w:r>
+            <w:r>
+              <w:t xml:space="preserve"> (TKN)</w:t>
+            </w:r>
+          </w:p>
+        </w:tc>
+        <w:tc>
+          <w:tcPr>
+            <w:tcW w:type="dxa" w:w="2160"/>
+          </w:tcPr>
+          <w:p>
+            <w:r/>
+            <w:r>
+              <w:t xml:space="preserve">phiếu thu </w:t>
+            </w:r>
+            <w:r>
+              <w:rPr>
+                <w:b/>
+              </w:rPr>
+              <w:t>CMR 17 "Thu khác"</w:t>
+            </w:r>
+            <w:r>
+              <w:t xml:space="preserve">, Nợ 1021 (tiền mặt 1011) / Có 1211; số dạng </w:t>
+            </w:r>
+            <w:r>
+              <w:rPr>
+                <w:rFonts w:ascii="Consolas" w:hAnsi="Consolas"/>
+                <w:sz w:val="19"/>
+              </w:rPr>
+              <w:t>4-TKN-1368-2-261001-0001</w:t>
+            </w:r>
+            <w:r>
+              <w:t xml:space="preserve"> (thu nợ) và </w:t>
+            </w:r>
+            <w:r>
+              <w:rPr>
+                <w:rFonts w:ascii="Consolas" w:hAnsi="Consolas"/>
+                <w:sz w:val="19"/>
+              </w:rPr>
+              <w:t>4-1368-TK-261001-00009</w:t>
+            </w:r>
+            <w:r>
+              <w:t xml:space="preserve"> (phiếu thu)</w:t>
+            </w:r>
+          </w:p>
+        </w:tc>
+        <w:tc>
+          <w:tcPr>
+            <w:tcW w:type="dxa" w:w="2160"/>
+          </w:tcPr>
+          <w:p>
+            <w:r/>
+            <w:r>
+              <w:t xml:space="preserve">KB-AZ đi thật 01/10. </w:t>
+            </w:r>
+            <w:r>
+              <w:rPr>
+                <w:b/>
+              </w:rPr>
+              <w:t>Không</w:t>
+            </w:r>
+            <w:r>
+              <w:t xml:space="preserve"> thu bằng phiếu "Thu công nợ" (CMR 15): tìm ở đó ra 0 dòng</w:t>
+            </w:r>
+          </w:p>
+        </w:tc>
+      </w:tr>
+      <w:tr>
+        <w:tc>
+          <w:tcPr>
+            <w:tcW w:type="dxa" w:w="2160"/>
+          </w:tcPr>
+          <w:p>
+            <w:r/>
+            <w:r>
               <w:t>Rút phiếu chưa ghi sổ (xoá phiếu / huỷ đề nghị)</w:t>
             </w:r>
           </w:p>
@@ -4999,6 +5108,88 @@
               <w:rPr>
                 <w:b/>
               </w:rPr>
+              <w:t>Thu tiền SO USD bị ghi thành Kíp</w:t>
+            </w:r>
+            <w:r>
+              <w:t>: hộp Tạo phiếu thu (Chi tiết công nợ khách) chỉ có tài khoản nội tệ và tỷ giá cứng 1</w:t>
+            </w:r>
+          </w:p>
+        </w:tc>
+        <w:tc>
+          <w:tcPr>
+            <w:tcW w:type="dxa" w:w="2880"/>
+          </w:tcPr>
+          <w:p>
+            <w:r/>
+            <w:r>
+              <w:t>đang sửa</w:t>
+            </w:r>
+          </w:p>
+        </w:tc>
+        <w:tc>
+          <w:tcPr>
+            <w:tcW w:type="dxa" w:w="2880"/>
+          </w:tcPr>
+          <w:p>
+            <w:r/>
+            <w:r>
+              <w:t>bên EPL làm (UI-4)</w:t>
+            </w:r>
+          </w:p>
+        </w:tc>
+      </w:tr>
+      <w:tr>
+        <w:tc>
+          <w:tcPr>
+            <w:tcW w:type="dxa" w:w="2880"/>
+          </w:tcPr>
+          <w:p>
+            <w:r/>
+            <w:r>
+              <w:rPr>
+                <w:b/>
+              </w:rPr>
+              <w:t>Mọi SO cùng một mã phiếu bán</w:t>
+            </w:r>
+            <w:r>
+              <w:t xml:space="preserve"> "Demo EPL-2-261001000"</w:t>
+            </w:r>
+          </w:p>
+        </w:tc>
+        <w:tc>
+          <w:tcPr>
+            <w:tcW w:type="dxa" w:w="2880"/>
+          </w:tcPr>
+          <w:p>
+            <w:r/>
+            <w:r>
+              <w:t>đang tìm nguồn</w:t>
+            </w:r>
+          </w:p>
+        </w:tc>
+        <w:tc>
+          <w:tcPr>
+            <w:tcW w:type="dxa" w:w="2880"/>
+          </w:tcPr>
+          <w:p>
+            <w:r/>
+            <w:r>
+              <w:t>bên EPL làm (UI-4)</w:t>
+            </w:r>
+          </w:p>
+        </w:tc>
+      </w:tr>
+      <w:tr>
+        <w:tc>
+          <w:tcPr>
+            <w:tcW w:type="dxa" w:w="2880"/>
+          </w:tcPr>
+          <w:p>
+            <w:r/>
+            <w:r>
+              <w:rPr>
+                <w:b/>
+              </w:rPr>
               <w:t>Quy đổi công nợ</w:t>
             </w:r>
           </w:p>

--- a/DOCS/word/TONG_HOP_BAN_GIAO_ANH_TUNE.docx
+++ b/DOCS/word/TONG_HOP_BAN_GIAO_ANH_TUNE.docx
@@ -1344,7 +1344,7 @@
           <w:p>
             <w:r/>
             <w:r>
-              <w:t>thuê xe 621/4022 · ghi nợ NCC 625 · 614 / 4021 · quyết toán tạm ứng 625/1601 · bán chủ xe 4022/707</w:t>
+              <w:t>thuê xe 621/4022 · ghi nợ NCC 625 · 614 / 4021 · quyết toán tạm ứng 625/1601 · bán chủ xe 4022/707 · xuất kho cho chuyến (xe nhà 625 · 614 / 1371; xe thuê 4022/707 + 607/1371)</w:t>
             </w:r>
           </w:p>
         </w:tc>
@@ -1375,16 +1375,56 @@
               <w:t>875a0cf</w:t>
             </w:r>
             <w:r>
-              <w:t xml:space="preserve">, cờ tắt). </w:t>
+              <w:t xml:space="preserve">). </w:t>
             </w:r>
             <w:r>
               <w:rPr>
                 <w:b/>
               </w:rPr>
-              <w:t>Chưa chạy trên DB</w:t>
-            </w:r>
-            <w:r>
-              <w:t>: chờ áp script; cấu hình đã có ở API máy. Trong lúc chờ: màn "Bút toán chờ gửi"</w:t>
+              <w:t>đã chạy thật trên DB demo 02/10</w:t>
+            </w:r>
+            <w:r>
+              <w:t xml:space="preserve"> (chủ dự án áp script; phiếu thử qua máy thử trang điều xe: thuê xe </w:t>
+            </w:r>
+            <w:r>
+              <w:rPr>
+                <w:rFonts w:ascii="Consolas" w:hAnsi="Consolas"/>
+                <w:sz w:val="19"/>
+              </w:rPr>
+              <w:t>GL021020263</w:t>
+            </w:r>
+            <w:r>
+              <w:t xml:space="preserve"> / </w:t>
+            </w:r>
+            <w:r>
+              <w:rPr>
+                <w:rFonts w:ascii="Consolas" w:hAnsi="Consolas"/>
+                <w:sz w:val="19"/>
+              </w:rPr>
+              <w:t>GL021020264</w:t>
+            </w:r>
+            <w:r>
+              <w:t xml:space="preserve">, xuất kho </w:t>
+            </w:r>
+            <w:r>
+              <w:rPr>
+                <w:rFonts w:ascii="Consolas" w:hAnsi="Consolas"/>
+                <w:sz w:val="19"/>
+              </w:rPr>
+              <w:t>GL021020265</w:t>
+            </w:r>
+            <w:r>
+              <w:t xml:space="preserve"> · </w:t>
+            </w:r>
+            <w:r>
+              <w:rPr>
+                <w:rFonts w:ascii="Consolas" w:hAnsi="Consolas"/>
+                <w:sz w:val="19"/>
+              </w:rPr>
+              <w:t>GL021020267</w:t>
+            </w:r>
+            <w:r>
+              <w:t>, ST 13; mở khoá gỡ sạch, GET 404); host chưa áp. Cờ gửi chỉ bật trên máy thử; chưa bật thì bút toán nằm ở màn "Bút toán chờ gửi"</w:t>
             </w:r>
           </w:p>
         </w:tc>
@@ -2448,7 +2488,17 @@
               <w:t>ed5aa0e</w:t>
             </w:r>
             <w:r>
-              <w:t xml:space="preserve">). Chạy lúc triển khai; trong tệp </w:t>
+              <w:t xml:space="preserve">). Chạy lúc triển khai; từ </w:t>
+            </w:r>
+            <w:r>
+              <w:rPr>
+                <w:rFonts w:ascii="Consolas" w:hAnsi="Consolas"/>
+                <w:sz w:val="19"/>
+              </w:rPr>
+              <w:t>2b4e274</w:t>
+            </w:r>
+            <w:r>
+              <w:t xml:space="preserve"> trong tệp </w:t>
             </w:r>
             <w:r>
               <w:rPr>
@@ -2458,7 +2508,16 @@
               <w:t>@Apply</w:t>
             </w:r>
             <w:r>
-              <w:t xml:space="preserve"> mặc định 1 (che luôn), đặt 0 để chỉ xem.</w:t>
+              <w:t xml:space="preserve"> mặc định </w:t>
+            </w:r>
+            <w:r>
+              <w:rPr>
+                <w:b/>
+              </w:rPr>
+              <w:t>0</w:t>
+            </w:r>
+            <w:r>
+              <w:t xml:space="preserve"> (chỉ chẩn đoán, không đổi dữ liệu) — lưu chẩn đoán rồi sửa thành 1 để che.</w:t>
             </w:r>
           </w:p>
         </w:tc>
@@ -2648,10 +2707,10 @@
               <w:rPr>
                 <w:b/>
               </w:rPr>
-              <w:t>chưa áp DB</w:t>
-            </w:r>
-            <w:r>
-              <w:t xml:space="preserve">. Mẫu cấu hình </w:t>
+              <w:t>đã áp DB demo 02/10</w:t>
+            </w:r>
+            <w:r>
+              <w:t xml:space="preserve">, host chưa. Mẫu cấu hình </w:t>
             </w:r>
             <w:r>
               <w:rPr>
@@ -4788,17 +4847,17 @@
           <w:p>
             <w:r/>
             <w:r>
-              <w:t xml:space="preserve">API ở máy; GET đang trả 503 </w:t>
+              <w:t xml:space="preserve">API ở máy; script đã áp, đã chạy thật 02/10 (chứng từ thử </w:t>
             </w:r>
             <w:r>
               <w:rPr>
                 <w:rFonts w:ascii="Consolas" w:hAnsi="Consolas"/>
                 <w:sz w:val="19"/>
               </w:rPr>
-              <w:t>LOGISTICS_JOURNAL_SCRIPT_REQUIRED</w:t>
-            </w:r>
-            <w:r>
-              <w:t xml:space="preserve"> vì chưa áp script</w:t>
+              <w:t>GL0210202xx</w:t>
+            </w:r>
+            <w:r>
+              <w:t>, gỡ sạch)</w:t>
             </w:r>
           </w:p>
         </w:tc>
@@ -4956,10 +5015,10 @@
               <w:rPr>
                 <w:b/>
               </w:rPr>
-              <w:t>chưa áp</w:t>
-            </w:r>
-            <w:r>
-              <w:t>: lệnh áp từ máy bên em bị bộ an toàn chặn</w:t>
+              <w:t>đã áp</w:t>
+            </w:r>
+            <w:r>
+              <w:t xml:space="preserve"> (chủ dự án chạy, 02/10); D3 / D4 đọc lúc áp; đã chạy thật qua trang điều xe</w:t>
             </w:r>
           </w:p>
         </w:tc>
@@ -4970,23 +5029,16 @@
           <w:p>
             <w:r/>
             <w:r>
+              <w:t xml:space="preserve">xong ở DB demo; host: </w:t>
+            </w:r>
+            <w:r>
               <w:rPr>
                 <w:b/>
               </w:rPr>
-              <w:t>chủ dự án tự chạy</w:t>
-            </w:r>
-            <w:r>
-              <w:t xml:space="preserve"> (SSMS hoặc </w:t>
-            </w:r>
-            <w:r>
-              <w:rPr>
-                <w:rFonts w:ascii="Consolas" w:hAnsi="Consolas"/>
-                <w:sz w:val="19"/>
-              </w:rPr>
-              <w:t>sqlcmd</w:t>
-            </w:r>
-            <w:r>
-              <w:t>, HUONG_DAN 4.6)</w:t>
+              <w:t>cần quyền host</w:t>
+            </w:r>
+            <w:r>
+              <w:t xml:space="preserve"> (HUONG_DAN 4.6)</w:t>
             </w:r>
           </w:p>
         </w:tc>
